--- a/GUIA_DE_PRUEBAS_AZUR.docx
+++ b/GUIA_DE_PRUEBAS_AZUR.docx
@@ -4147,7 +4147,7 @@
           <w:color w:val="E20627"/>
           <w:sz w:val="32"/>
         </w:rPr>
-        <w:t>6. Comercial — Cotizaciones</w:t>
+        <w:t>6. Comercial — Cotizaciones (detallado)</w:t>
       </w:r>
     </w:p>
     <w:p>
@@ -4163,7 +4163,16 @@
         <w:rPr>
           <w:sz w:val="20"/>
         </w:rPr>
-        <w:t>Crear y negociar cotizaciones; al aprobarse se convierten en proyecto.</w:t>
+        <w:t>Es el punto de entrada del sistema. Aquí se arma el presupuesto de venta; al aprobarse, la cotización se convierte automáticamente en un proyecto.</w:t>
+      </w:r>
+    </w:p>
+    <w:p>
+      <w:r>
+        <w:rPr>
+          <w:color w:val="666666"/>
+          <w:sz w:val="20"/>
+        </w:rPr>
+        <w:t>La cotización se construye como un ÁRBOL de hasta 4 niveles (Partida general → Sub-partida → Actividad → Sub-actividad). La pantalla tiene, lado a lado, el CUADRO DE COSTOS (lo que cuesta hacerlo) y el CUADRO DE MARGEN (el precio que ve el cliente). Regla de oro: solo el ÚLTIMO nivel de cada rama (la 'hoja') captura unidad, cantidad, costo unitario y % de margen; los niveles superiores se BLOQUEAN y se calculan sumando a sus hijos.</w:t>
       </w:r>
     </w:p>
     <w:p>
@@ -4176,6 +4185,15 @@
           <w:sz w:val="26"/>
         </w:rPr>
         <w:t>6.1 Listado de cotizaciones</w:t>
+      </w:r>
+    </w:p>
+    <w:p>
+      <w:r>
+        <w:rPr>
+          <w:color w:val="666666"/>
+          <w:sz w:val="20"/>
+        </w:rPr>
+        <w:t>Tabla con código, proyecto, cliente, línea, estado (con color) y fecha.</w:t>
       </w:r>
     </w:p>
     <w:p>
@@ -4269,7 +4287,7 @@
                 <w:b w:val="0"/>
                 <w:sz w:val="19"/>
               </w:rPr>
-              <w:t>Abre el asistente para crear una cotización.</w:t>
+              <w:t>Abre el asistente de creación (datos generales).</w:t>
             </w:r>
           </w:p>
         </w:tc>
@@ -4301,7 +4319,7 @@
                 <w:b w:val="0"/>
                 <w:sz w:val="19"/>
               </w:rPr>
-              <w:t>Filtra por proyecto, código o asunto.</w:t>
+              <w:t>Filtra en el servidor por nombre de proyecto, código o asunto.</w:t>
             </w:r>
           </w:p>
         </w:tc>
@@ -4333,7 +4351,7 @@
                 <w:b w:val="0"/>
                 <w:sz w:val="19"/>
               </w:rPr>
-              <w:t>Abrir/Editar o Eliminar (solo si no fue aceptada).</w:t>
+              <w:t>Abrir/Editar la cotización, o Eliminar (solo si NO fue aceptada).</w:t>
             </w:r>
           </w:p>
         </w:tc>
@@ -4350,7 +4368,7 @@
                 <w:b w:val="0"/>
                 <w:sz w:val="19"/>
               </w:rPr>
-              <w:t>Paginación</w:t>
+              <w:t>Anterior / Siguiente</w:t>
             </w:r>
           </w:p>
         </w:tc>
@@ -4365,13 +4383,85 @@
                 <w:b w:val="0"/>
                 <w:sz w:val="19"/>
               </w:rPr>
-              <w:t>Anterior/Siguiente cuando hay muchas cotizaciones.</w:t>
+              <w:t>Paginación (20 por página) cuando hay muchas.</w:t>
             </w:r>
           </w:p>
         </w:tc>
       </w:tr>
     </w:tbl>
     <w:p/>
+    <w:p>
+      <w:r>
+        <w:rPr>
+          <w:b/>
+          <w:color w:val="BE1723"/>
+          <w:sz w:val="20"/>
+        </w:rPr>
+        <w:t>✅ Casos de prueba (hazlos y verifica el resultado):</w:t>
+      </w:r>
+    </w:p>
+    <w:p>
+      <w:pPr>
+        <w:pStyle w:val="ListBullet"/>
+      </w:pPr>
+      <w:r>
+        <w:rPr>
+          <w:sz w:val="20"/>
+        </w:rPr>
+        <w:t>Escribe en el buscador parte del nombre de un proyecto.</w:t>
+      </w:r>
+    </w:p>
+    <w:p>
+      <w:pPr>
+        <w:ind w:left="720"/>
+      </w:pPr>
+      <w:r>
+        <w:rPr>
+          <w:b/>
+          <w:color w:val="0A7D33"/>
+          <w:sz w:val="18"/>
+        </w:rPr>
+        <w:t xml:space="preserve">→ Resultado esperado: </w:t>
+      </w:r>
+      <w:r>
+        <w:rPr>
+          <w:color w:val="666666"/>
+          <w:sz w:val="18"/>
+        </w:rPr>
+        <w:t>La lista se filtra y la paginación se reinicia.</w:t>
+      </w:r>
+    </w:p>
+    <w:p>
+      <w:pPr>
+        <w:pStyle w:val="ListBullet"/>
+      </w:pPr>
+      <w:r>
+        <w:rPr>
+          <w:sz w:val="20"/>
+        </w:rPr>
+        <w:t>Abre el menú ⋮ de una cotización aceptada.</w:t>
+      </w:r>
+    </w:p>
+    <w:p>
+      <w:pPr>
+        <w:ind w:left="720"/>
+      </w:pPr>
+      <w:r>
+        <w:rPr>
+          <w:b/>
+          <w:color w:val="0A7D33"/>
+          <w:sz w:val="18"/>
+        </w:rPr>
+        <w:t xml:space="preserve">→ Resultado esperado: </w:t>
+      </w:r>
+      <w:r>
+        <w:rPr>
+          <w:color w:val="666666"/>
+          <w:sz w:val="18"/>
+        </w:rPr>
+        <w:t>La opción Eliminar NO aparece (ya generó proyecto).</w:t>
+      </w:r>
+    </w:p>
     <w:p>
       <w:r>
         <w:rPr>
@@ -4603,7 +4693,7 @@
           <w:color w:val="BE1723"/>
           <w:sz w:val="26"/>
         </w:rPr>
-        <w:t>6.2 Nueva cotización (datos generales)</w:t>
+        <w:t>6.2 Nueva cotización — datos generales (Paso 0 y 1)</w:t>
       </w:r>
     </w:p>
     <w:p>
@@ -4718,7 +4808,7 @@
                 <w:b w:val="0"/>
                 <w:sz w:val="19"/>
               </w:rPr>
-              <w:t>Cómo llegó el contacto (directo, recomendación, oficina, llamada).</w:t>
+              <w:t>Cómo llegó el contacto. Alimenta la reportería comercial.</w:t>
             </w:r>
           </w:p>
         </w:tc>
@@ -4733,7 +4823,7 @@
                 <w:b w:val="0"/>
                 <w:sz w:val="19"/>
               </w:rPr>
-              <w:t>Lista · obligatorio</w:t>
+              <w:t>Lista (directo/recomendación/oficina/llamada) · obligatorio</w:t>
             </w:r>
           </w:p>
         </w:tc>
@@ -4765,7 +4855,7 @@
                 <w:b w:val="0"/>
                 <w:sz w:val="19"/>
               </w:rPr>
-              <w:t>Cliente de la cotización; con el botón + creas uno al vuelo.</w:t>
+              <w:t>Cliente al que se cotiza. Con el botón + creas uno sin salir.</w:t>
             </w:r>
           </w:p>
         </w:tc>
@@ -4812,7 +4902,7 @@
                 <w:b w:val="0"/>
                 <w:sz w:val="19"/>
               </w:rPr>
-              <w:t>Carga la plantilla y catálogo correspondientes.</w:t>
+              <w:t>Define plantilla, catálogo e identidad (Azur Construcción / Cocina Pro / Mantenimiento).</w:t>
             </w:r>
           </w:p>
         </w:tc>
@@ -4859,7 +4949,7 @@
                 <w:b w:val="0"/>
                 <w:sz w:val="19"/>
               </w:rPr>
-              <w:t>Única de obra (Grande) / Programada de mantenimiento / Recurrencia (Chico).</w:t>
+              <w:t>Única de obra = proyecto Grande; Programada/Recurrencia = proyecto Chico (mantenimiento).</w:t>
             </w:r>
           </w:p>
         </w:tc>
@@ -4874,7 +4964,7 @@
                 <w:b w:val="0"/>
                 <w:sz w:val="19"/>
               </w:rPr>
-              <w:t>Lista</w:t>
+              <w:t>Lista · obligatorio</w:t>
             </w:r>
           </w:p>
         </w:tc>
@@ -4906,7 +4996,7 @@
                 <w:b w:val="0"/>
                 <w:sz w:val="19"/>
               </w:rPr>
-              <w:t>Nombre con el que se identificará.</w:t>
+              <w:t>Cómo se identificará el trabajo.</w:t>
             </w:r>
           </w:p>
         </w:tc>
@@ -4953,7 +5043,7 @@
                 <w:b w:val="0"/>
                 <w:sz w:val="19"/>
               </w:rPr>
-              <w:t>Breve descripción del trabajo.</w:t>
+              <w:t>Breve descripción (ej. 'instalación de viniles').</w:t>
             </w:r>
           </w:p>
         </w:tc>
@@ -5000,7 +5090,7 @@
                 <w:b w:val="0"/>
                 <w:sz w:val="19"/>
               </w:rPr>
-              <w:t>Busca la dirección o haz clic en el mapa para fijar el punto; rellena la ubicación.</w:t>
+              <w:t>Busca la dirección (tipo Google) o haz clic en el mapa; guarda la coordenada y rellena la ubicación.</w:t>
             </w:r>
           </w:p>
         </w:tc>
@@ -5047,7 +5137,7 @@
                 <w:b w:val="0"/>
                 <w:sz w:val="19"/>
               </w:rPr>
-              <w:t>Cuántos días es válida la cotización.</w:t>
+              <w:t>Días que la cotización es válida (dispara el aviso de 'por vencer').</w:t>
             </w:r>
           </w:p>
         </w:tc>
@@ -5094,7 +5184,7 @@
                 <w:b w:val="0"/>
                 <w:sz w:val="19"/>
               </w:rPr>
-              <w:t>Precarga condiciones/garantía editables (o página en blanco).</w:t>
+              <w:t>Precarga condiciones/servicios/garantía (editables) o 'página en blanco'.</w:t>
             </w:r>
           </w:p>
         </w:tc>
@@ -5117,26 +5207,24 @@
     </w:tbl>
     <w:p/>
     <w:p>
-      <w:pPr>
-        <w:pStyle w:val="Heading3"/>
-      </w:pPr>
       <w:r>
         <w:rPr>
-          <w:color w:val="333333"/>
-          <w:sz w:val="23"/>
+          <w:b/>
+          <w:color w:val="BE1723"/>
+          <w:sz w:val="20"/>
         </w:rPr>
-        <w:t>Paso a paso</w:t>
+        <w:t>✅ Casos de prueba (hazlos y verifica el resultado):</w:t>
       </w:r>
     </w:p>
     <w:p>
       <w:pPr>
-        <w:pStyle w:val="ListNumber"/>
+        <w:pStyle w:val="ListBullet"/>
       </w:pPr>
       <w:r>
         <w:rPr>
-          <w:sz w:val="21"/>
+          <w:sz w:val="20"/>
         </w:rPr>
-        <w:t>Llena los datos, ubica en el mapa y pulsa Crear y armar presupuesto.</w:t>
+        <w:t>Llena los datos, ubica en el mapa y pulsa 'Crear y armar presupuesto'.</w:t>
       </w:r>
     </w:p>
     <w:p>
@@ -5149,25 +5237,25 @@
           <w:color w:val="0A7D33"/>
           <w:sz w:val="18"/>
         </w:rPr>
-        <w:t xml:space="preserve">✓ Debes ver: </w:t>
+        <w:t xml:space="preserve">→ Resultado esperado: </w:t>
       </w:r>
       <w:r>
         <w:rPr>
           <w:color w:val="666666"/>
           <w:sz w:val="18"/>
         </w:rPr>
-        <w:t>Se crea con código COT-#### y abre el editor.</w:t>
+        <w:t>Se crea con código correlativo COT-#### y abre el editor.</w:t>
       </w:r>
     </w:p>
     <w:p>
       <w:pPr>
-        <w:pStyle w:val="ListNumber"/>
+        <w:pStyle w:val="ListBullet"/>
       </w:pPr>
       <w:r>
         <w:rPr>
-          <w:sz w:val="21"/>
+          <w:sz w:val="20"/>
         </w:rPr>
-        <w:t>Si el cliente no existe, pulsa + junto al selector y créalo (razón social, RUC).</w:t>
+        <w:t>Pulsa + junto a Cliente y crea uno nuevo (razón social + RUC de 11 dígitos).</w:t>
       </w:r>
     </w:p>
     <w:p>
@@ -5180,14 +5268,14 @@
           <w:color w:val="0A7D33"/>
           <w:sz w:val="18"/>
         </w:rPr>
-        <w:t xml:space="preserve">✓ Debes ver: </w:t>
+        <w:t xml:space="preserve">→ Resultado esperado: </w:t>
       </w:r>
       <w:r>
         <w:rPr>
           <w:color w:val="666666"/>
           <w:sz w:val="18"/>
         </w:rPr>
-        <w:t>Se agrega y queda seleccionado.</w:t>
+        <w:t>Queda creado y seleccionado; el RUC solo acepta números.</w:t>
       </w:r>
     </w:p>
     <w:p>
@@ -5421,23 +5509,7 @@
           <w:color w:val="BE1723"/>
           <w:sz w:val="26"/>
         </w:rPr>
-        <w:t>6.3 Editor de la cotización — Cuadro de costos y margen (árbol)</w:t>
-      </w:r>
-    </w:p>
-    <w:p>
-      <w:r>
-        <w:rPr>
-          <w:b/>
-          <w:color w:val="BE1723"/>
-          <w:sz w:val="20"/>
-        </w:rPr>
-        <w:t xml:space="preserve">Para qué sirve: </w:t>
-      </w:r>
-      <w:r>
-        <w:rPr>
-          <w:sz w:val="20"/>
-        </w:rPr>
-        <w:t>Armar el presupuesto en árbol de hasta 4 niveles, con costo y margen por partida.</w:t>
+        <w:t>6.3 Editor — árbol de costos y margen (el corazón)</w:t>
       </w:r>
     </w:p>
     <w:p>
@@ -5449,7 +5521,7 @@
           <w:color w:val="333333"/>
           <w:sz w:val="23"/>
         </w:rPr>
-        <w:t>Columnas de la tabla</w:t>
+        <w:t>Qué significa cada columna</w:t>
       </w:r>
     </w:p>
     <w:tbl>
@@ -5499,7 +5571,7 @@
                 <w:color w:val="FFFFFF"/>
                 <w:sz w:val="18"/>
               </w:rPr>
-              <w:t>Qué es</w:t>
+              <w:t>Qué es y de dónde sale</w:t>
             </w:r>
           </w:p>
         </w:tc>
@@ -5531,7 +5603,7 @@
                 <w:b w:val="0"/>
                 <w:sz w:val="19"/>
               </w:rPr>
-              <w:t>Numeración automática (1.0, 1.1, 1.1.1, 1.1.1.1).</w:t>
+              <w:t>Numeración automática según el nivel: 1.0 (partida general), 1.1 (sub-partida), 1.1.1 (actividad), 1.1.1.1 (sub-actividad).</w:t>
             </w:r>
           </w:p>
         </w:tc>
@@ -5563,7 +5635,7 @@
                 <w:b w:val="0"/>
                 <w:sz w:val="19"/>
               </w:rPr>
-              <w:t>Nombre de la partida/sub-partida/actividad.</w:t>
+              <w:t>Nombre editable de la fila.</w:t>
             </w:r>
           </w:p>
         </w:tc>
@@ -5595,7 +5667,7 @@
                 <w:b w:val="0"/>
                 <w:sz w:val="19"/>
               </w:rPr>
-              <w:t>Unidad, cantidad y costo unitario (solo en el último nivel).</w:t>
+              <w:t>Unidad, cantidad y costo unitario. SOLO se escriben en la hoja (último nivel).</w:t>
             </w:r>
           </w:p>
         </w:tc>
@@ -5612,7 +5684,7 @@
                 <w:b w:val="0"/>
                 <w:sz w:val="19"/>
               </w:rPr>
-              <w:t>Subtotal</w:t>
+              <w:t>Subtotal (costos)</w:t>
             </w:r>
           </w:p>
         </w:tc>
@@ -5627,7 +5699,7 @@
                 <w:b w:val="0"/>
                 <w:sz w:val="19"/>
               </w:rPr>
-              <w:t>Cantidad × costo unitario de la fila.</w:t>
+              <w:t>= Cantidad × Costo unitario. En niveles superiores = suma de hijos.</w:t>
             </w:r>
           </w:p>
         </w:tc>
@@ -5659,7 +5731,7 @@
                 <w:b w:val="0"/>
                 <w:sz w:val="19"/>
               </w:rPr>
-              <w:t>Margen por partida (ej. 30%).</w:t>
+              <w:t>Margen por partida (editable solo en la hoja). Mínimo sugerido 30%.</w:t>
             </w:r>
           </w:p>
         </w:tc>
@@ -5676,7 +5748,7 @@
                 <w:b w:val="0"/>
                 <w:sz w:val="19"/>
               </w:rPr>
-              <w:t>P. Unit</w:t>
+              <w:t>P. Unit (con margen)</w:t>
             </w:r>
           </w:p>
         </w:tc>
@@ -5691,7 +5763,7 @@
                 <w:b w:val="0"/>
                 <w:sz w:val="19"/>
               </w:rPr>
-              <w:t>Precio unitario = costo / (1 − margen).</w:t>
+              <w:t>Precio unitario = Costo unitario ÷ (1 − %margen).</w:t>
             </w:r>
           </w:p>
         </w:tc>
@@ -5708,7 +5780,7 @@
                 <w:b w:val="0"/>
                 <w:sz w:val="19"/>
               </w:rPr>
-              <w:t>Precio</w:t>
+              <w:t>Precio (subtotal c/margen)</w:t>
             </w:r>
           </w:p>
         </w:tc>
@@ -5723,7 +5795,526 @@
                 <w:b w:val="0"/>
                 <w:sz w:val="19"/>
               </w:rPr>
-              <w:t>Subtotal con margen (lo que ve el cliente).</w:t>
+              <w:t>= P. Unit × Cantidad. Es lo único que ve el cliente.</w:t>
+            </w:r>
+          </w:p>
+        </w:tc>
+      </w:tr>
+    </w:tbl>
+    <w:p/>
+    <w:p>
+      <w:pPr>
+        <w:ind w:left="288"/>
+      </w:pPr>
+      <w:r>
+        <w:rPr>
+          <w:b/>
+          <w:color w:val="E20627"/>
+          <w:sz w:val="19"/>
+        </w:rPr>
+        <w:t xml:space="preserve">⚠ Regla/validación: </w:t>
+      </w:r>
+      <w:r>
+        <w:rPr>
+          <w:sz w:val="19"/>
+        </w:rPr>
+        <w:t>Solo la hoja captura datos. Si una partida tiene hijos, sus celdas de unidad/cantidad/C.U./margen se BLOQUEAN y su valor es la suma de los hijos. El margen NUNCA es un costo: es la diferencia entre precio y costo.</w:t>
+      </w:r>
+    </w:p>
+    <w:p>
+      <w:r>
+        <w:rPr>
+          <w:color w:val="666666"/>
+          <w:sz w:val="20"/>
+        </w:rPr>
+        <w:t>Fórmulas exactas que usa el sistema:</w:t>
+      </w:r>
+    </w:p>
+    <w:tbl>
+      <w:tblPr>
+        <w:tblStyle w:val="TableGrid"/>
+        <w:tblW w:type="auto" w:w="0"/>
+        <w:tblLook w:firstColumn="1" w:firstRow="1" w:lastColumn="0" w:lastRow="0" w:noHBand="0" w:noVBand="1" w:val="04A0"/>
+      </w:tblPr>
+      <w:tblGrid>
+        <w:gridCol w:w="4320"/>
+        <w:gridCol w:w="4320"/>
+      </w:tblGrid>
+      <w:tr>
+        <w:tc>
+          <w:tcPr>
+            <w:tcW w:type="dxa" w:w="4320"/>
+            <w:shd w:val="clear" w:fill="BE1723"/>
+          </w:tcPr>
+          <w:p>
+            <w:pPr>
+              <w:jc w:val="center"/>
+            </w:pPr>
+            <w:r/>
+            <w:r>
+              <w:rPr>
+                <w:b/>
+                <w:color w:val="FFFFFF"/>
+                <w:sz w:val="18"/>
+              </w:rPr>
+              <w:t>Concepto</w:t>
+            </w:r>
+          </w:p>
+        </w:tc>
+        <w:tc>
+          <w:tcPr>
+            <w:tcW w:type="dxa" w:w="4320"/>
+            <w:shd w:val="clear" w:fill="BE1723"/>
+          </w:tcPr>
+          <w:p>
+            <w:pPr>
+              <w:jc w:val="center"/>
+            </w:pPr>
+            <w:r/>
+            <w:r>
+              <w:rPr>
+                <w:b/>
+                <w:color w:val="FFFFFF"/>
+                <w:sz w:val="18"/>
+              </w:rPr>
+              <w:t>Fórmula</w:t>
+            </w:r>
+          </w:p>
+        </w:tc>
+      </w:tr>
+      <w:tr>
+        <w:tc>
+          <w:tcPr>
+            <w:tcW w:type="dxa" w:w="4320"/>
+          </w:tcPr>
+          <w:p>
+            <w:r/>
+            <w:r>
+              <w:rPr>
+                <w:b w:val="0"/>
+                <w:sz w:val="19"/>
+              </w:rPr>
+              <w:t>Precio unitario</w:t>
+            </w:r>
+          </w:p>
+        </w:tc>
+        <w:tc>
+          <w:tcPr>
+            <w:tcW w:type="dxa" w:w="4320"/>
+          </w:tcPr>
+          <w:p>
+            <w:r/>
+            <w:r>
+              <w:rPr>
+                <w:b w:val="0"/>
+                <w:sz w:val="19"/>
+              </w:rPr>
+              <w:t>C.U. ÷ (1 − %margen)</w:t>
+            </w:r>
+          </w:p>
+        </w:tc>
+      </w:tr>
+      <w:tr>
+        <w:tc>
+          <w:tcPr>
+            <w:tcW w:type="dxa" w:w="4320"/>
+          </w:tcPr>
+          <w:p>
+            <w:r/>
+            <w:r>
+              <w:rPr>
+                <w:b w:val="0"/>
+                <w:sz w:val="19"/>
+              </w:rPr>
+              <w:t>Margen (monto)</w:t>
+            </w:r>
+          </w:p>
+        </w:tc>
+        <w:tc>
+          <w:tcPr>
+            <w:tcW w:type="dxa" w:w="4320"/>
+          </w:tcPr>
+          <w:p>
+            <w:r/>
+            <w:r>
+              <w:rPr>
+                <w:b w:val="0"/>
+                <w:sz w:val="19"/>
+              </w:rPr>
+              <w:t>(Precio unitario − C.U.) × Cantidad</w:t>
+            </w:r>
+          </w:p>
+        </w:tc>
+      </w:tr>
+      <w:tr>
+        <w:tc>
+          <w:tcPr>
+            <w:tcW w:type="dxa" w:w="4320"/>
+          </w:tcPr>
+          <w:p>
+            <w:r/>
+            <w:r>
+              <w:rPr>
+                <w:b w:val="0"/>
+                <w:sz w:val="19"/>
+              </w:rPr>
+              <w:t>Precio (subtotal con margen)</w:t>
+            </w:r>
+          </w:p>
+        </w:tc>
+        <w:tc>
+          <w:tcPr>
+            <w:tcW w:type="dxa" w:w="4320"/>
+          </w:tcPr>
+          <w:p>
+            <w:r/>
+            <w:r>
+              <w:rPr>
+                <w:b w:val="0"/>
+                <w:sz w:val="19"/>
+              </w:rPr>
+              <w:t>Precio unitario × Cantidad</w:t>
+            </w:r>
+          </w:p>
+        </w:tc>
+      </w:tr>
+      <w:tr>
+        <w:tc>
+          <w:tcPr>
+            <w:tcW w:type="dxa" w:w="4320"/>
+          </w:tcPr>
+          <w:p>
+            <w:r/>
+            <w:r>
+              <w:rPr>
+                <w:b w:val="0"/>
+                <w:sz w:val="19"/>
+              </w:rPr>
+              <w:t>Total de un nivel superior</w:t>
+            </w:r>
+          </w:p>
+        </w:tc>
+        <w:tc>
+          <w:tcPr>
+            <w:tcW w:type="dxa" w:w="4320"/>
+          </w:tcPr>
+          <w:p>
+            <w:r/>
+            <w:r>
+              <w:rPr>
+                <w:b w:val="0"/>
+                <w:sz w:val="19"/>
+              </w:rPr>
+              <w:t>Suma de los precios de sus hijos</w:t>
+            </w:r>
+          </w:p>
+        </w:tc>
+      </w:tr>
+    </w:tbl>
+    <w:p/>
+    <w:p>
+      <w:r>
+        <w:rPr>
+          <w:b/>
+          <w:color w:val="0A7D33"/>
+          <w:sz w:val="19"/>
+        </w:rPr>
+        <w:t>📐 Ejemplo: Actividad de concreto con 10% de margen</w:t>
+      </w:r>
+    </w:p>
+    <w:tbl>
+      <w:tblPr>
+        <w:tblStyle w:val="TableGrid"/>
+        <w:tblW w:type="auto" w:w="0"/>
+        <w:tblLook w:firstColumn="1" w:firstRow="1" w:lastColumn="0" w:lastRow="0" w:noHBand="0" w:noVBand="1" w:val="04A0"/>
+      </w:tblPr>
+      <w:tblGrid>
+        <w:gridCol w:w="4320"/>
+        <w:gridCol w:w="4320"/>
+      </w:tblGrid>
+      <w:tr>
+        <w:tc>
+          <w:tcPr>
+            <w:tcW w:type="dxa" w:w="4320"/>
+            <w:shd w:val="clear" w:fill="0A7D33"/>
+          </w:tcPr>
+          <w:p>
+            <w:pPr>
+              <w:jc w:val="center"/>
+            </w:pPr>
+            <w:r/>
+            <w:r>
+              <w:rPr>
+                <w:b/>
+                <w:color w:val="FFFFFF"/>
+                <w:sz w:val="17"/>
+              </w:rPr>
+              <w:t>Dato</w:t>
+            </w:r>
+          </w:p>
+        </w:tc>
+        <w:tc>
+          <w:tcPr>
+            <w:tcW w:type="dxa" w:w="4320"/>
+            <w:shd w:val="clear" w:fill="0A7D33"/>
+          </w:tcPr>
+          <w:p>
+            <w:pPr>
+              <w:jc w:val="center"/>
+            </w:pPr>
+            <w:r/>
+            <w:r>
+              <w:rPr>
+                <w:b/>
+                <w:color w:val="FFFFFF"/>
+                <w:sz w:val="17"/>
+              </w:rPr>
+              <w:t>Valor</w:t>
+            </w:r>
+          </w:p>
+        </w:tc>
+      </w:tr>
+      <w:tr>
+        <w:tc>
+          <w:tcPr>
+            <w:tcW w:type="dxa" w:w="4320"/>
+          </w:tcPr>
+          <w:p>
+            <w:r/>
+            <w:r>
+              <w:rPr>
+                <w:b w:val="0"/>
+                <w:sz w:val="18"/>
+              </w:rPr>
+              <w:t>Cantidad</w:t>
+            </w:r>
+          </w:p>
+        </w:tc>
+        <w:tc>
+          <w:tcPr>
+            <w:tcW w:type="dxa" w:w="4320"/>
+          </w:tcPr>
+          <w:p>
+            <w:pPr>
+              <w:jc w:val="right"/>
+            </w:pPr>
+            <w:r/>
+            <w:r>
+              <w:rPr>
+                <w:b w:val="0"/>
+                <w:sz w:val="18"/>
+              </w:rPr>
+              <w:t>30 m³</w:t>
+            </w:r>
+          </w:p>
+        </w:tc>
+      </w:tr>
+      <w:tr>
+        <w:tc>
+          <w:tcPr>
+            <w:tcW w:type="dxa" w:w="4320"/>
+          </w:tcPr>
+          <w:p>
+            <w:r/>
+            <w:r>
+              <w:rPr>
+                <w:b w:val="0"/>
+                <w:sz w:val="18"/>
+              </w:rPr>
+              <w:t>Costo unitario</w:t>
+            </w:r>
+          </w:p>
+        </w:tc>
+        <w:tc>
+          <w:tcPr>
+            <w:tcW w:type="dxa" w:w="4320"/>
+          </w:tcPr>
+          <w:p>
+            <w:pPr>
+              <w:jc w:val="right"/>
+            </w:pPr>
+            <w:r/>
+            <w:r>
+              <w:rPr>
+                <w:b w:val="0"/>
+                <w:sz w:val="18"/>
+              </w:rPr>
+              <w:t>S/ 4,500.00</w:t>
+            </w:r>
+          </w:p>
+        </w:tc>
+      </w:tr>
+      <w:tr>
+        <w:tc>
+          <w:tcPr>
+            <w:tcW w:type="dxa" w:w="4320"/>
+          </w:tcPr>
+          <w:p>
+            <w:r/>
+            <w:r>
+              <w:rPr>
+                <w:b w:val="0"/>
+                <w:sz w:val="18"/>
+              </w:rPr>
+              <w:t>Subtotal de costo (30×4500)</w:t>
+            </w:r>
+          </w:p>
+        </w:tc>
+        <w:tc>
+          <w:tcPr>
+            <w:tcW w:type="dxa" w:w="4320"/>
+          </w:tcPr>
+          <w:p>
+            <w:pPr>
+              <w:jc w:val="right"/>
+            </w:pPr>
+            <w:r/>
+            <w:r>
+              <w:rPr>
+                <w:b w:val="0"/>
+                <w:sz w:val="18"/>
+              </w:rPr>
+              <w:t>S/ 135,000.00</w:t>
+            </w:r>
+          </w:p>
+        </w:tc>
+      </w:tr>
+      <w:tr>
+        <w:tc>
+          <w:tcPr>
+            <w:tcW w:type="dxa" w:w="4320"/>
+          </w:tcPr>
+          <w:p>
+            <w:r/>
+            <w:r>
+              <w:rPr>
+                <w:b w:val="0"/>
+                <w:sz w:val="18"/>
+              </w:rPr>
+              <w:t>% Margen</w:t>
+            </w:r>
+          </w:p>
+        </w:tc>
+        <w:tc>
+          <w:tcPr>
+            <w:tcW w:type="dxa" w:w="4320"/>
+          </w:tcPr>
+          <w:p>
+            <w:pPr>
+              <w:jc w:val="right"/>
+            </w:pPr>
+            <w:r/>
+            <w:r>
+              <w:rPr>
+                <w:b w:val="0"/>
+                <w:sz w:val="18"/>
+              </w:rPr>
+              <w:t>10%</w:t>
+            </w:r>
+          </w:p>
+        </w:tc>
+      </w:tr>
+      <w:tr>
+        <w:tc>
+          <w:tcPr>
+            <w:tcW w:type="dxa" w:w="4320"/>
+          </w:tcPr>
+          <w:p>
+            <w:r/>
+            <w:r>
+              <w:rPr>
+                <w:b w:val="0"/>
+                <w:sz w:val="18"/>
+              </w:rPr>
+              <w:t>Precio unitario (4500 ÷ 0.9)</w:t>
+            </w:r>
+          </w:p>
+        </w:tc>
+        <w:tc>
+          <w:tcPr>
+            <w:tcW w:type="dxa" w:w="4320"/>
+          </w:tcPr>
+          <w:p>
+            <w:pPr>
+              <w:jc w:val="right"/>
+            </w:pPr>
+            <w:r/>
+            <w:r>
+              <w:rPr>
+                <w:b w:val="0"/>
+                <w:sz w:val="18"/>
+              </w:rPr>
+              <w:t>S/ 5,000.00</w:t>
+            </w:r>
+          </w:p>
+        </w:tc>
+      </w:tr>
+      <w:tr>
+        <w:tc>
+          <w:tcPr>
+            <w:tcW w:type="dxa" w:w="4320"/>
+          </w:tcPr>
+          <w:p>
+            <w:r/>
+            <w:r>
+              <w:rPr>
+                <w:b w:val="0"/>
+                <w:sz w:val="18"/>
+              </w:rPr>
+              <w:t>Margen monto ((5000−4500)×30)</w:t>
+            </w:r>
+          </w:p>
+        </w:tc>
+        <w:tc>
+          <w:tcPr>
+            <w:tcW w:type="dxa" w:w="4320"/>
+          </w:tcPr>
+          <w:p>
+            <w:pPr>
+              <w:jc w:val="right"/>
+            </w:pPr>
+            <w:r/>
+            <w:r>
+              <w:rPr>
+                <w:b w:val="0"/>
+                <w:sz w:val="18"/>
+              </w:rPr>
+              <w:t>S/ 15,000.00</w:t>
+            </w:r>
+          </w:p>
+        </w:tc>
+      </w:tr>
+      <w:tr>
+        <w:tc>
+          <w:tcPr>
+            <w:tcW w:type="dxa" w:w="4320"/>
+          </w:tcPr>
+          <w:p>
+            <w:r/>
+            <w:r>
+              <w:rPr>
+                <w:b w:val="0"/>
+                <w:sz w:val="18"/>
+              </w:rPr>
+              <w:t>Precio con margen (5000×30)</w:t>
+            </w:r>
+          </w:p>
+        </w:tc>
+        <w:tc>
+          <w:tcPr>
+            <w:tcW w:type="dxa" w:w="4320"/>
+          </w:tcPr>
+          <w:p>
+            <w:pPr>
+              <w:jc w:val="right"/>
+            </w:pPr>
+            <w:r/>
+            <w:r>
+              <w:rPr>
+                <w:b w:val="0"/>
+                <w:sz w:val="18"/>
+              </w:rPr>
+              <w:t>S/ 150,000.00</w:t>
             </w:r>
           </w:p>
         </w:tc>
@@ -5821,7 +6412,7 @@
                 <w:b w:val="0"/>
                 <w:sz w:val="19"/>
               </w:rPr>
-              <w:t>Abre el selector de catálogo (buscar o crear en blanco) para una partida de nivel 1.</w:t>
+              <w:t>Abre el selector de catálogo para crear una partida de nivel 1.</w:t>
             </w:r>
           </w:p>
         </w:tc>
@@ -5838,7 +6429,7 @@
                 <w:b w:val="0"/>
                 <w:sz w:val="19"/>
               </w:rPr>
-              <w:t>+ (en una fila)</w:t>
+              <w:t>+ (icono en la fila)</w:t>
             </w:r>
           </w:p>
         </w:tc>
@@ -5853,7 +6444,7 @@
                 <w:b w:val="0"/>
                 <w:sz w:val="19"/>
               </w:rPr>
-              <w:t>Agrega un hijo (sub-partida → actividad → sub-actividad), hasta 4 niveles.</w:t>
+              <w:t>Agrega un hijo del nivel siguiente (hasta el nivel 4).</w:t>
             </w:r>
           </w:p>
         </w:tc>
@@ -5885,7 +6476,7 @@
                 <w:b w:val="0"/>
                 <w:sz w:val="19"/>
               </w:rPr>
-              <w:t>Abre el desglose del costo unitario por componentes.</w:t>
+              <w:t>Abre el desglose del costo unitario (ver 6.4). Si la partida tiene APU, el C.U. queda en rojo y de solo lectura.</w:t>
             </w:r>
           </w:p>
         </w:tc>
@@ -5917,7 +6508,7 @@
                 <w:b w:val="0"/>
                 <w:sz w:val="19"/>
               </w:rPr>
-              <w:t>Elimina la fila (y sus hijos).</w:t>
+              <w:t>Elimina la fila y todos sus hijos.</w:t>
             </w:r>
           </w:p>
         </w:tc>
@@ -5949,7 +6540,7 @@
                 <w:b w:val="0"/>
                 <w:sz w:val="19"/>
               </w:rPr>
-              <w:t>Lista las partidas del catálogo con código y precio; las que dicen APU traen su desglose.</w:t>
+              <w:t>Buscador por código/descripción; cada ítem muestra su precio y un distintivo 'APU' si trae desglose. También 'Crear en blanco'.</w:t>
             </w:r>
           </w:p>
         </w:tc>
@@ -5957,26 +6548,24 @@
     </w:tbl>
     <w:p/>
     <w:p>
-      <w:pPr>
-        <w:pStyle w:val="Heading3"/>
-      </w:pPr>
       <w:r>
         <w:rPr>
-          <w:color w:val="333333"/>
-          <w:sz w:val="23"/>
+          <w:b/>
+          <w:color w:val="BE1723"/>
+          <w:sz w:val="20"/>
         </w:rPr>
-        <w:t>Paso a paso</w:t>
+        <w:t>✅ Casos de prueba (hazlos y verifica el resultado):</w:t>
       </w:r>
     </w:p>
     <w:p>
       <w:pPr>
-        <w:pStyle w:val="ListNumber"/>
+        <w:pStyle w:val="ListBullet"/>
       </w:pPr>
       <w:r>
         <w:rPr>
-          <w:sz w:val="21"/>
+          <w:sz w:val="20"/>
         </w:rPr>
-        <w:t>Pulsa Agregar partida y elige una del catálogo (o crea en blanco).</w:t>
+        <w:t>Pulsa 'Agregar partida' y elige del catálogo una con distintivo APU (ej. Concreto f'c=210).</w:t>
       </w:r>
     </w:p>
     <w:p>
@@ -5989,25 +6578,25 @@
           <w:color w:val="0A7D33"/>
           <w:sz w:val="18"/>
         </w:rPr>
-        <w:t xml:space="preserve">✓ Debes ver: </w:t>
+        <w:t xml:space="preserve">→ Resultado esperado: </w:t>
       </w:r>
       <w:r>
         <w:rPr>
           <w:color w:val="666666"/>
           <w:sz w:val="18"/>
         </w:rPr>
-        <w:t>Se agrega; si tiene APU, el costo unitario se calcula solo.</w:t>
+        <w:t>Se agrega con su C.U. ya calculado desde el APU y el icono de capas queda en rojo.</w:t>
       </w:r>
     </w:p>
     <w:p>
       <w:pPr>
-        <w:pStyle w:val="ListNumber"/>
+        <w:pStyle w:val="ListBullet"/>
       </w:pPr>
       <w:r>
         <w:rPr>
-          <w:sz w:val="21"/>
+          <w:sz w:val="20"/>
         </w:rPr>
-        <w:t>Con + crea sub-partidas y actividades; escribe unidad, cantidad, C. unitario y % de margen en las hojas.</w:t>
+        <w:t>Con el + crea una sub-partida, luego una actividad y una sub-actividad.</w:t>
       </w:r>
     </w:p>
     <w:p>
@@ -6020,14 +6609,76 @@
           <w:color w:val="0A7D33"/>
           <w:sz w:val="18"/>
         </w:rPr>
-        <w:t xml:space="preserve">✓ Debes ver: </w:t>
+        <w:t xml:space="preserve">→ Resultado esperado: </w:t>
       </w:r>
       <w:r>
         <w:rPr>
           <w:color w:val="666666"/>
           <w:sz w:val="18"/>
         </w:rPr>
-        <w:t>Subtotal, P. unitario y Precio se recalculan al instante; los niveles superiores suman a sus hijos.</w:t>
+        <w:t>La numeración se arma sola: 1.1, 1.1.1, 1.1.1.1; no deja pasar del nivel 4.</w:t>
+      </w:r>
+    </w:p>
+    <w:p>
+      <w:pPr>
+        <w:pStyle w:val="ListBullet"/>
+      </w:pPr>
+      <w:r>
+        <w:rPr>
+          <w:sz w:val="20"/>
+        </w:rPr>
+        <w:t>En una hoja escribe Cantidad 30, C.U. 4500 y % margen 10.</w:t>
+      </w:r>
+    </w:p>
+    <w:p>
+      <w:pPr>
+        <w:ind w:left="720"/>
+      </w:pPr>
+      <w:r>
+        <w:rPr>
+          <w:b/>
+          <w:color w:val="0A7D33"/>
+          <w:sz w:val="18"/>
+        </w:rPr>
+        <w:t xml:space="preserve">→ Resultado esperado: </w:t>
+      </w:r>
+      <w:r>
+        <w:rPr>
+          <w:color w:val="666666"/>
+          <w:sz w:val="18"/>
+        </w:rPr>
+        <w:t>Subtotal 135,000; P.Unit 5,000; Precio 150,000 al instante.</w:t>
+      </w:r>
+    </w:p>
+    <w:p>
+      <w:pPr>
+        <w:pStyle w:val="ListBullet"/>
+      </w:pPr>
+      <w:r>
+        <w:rPr>
+          <w:sz w:val="20"/>
+        </w:rPr>
+        <w:t>Intenta escribir cantidad/C.U. en una partida que tiene hijos.</w:t>
+      </w:r>
+    </w:p>
+    <w:p>
+      <w:pPr>
+        <w:ind w:left="720"/>
+      </w:pPr>
+      <w:r>
+        <w:rPr>
+          <w:b/>
+          <w:color w:val="0A7D33"/>
+          <w:sz w:val="18"/>
+        </w:rPr>
+        <w:t xml:space="preserve">→ Resultado esperado: </w:t>
+      </w:r>
+      <w:r>
+        <w:rPr>
+          <w:color w:val="666666"/>
+          <w:sz w:val="18"/>
+        </w:rPr>
+        <w:t>No se puede: esos campos están bloqueados y muestran la suma de los hijos.</w:t>
       </w:r>
     </w:p>
     <w:p>
@@ -6250,6 +6901,64 @@
           </w:p>
         </w:tc>
       </w:tr>
+      <w:tr>
+        <w:tc>
+          <w:tcPr>
+            <w:tcW w:type="dxa" w:w="2736"/>
+          </w:tcPr>
+          <w:p>
+            <w:r/>
+            <w:r>
+              <w:rPr>
+                <w:b w:val="0"/>
+                <w:sz w:val="20"/>
+              </w:rPr>
+            </w:r>
+          </w:p>
+        </w:tc>
+        <w:tc>
+          <w:tcPr>
+            <w:tcW w:type="dxa" w:w="1584"/>
+          </w:tcPr>
+          <w:p>
+            <w:r/>
+            <w:r>
+              <w:rPr>
+                <w:b w:val="0"/>
+                <w:sz w:val="20"/>
+              </w:rPr>
+            </w:r>
+          </w:p>
+        </w:tc>
+        <w:tc>
+          <w:tcPr>
+            <w:tcW w:type="dxa" w:w="1728"/>
+          </w:tcPr>
+          <w:p>
+            <w:r/>
+            <w:r>
+              <w:rPr>
+                <w:b w:val="0"/>
+                <w:sz w:val="20"/>
+              </w:rPr>
+            </w:r>
+          </w:p>
+        </w:tc>
+        <w:tc>
+          <w:tcPr>
+            <w:tcW w:type="dxa" w:w="3312"/>
+          </w:tcPr>
+          <w:p>
+            <w:r/>
+            <w:r>
+              <w:rPr>
+                <w:b w:val="0"/>
+                <w:sz w:val="20"/>
+              </w:rPr>
+            </w:r>
+          </w:p>
+        </w:tc>
+      </w:tr>
     </w:tbl>
     <w:p/>
     <w:p>
@@ -6261,7 +6970,23 @@
           <w:color w:val="BE1723"/>
           <w:sz w:val="26"/>
         </w:rPr>
-        <w:t>6.4 Detallar APU (desglose del costo)</w:t>
+        <w:t>6.4 Detallar APU (Análisis de Precios Unitarios)</w:t>
+      </w:r>
+    </w:p>
+    <w:p>
+      <w:r>
+        <w:rPr>
+          <w:b/>
+          <w:color w:val="BE1723"/>
+          <w:sz w:val="20"/>
+        </w:rPr>
+        <w:t xml:space="preserve">Para qué sirve: </w:t>
+      </w:r>
+      <w:r>
+        <w:rPr>
+          <w:sz w:val="20"/>
+        </w:rPr>
+        <w:t>Construir el costo unitario de una partida a partir de sus componentes (mano de obra, materiales, equipos, subcontratos, gastos generales). El C.U. de la partida pasa a ser la suma de los componentes.</w:t>
       </w:r>
     </w:p>
     <w:p>
@@ -6376,7 +7101,7 @@
                 <w:b w:val="0"/>
                 <w:sz w:val="19"/>
               </w:rPr>
-              <w:t>Mano de obra / Materiales / Equipos / Subcontratos / Gastos generales.</w:t>
+              <w:t>Categoría del componente.</w:t>
             </w:r>
           </w:p>
         </w:tc>
@@ -6391,7 +7116,7 @@
                 <w:b w:val="0"/>
                 <w:sz w:val="19"/>
               </w:rPr>
-              <w:t>Lista</w:t>
+              <w:t>Lista (mano de obra/materiales/equipos/subcontratos/GG)</w:t>
             </w:r>
           </w:p>
         </w:tc>
@@ -6423,7 +7148,7 @@
                 <w:b w:val="0"/>
                 <w:sz w:val="19"/>
               </w:rPr>
-              <w:t>Insumo o recurso.</w:t>
+              <w:t>Insumo o recurso (ej. 'Cemento Portland').</w:t>
             </w:r>
           </w:p>
         </w:tc>
@@ -6470,7 +7195,7 @@
                 <w:b w:val="0"/>
                 <w:sz w:val="19"/>
               </w:rPr>
-              <w:t>Unidad del componente.</w:t>
+              <w:t>Unidad del componente (bls, m³, hh…).</w:t>
             </w:r>
           </w:p>
         </w:tc>
@@ -6517,7 +7242,7 @@
                 <w:b w:val="0"/>
                 <w:sz w:val="19"/>
               </w:rPr>
-              <w:t>Cantidad por unidad de partida.</w:t>
+              <w:t>Cuánto de ese insumo entra por UNA unidad de la partida.</w:t>
             </w:r>
           </w:p>
         </w:tc>
@@ -6611,7 +7336,7 @@
                 <w:b w:val="0"/>
                 <w:sz w:val="19"/>
               </w:rPr>
-              <w:t>Opcionales, para mano de obra.</w:t>
+              <w:t>Opcionales, de referencia para mano de obra.</w:t>
             </w:r>
           </w:p>
         </w:tc>
@@ -6627,6 +7352,280 @@
                 <w:sz w:val="19"/>
               </w:rPr>
               <w:t>Número</w:t>
+            </w:r>
+          </w:p>
+        </w:tc>
+      </w:tr>
+    </w:tbl>
+    <w:p/>
+    <w:p>
+      <w:r>
+        <w:rPr>
+          <w:b/>
+          <w:color w:val="0A7D33"/>
+          <w:sz w:val="19"/>
+        </w:rPr>
+        <w:t>📐 Ejemplo: APU de 1 m³ de concreto (C.U. resultante = suma de parciales)</w:t>
+      </w:r>
+    </w:p>
+    <w:tbl>
+      <w:tblPr>
+        <w:tblStyle w:val="TableGrid"/>
+        <w:tblW w:type="auto" w:w="0"/>
+        <w:tblLook w:firstColumn="1" w:firstRow="1" w:lastColumn="0" w:lastRow="0" w:noHBand="0" w:noVBand="1" w:val="04A0"/>
+      </w:tblPr>
+      <w:tblGrid>
+        <w:gridCol w:w="4320"/>
+        <w:gridCol w:w="4320"/>
+      </w:tblGrid>
+      <w:tr>
+        <w:tc>
+          <w:tcPr>
+            <w:tcW w:type="dxa" w:w="4320"/>
+            <w:shd w:val="clear" w:fill="0A7D33"/>
+          </w:tcPr>
+          <w:p>
+            <w:pPr>
+              <w:jc w:val="center"/>
+            </w:pPr>
+            <w:r/>
+            <w:r>
+              <w:rPr>
+                <w:b/>
+                <w:color w:val="FFFFFF"/>
+                <w:sz w:val="17"/>
+              </w:rPr>
+              <w:t>Componente</w:t>
+            </w:r>
+          </w:p>
+        </w:tc>
+        <w:tc>
+          <w:tcPr>
+            <w:tcW w:type="dxa" w:w="4320"/>
+            <w:shd w:val="clear" w:fill="0A7D33"/>
+          </w:tcPr>
+          <w:p>
+            <w:pPr>
+              <w:jc w:val="center"/>
+            </w:pPr>
+            <w:r/>
+            <w:r>
+              <w:rPr>
+                <w:b/>
+                <w:color w:val="FFFFFF"/>
+                <w:sz w:val="17"/>
+              </w:rPr>
+              <w:t>Cant × Precio = Parcial</w:t>
+            </w:r>
+          </w:p>
+        </w:tc>
+      </w:tr>
+      <w:tr>
+        <w:tc>
+          <w:tcPr>
+            <w:tcW w:type="dxa" w:w="4320"/>
+          </w:tcPr>
+          <w:p>
+            <w:r/>
+            <w:r>
+              <w:rPr>
+                <w:b w:val="0"/>
+                <w:sz w:val="18"/>
+              </w:rPr>
+              <w:t>Cemento (materiales)</w:t>
+            </w:r>
+          </w:p>
+        </w:tc>
+        <w:tc>
+          <w:tcPr>
+            <w:tcW w:type="dxa" w:w="4320"/>
+          </w:tcPr>
+          <w:p>
+            <w:pPr>
+              <w:jc w:val="right"/>
+            </w:pPr>
+            <w:r/>
+            <w:r>
+              <w:rPr>
+                <w:b w:val="0"/>
+                <w:sz w:val="18"/>
+              </w:rPr>
+              <w:t>9 bls × 32.5 = 292.50</w:t>
+            </w:r>
+          </w:p>
+        </w:tc>
+      </w:tr>
+      <w:tr>
+        <w:tc>
+          <w:tcPr>
+            <w:tcW w:type="dxa" w:w="4320"/>
+          </w:tcPr>
+          <w:p>
+            <w:r/>
+            <w:r>
+              <w:rPr>
+                <w:b w:val="0"/>
+                <w:sz w:val="18"/>
+              </w:rPr>
+              <w:t>Arena gruesa</w:t>
+            </w:r>
+          </w:p>
+        </w:tc>
+        <w:tc>
+          <w:tcPr>
+            <w:tcW w:type="dxa" w:w="4320"/>
+          </w:tcPr>
+          <w:p>
+            <w:pPr>
+              <w:jc w:val="right"/>
+            </w:pPr>
+            <w:r/>
+            <w:r>
+              <w:rPr>
+                <w:b w:val="0"/>
+                <w:sz w:val="18"/>
+              </w:rPr>
+              <w:t>0.5 m³ × 65 = 32.50</w:t>
+            </w:r>
+          </w:p>
+        </w:tc>
+      </w:tr>
+      <w:tr>
+        <w:tc>
+          <w:tcPr>
+            <w:tcW w:type="dxa" w:w="4320"/>
+          </w:tcPr>
+          <w:p>
+            <w:r/>
+            <w:r>
+              <w:rPr>
+                <w:b w:val="0"/>
+                <w:sz w:val="18"/>
+              </w:rPr>
+              <w:t>Piedra chancada</w:t>
+            </w:r>
+          </w:p>
+        </w:tc>
+        <w:tc>
+          <w:tcPr>
+            <w:tcW w:type="dxa" w:w="4320"/>
+          </w:tcPr>
+          <w:p>
+            <w:pPr>
+              <w:jc w:val="right"/>
+            </w:pPr>
+            <w:r/>
+            <w:r>
+              <w:rPr>
+                <w:b w:val="0"/>
+                <w:sz w:val="18"/>
+              </w:rPr>
+              <w:t>0.55 m³ × 75 = 41.25</w:t>
+            </w:r>
+          </w:p>
+        </w:tc>
+      </w:tr>
+      <w:tr>
+        <w:tc>
+          <w:tcPr>
+            <w:tcW w:type="dxa" w:w="4320"/>
+          </w:tcPr>
+          <w:p>
+            <w:r/>
+            <w:r>
+              <w:rPr>
+                <w:b w:val="0"/>
+                <w:sz w:val="18"/>
+              </w:rPr>
+              <w:t>Cuadrilla concreto (MO)</w:t>
+            </w:r>
+          </w:p>
+        </w:tc>
+        <w:tc>
+          <w:tcPr>
+            <w:tcW w:type="dxa" w:w="4320"/>
+          </w:tcPr>
+          <w:p>
+            <w:pPr>
+              <w:jc w:val="right"/>
+            </w:pPr>
+            <w:r/>
+            <w:r>
+              <w:rPr>
+                <w:b w:val="0"/>
+                <w:sz w:val="18"/>
+              </w:rPr>
+              <w:t>2.5 hh × 20 = 50.00</w:t>
+            </w:r>
+          </w:p>
+        </w:tc>
+      </w:tr>
+      <w:tr>
+        <w:tc>
+          <w:tcPr>
+            <w:tcW w:type="dxa" w:w="4320"/>
+          </w:tcPr>
+          <w:p>
+            <w:r/>
+            <w:r>
+              <w:rPr>
+                <w:b w:val="0"/>
+                <w:sz w:val="18"/>
+              </w:rPr>
+              <w:t>Mezcladora (equipo)</w:t>
+            </w:r>
+          </w:p>
+        </w:tc>
+        <w:tc>
+          <w:tcPr>
+            <w:tcW w:type="dxa" w:w="4320"/>
+          </w:tcPr>
+          <w:p>
+            <w:pPr>
+              <w:jc w:val="right"/>
+            </w:pPr>
+            <w:r/>
+            <w:r>
+              <w:rPr>
+                <w:b w:val="0"/>
+                <w:sz w:val="18"/>
+              </w:rPr>
+              <w:t>0.4 hm × 35 = 14.00</w:t>
+            </w:r>
+          </w:p>
+        </w:tc>
+      </w:tr>
+      <w:tr>
+        <w:tc>
+          <w:tcPr>
+            <w:tcW w:type="dxa" w:w="4320"/>
+          </w:tcPr>
+          <w:p>
+            <w:r/>
+            <w:r>
+              <w:rPr>
+                <w:b w:val="0"/>
+                <w:sz w:val="18"/>
+              </w:rPr>
+              <w:t>C.U. de la partida</w:t>
+            </w:r>
+          </w:p>
+        </w:tc>
+        <w:tc>
+          <w:tcPr>
+            <w:tcW w:type="dxa" w:w="4320"/>
+          </w:tcPr>
+          <w:p>
+            <w:pPr>
+              <w:jc w:val="right"/>
+            </w:pPr>
+            <w:r/>
+            <w:r>
+              <w:rPr>
+                <w:b w:val="0"/>
+                <w:sz w:val="18"/>
+              </w:rPr>
+              <w:t>= 430.25</w:t>
             </w:r>
           </w:p>
         </w:tc>
@@ -6724,7 +7723,7 @@
                 <w:b w:val="0"/>
                 <w:sz w:val="19"/>
               </w:rPr>
-              <w:t>Añade el componente; el C. unitario de la partida se recalcula.</w:t>
+              <w:t>Suma el componente; el C.U. de la partida se recalcula automáticamente.</w:t>
             </w:r>
           </w:p>
         </w:tc>
@@ -6756,7 +7755,7 @@
                 <w:b w:val="0"/>
                 <w:sz w:val="19"/>
               </w:rPr>
-              <w:t>Crea una partida en el catálogo con este APU para reutilizarla.</w:t>
+              <w:t>Crea una partida en el catálogo maestro con este APU para reutilizarla en otras cotizaciones/proyectos.</w:t>
             </w:r>
           </w:p>
         </w:tc>
@@ -6773,7 +7772,7 @@
                 <w:b w:val="0"/>
                 <w:sz w:val="19"/>
               </w:rPr>
-              <w:t>X (en un componente)</w:t>
+              <w:t>X</w:t>
             </w:r>
           </w:p>
         </w:tc>
@@ -6788,13 +7787,85 @@
                 <w:b w:val="0"/>
                 <w:sz w:val="19"/>
               </w:rPr>
-              <w:t>Elimina ese componente.</w:t>
+              <w:t>Elimina el componente.</w:t>
             </w:r>
           </w:p>
         </w:tc>
       </w:tr>
     </w:tbl>
     <w:p/>
+    <w:p>
+      <w:r>
+        <w:rPr>
+          <w:b/>
+          <w:color w:val="BE1723"/>
+          <w:sz w:val="20"/>
+        </w:rPr>
+        <w:t>✅ Casos de prueba (hazlos y verifica el resultado):</w:t>
+      </w:r>
+    </w:p>
+    <w:p>
+      <w:pPr>
+        <w:pStyle w:val="ListBullet"/>
+      </w:pPr>
+      <w:r>
+        <w:rPr>
+          <w:sz w:val="20"/>
+        </w:rPr>
+        <w:t>Agrega 3-4 componentes y observa el C.U.</w:t>
+      </w:r>
+    </w:p>
+    <w:p>
+      <w:pPr>
+        <w:ind w:left="720"/>
+      </w:pPr>
+      <w:r>
+        <w:rPr>
+          <w:b/>
+          <w:color w:val="0A7D33"/>
+          <w:sz w:val="18"/>
+        </w:rPr>
+        <w:t xml:space="preserve">→ Resultado esperado: </w:t>
+      </w:r>
+      <w:r>
+        <w:rPr>
+          <w:color w:val="666666"/>
+          <w:sz w:val="18"/>
+        </w:rPr>
+        <w:t>El C.U. de la partida es la suma de los parciales y queda de solo lectura.</w:t>
+      </w:r>
+    </w:p>
+    <w:p>
+      <w:pPr>
+        <w:pStyle w:val="ListBullet"/>
+      </w:pPr>
+      <w:r>
+        <w:rPr>
+          <w:sz w:val="20"/>
+        </w:rPr>
+        <w:t>Pulsa 'Guardar como plantilla' y ponle un código.</w:t>
+      </w:r>
+    </w:p>
+    <w:p>
+      <w:pPr>
+        <w:ind w:left="720"/>
+      </w:pPr>
+      <w:r>
+        <w:rPr>
+          <w:b/>
+          <w:color w:val="0A7D33"/>
+          <w:sz w:val="18"/>
+        </w:rPr>
+        <w:t xml:space="preserve">→ Resultado esperado: </w:t>
+      </w:r>
+      <w:r>
+        <w:rPr>
+          <w:color w:val="666666"/>
+          <w:sz w:val="18"/>
+        </w:rPr>
+        <w:t>Aparece como nueva partida en Catálogos con el distintivo APU.</w:t>
+      </w:r>
+    </w:p>
     <w:p>
       <w:r>
         <w:rPr>
@@ -7026,7 +8097,26 @@
           <w:color w:val="BE1723"/>
           <w:sz w:val="26"/>
         </w:rPr>
-        <w:t>6.5 Bloque de totales y descuento</w:t>
+        <w:t>6.5 Bloque de totales, márgenes y descuento</w:t>
+      </w:r>
+    </w:p>
+    <w:p>
+      <w:r>
+        <w:rPr>
+          <w:color w:val="666666"/>
+          <w:sz w:val="20"/>
+        </w:rPr>
+        <w:t>Debajo del árbol, el sistema arma la secuencia de totales. GG, GA, Utilidad e IGV son porcentajes configurables y se pueden OCULTAR al cliente con interruptores (algunos clientes no quieren ver utilidad/GG; igual se cobran dentro del precio).</w:t>
+      </w:r>
+    </w:p>
+    <w:p>
+      <w:r>
+        <w:rPr>
+          <w:b/>
+          <w:color w:val="0A7D33"/>
+          <w:sz w:val="19"/>
+        </w:rPr>
+        <w:t>📐 Ejemplo: Secuencia de totales (números del modelo real ADECCO)</w:t>
       </w:r>
     </w:p>
     <w:tbl>
@@ -7043,7 +8133,7 @@
         <w:tc>
           <w:tcPr>
             <w:tcW w:type="dxa" w:w="4320"/>
-            <w:shd w:val="clear" w:fill="BE1723"/>
+            <w:shd w:val="clear" w:fill="0A7D33"/>
           </w:tcPr>
           <w:p>
             <w:pPr>
@@ -7054,7 +8144,7 @@
               <w:rPr>
                 <w:b/>
                 <w:color w:val="FFFFFF"/>
-                <w:sz w:val="18"/>
+                <w:sz w:val="17"/>
               </w:rPr>
               <w:t>Concepto</w:t>
             </w:r>
@@ -7063,7 +8153,7 @@
         <w:tc>
           <w:tcPr>
             <w:tcW w:type="dxa" w:w="4320"/>
-            <w:shd w:val="clear" w:fill="BE1723"/>
+            <w:shd w:val="clear" w:fill="0A7D33"/>
           </w:tcPr>
           <w:p>
             <w:pPr>
@@ -7074,9 +8164,9 @@
               <w:rPr>
                 <w:b/>
                 <w:color w:val="FFFFFF"/>
-                <w:sz w:val="18"/>
-              </w:rPr>
-              <w:t>Qué es</w:t>
+                <w:sz w:val="17"/>
+              </w:rPr>
+              <w:t>Importe S/</w:t>
             </w:r>
           </w:p>
         </w:tc>
@@ -7091,9 +8181,9 @@
             <w:r>
               <w:rPr>
                 <w:b w:val="0"/>
-                <w:sz w:val="19"/>
-              </w:rPr>
-              <w:t>Subtotal</w:t>
+                <w:sz w:val="18"/>
+              </w:rPr>
+              <w:t>Subtotal (con margen)</w:t>
             </w:r>
           </w:p>
         </w:tc>
@@ -7102,13 +8192,16 @@
             <w:tcW w:type="dxa" w:w="4320"/>
           </w:tcPr>
           <w:p>
-            <w:r/>
-            <w:r>
-              <w:rPr>
-                <w:b w:val="0"/>
-                <w:sz w:val="19"/>
-              </w:rPr>
-              <w:t>Suma de precios con margen.</w:t>
+            <w:pPr>
+              <w:jc w:val="right"/>
+            </w:pPr>
+            <w:r/>
+            <w:r>
+              <w:rPr>
+                <w:b w:val="0"/>
+                <w:sz w:val="18"/>
+              </w:rPr>
+              <w:t>3,354,299.30</w:t>
             </w:r>
           </w:p>
         </w:tc>
@@ -7123,9 +8216,9 @@
             <w:r>
               <w:rPr>
                 <w:b w:val="0"/>
-                <w:sz w:val="19"/>
-              </w:rPr>
-              <w:t>Gastos generales / administrativos / Utilidad</w:t>
+                <w:sz w:val="18"/>
+              </w:rPr>
+              <w:t>Gastos generales (5%)</w:t>
             </w:r>
           </w:p>
         </w:tc>
@@ -7134,13 +8227,16 @@
             <w:tcW w:type="dxa" w:w="4320"/>
           </w:tcPr>
           <w:p>
-            <w:r/>
-            <w:r>
-              <w:rPr>
-                <w:b w:val="0"/>
-                <w:sz w:val="19"/>
-              </w:rPr>
-              <w:t>Porcentajes configurables; se pueden ocultar al cliente.</w:t>
+            <w:pPr>
+              <w:jc w:val="right"/>
+            </w:pPr>
+            <w:r/>
+            <w:r>
+              <w:rPr>
+                <w:b w:val="0"/>
+                <w:sz w:val="18"/>
+              </w:rPr>
+              <w:t>167,714.96</w:t>
             </w:r>
           </w:p>
         </w:tc>
@@ -7155,9 +8251,9 @@
             <w:r>
               <w:rPr>
                 <w:b w:val="0"/>
-                <w:sz w:val="19"/>
-              </w:rPr>
-              <w:t>Costo directo</w:t>
+                <w:sz w:val="18"/>
+              </w:rPr>
+              <w:t>Gastos administrativos (5%)</w:t>
             </w:r>
           </w:p>
         </w:tc>
@@ -7166,13 +8262,16 @@
             <w:tcW w:type="dxa" w:w="4320"/>
           </w:tcPr>
           <w:p>
-            <w:r/>
-            <w:r>
-              <w:rPr>
-                <w:b w:val="0"/>
-                <w:sz w:val="19"/>
-              </w:rPr>
-              <w:t>Subtotal + GG + GA + utilidad.</w:t>
+            <w:pPr>
+              <w:jc w:val="right"/>
+            </w:pPr>
+            <w:r/>
+            <w:r>
+              <w:rPr>
+                <w:b w:val="0"/>
+                <w:sz w:val="18"/>
+              </w:rPr>
+              <w:t>167,714.96</w:t>
             </w:r>
           </w:p>
         </w:tc>
@@ -7187,9 +8286,9 @@
             <w:r>
               <w:rPr>
                 <w:b w:val="0"/>
-                <w:sz w:val="19"/>
-              </w:rPr>
-              <w:t>I.G.V. (18%)</w:t>
+                <w:sz w:val="18"/>
+              </w:rPr>
+              <w:t>Utilidad (5%)</w:t>
             </w:r>
           </w:p>
         </w:tc>
@@ -7198,13 +8297,16 @@
             <w:tcW w:type="dxa" w:w="4320"/>
           </w:tcPr>
           <w:p>
-            <w:r/>
-            <w:r>
-              <w:rPr>
-                <w:b w:val="0"/>
-                <w:sz w:val="19"/>
-              </w:rPr>
-              <w:t>Impuesto; se puede ocultar.</w:t>
+            <w:pPr>
+              <w:jc w:val="right"/>
+            </w:pPr>
+            <w:r/>
+            <w:r>
+              <w:rPr>
+                <w:b w:val="0"/>
+                <w:sz w:val="18"/>
+              </w:rPr>
+              <w:t>167,714.96</w:t>
             </w:r>
           </w:p>
         </w:tc>
@@ -7219,9 +8321,9 @@
             <w:r>
               <w:rPr>
                 <w:b w:val="0"/>
-                <w:sz w:val="19"/>
-              </w:rPr>
-              <w:t>Total / Total con descuento</w:t>
+                <w:sz w:val="18"/>
+              </w:rPr>
+              <w:t>Costo directo</w:t>
             </w:r>
           </w:p>
         </w:tc>
@@ -7230,13 +8332,16 @@
             <w:tcW w:type="dxa" w:w="4320"/>
           </w:tcPr>
           <w:p>
-            <w:r/>
-            <w:r>
-              <w:rPr>
-                <w:b w:val="0"/>
-                <w:sz w:val="19"/>
-              </w:rPr>
-              <w:t>Total final; si activas descuento comercial aparece el total rebajado.</w:t>
+            <w:pPr>
+              <w:jc w:val="right"/>
+            </w:pPr>
+            <w:r/>
+            <w:r>
+              <w:rPr>
+                <w:b w:val="0"/>
+                <w:sz w:val="18"/>
+              </w:rPr>
+              <w:t>3,857,444.19</w:t>
             </w:r>
           </w:p>
         </w:tc>
@@ -7251,9 +8356,9 @@
             <w:r>
               <w:rPr>
                 <w:b w:val="0"/>
-                <w:sz w:val="19"/>
-              </w:rPr>
-              <w:t>Vista interna</w:t>
+                <w:sz w:val="18"/>
+              </w:rPr>
+              <w:t>I.G.V. (18%)</w:t>
             </w:r>
           </w:p>
         </w:tc>
@@ -7262,13 +8367,1516 @@
             <w:tcW w:type="dxa" w:w="4320"/>
           </w:tcPr>
           <w:p>
-            <w:r/>
-            <w:r>
-              <w:rPr>
-                <w:b w:val="0"/>
-                <w:sz w:val="19"/>
-              </w:rPr>
-              <w:t>Costo directo real y margen total (nunca lo ve el cliente).</w:t>
+            <w:pPr>
+              <w:jc w:val="right"/>
+            </w:pPr>
+            <w:r/>
+            <w:r>
+              <w:rPr>
+                <w:b w:val="0"/>
+                <w:sz w:val="18"/>
+              </w:rPr>
+              <w:t>694,339.95</w:t>
+            </w:r>
+          </w:p>
+        </w:tc>
+      </w:tr>
+      <w:tr>
+        <w:tc>
+          <w:tcPr>
+            <w:tcW w:type="dxa" w:w="4320"/>
+          </w:tcPr>
+          <w:p>
+            <w:r/>
+            <w:r>
+              <w:rPr>
+                <w:b w:val="0"/>
+                <w:sz w:val="18"/>
+              </w:rPr>
+              <w:t>TOTAL</w:t>
+            </w:r>
+          </w:p>
+        </w:tc>
+        <w:tc>
+          <w:tcPr>
+            <w:tcW w:type="dxa" w:w="4320"/>
+          </w:tcPr>
+          <w:p>
+            <w:pPr>
+              <w:jc w:val="right"/>
+            </w:pPr>
+            <w:r/>
+            <w:r>
+              <w:rPr>
+                <w:b w:val="0"/>
+                <w:sz w:val="18"/>
+              </w:rPr>
+              <w:t>4,551,784.15</w:t>
+            </w:r>
+          </w:p>
+        </w:tc>
+      </w:tr>
+      <w:tr>
+        <w:tc>
+          <w:tcPr>
+            <w:tcW w:type="dxa" w:w="4320"/>
+          </w:tcPr>
+          <w:p>
+            <w:r/>
+            <w:r>
+              <w:rPr>
+                <w:b w:val="0"/>
+                <w:sz w:val="18"/>
+              </w:rPr>
+              <w:t>Descuento comercial (5%)</w:t>
+            </w:r>
+          </w:p>
+        </w:tc>
+        <w:tc>
+          <w:tcPr>
+            <w:tcW w:type="dxa" w:w="4320"/>
+          </w:tcPr>
+          <w:p>
+            <w:pPr>
+              <w:jc w:val="right"/>
+            </w:pPr>
+            <w:r/>
+            <w:r>
+              <w:rPr>
+                <w:b w:val="0"/>
+                <w:sz w:val="18"/>
+              </w:rPr>
+              <w:t>227,589.21</w:t>
+            </w:r>
+          </w:p>
+        </w:tc>
+      </w:tr>
+      <w:tr>
+        <w:tc>
+          <w:tcPr>
+            <w:tcW w:type="dxa" w:w="4320"/>
+          </w:tcPr>
+          <w:p>
+            <w:r/>
+            <w:r>
+              <w:rPr>
+                <w:b w:val="0"/>
+                <w:sz w:val="18"/>
+              </w:rPr>
+              <w:t>TOTAL CON DESCUENTO</w:t>
+            </w:r>
+          </w:p>
+        </w:tc>
+        <w:tc>
+          <w:tcPr>
+            <w:tcW w:type="dxa" w:w="4320"/>
+          </w:tcPr>
+          <w:p>
+            <w:pPr>
+              <w:jc w:val="right"/>
+            </w:pPr>
+            <w:r/>
+            <w:r>
+              <w:rPr>
+                <w:b w:val="0"/>
+                <w:sz w:val="18"/>
+              </w:rPr>
+              <w:t>4,324,194.94</w:t>
+            </w:r>
+          </w:p>
+        </w:tc>
+      </w:tr>
+    </w:tbl>
+    <w:p/>
+    <w:p>
+      <w:pPr>
+        <w:ind w:left="288"/>
+      </w:pPr>
+      <w:r>
+        <w:rPr>
+          <w:b/>
+          <w:color w:val="E20627"/>
+          <w:sz w:val="19"/>
+        </w:rPr>
+        <w:t xml:space="preserve">⚠ Regla/validación: </w:t>
+      </w:r>
+      <w:r>
+        <w:rPr>
+          <w:sz w:val="19"/>
+        </w:rPr>
+        <w:t>El descuento comercial NO está visible por defecto (estrategia). Se activa solo cuando el cliente pide rebaja, y se absorbe del MARGEN: el costo directo interno nunca cambia. La 'vista interna' muestra el costo directo real y el margen total, que el cliente jamás ve.</w:t>
+      </w:r>
+    </w:p>
+    <w:p>
+      <w:pPr>
+        <w:pStyle w:val="Heading3"/>
+      </w:pPr>
+      <w:r>
+        <w:rPr>
+          <w:color w:val="333333"/>
+          <w:sz w:val="23"/>
+        </w:rPr>
+        <w:t>Botones y acciones</w:t>
+      </w:r>
+    </w:p>
+    <w:tbl>
+      <w:tblPr>
+        <w:tblStyle w:val="TableGrid"/>
+        <w:tblW w:type="auto" w:w="0"/>
+        <w:tblLook w:firstColumn="1" w:firstRow="1" w:lastColumn="0" w:lastRow="0" w:noHBand="0" w:noVBand="1" w:val="04A0"/>
+      </w:tblPr>
+      <w:tblGrid>
+        <w:gridCol w:w="4320"/>
+        <w:gridCol w:w="4320"/>
+      </w:tblGrid>
+      <w:tr>
+        <w:tc>
+          <w:tcPr>
+            <w:tcW w:type="dxa" w:w="2880"/>
+            <w:shd w:val="clear" w:fill="BE1723"/>
+          </w:tcPr>
+          <w:p>
+            <w:pPr>
+              <w:jc w:val="center"/>
+            </w:pPr>
+            <w:r/>
+            <w:r>
+              <w:rPr>
+                <w:b/>
+                <w:color w:val="FFFFFF"/>
+                <w:sz w:val="18"/>
+              </w:rPr>
+              <w:t>Botón / acción</w:t>
+            </w:r>
+          </w:p>
+        </w:tc>
+        <w:tc>
+          <w:tcPr>
+            <w:tcW w:type="dxa" w:w="6480"/>
+            <w:shd w:val="clear" w:fill="BE1723"/>
+          </w:tcPr>
+          <w:p>
+            <w:pPr>
+              <w:jc w:val="center"/>
+            </w:pPr>
+            <w:r/>
+            <w:r>
+              <w:rPr>
+                <w:b/>
+                <w:color w:val="FFFFFF"/>
+                <w:sz w:val="18"/>
+              </w:rPr>
+              <w:t>Qué hace al pulsarlo</w:t>
+            </w:r>
+          </w:p>
+        </w:tc>
+      </w:tr>
+      <w:tr>
+        <w:tc>
+          <w:tcPr>
+            <w:tcW w:type="dxa" w:w="2880"/>
+          </w:tcPr>
+          <w:p>
+            <w:r/>
+            <w:r>
+              <w:rPr>
+                <w:b w:val="0"/>
+                <w:sz w:val="19"/>
+              </w:rPr>
+              <w:t>Mostrar GG / GA / Utilidad / IGV (interruptores)</w:t>
+            </w:r>
+          </w:p>
+        </w:tc>
+        <w:tc>
+          <w:tcPr>
+            <w:tcW w:type="dxa" w:w="6480"/>
+          </w:tcPr>
+          <w:p>
+            <w:r/>
+            <w:r>
+              <w:rPr>
+                <w:b w:val="0"/>
+                <w:sz w:val="19"/>
+              </w:rPr>
+              <w:t>Incluyen u ocultan cada concepto en el PDF del cliente.</w:t>
+            </w:r>
+          </w:p>
+        </w:tc>
+      </w:tr>
+      <w:tr>
+        <w:tc>
+          <w:tcPr>
+            <w:tcW w:type="dxa" w:w="2880"/>
+          </w:tcPr>
+          <w:p>
+            <w:r/>
+            <w:r>
+              <w:rPr>
+                <w:b w:val="0"/>
+                <w:sz w:val="19"/>
+              </w:rPr>
+              <w:t>Agregar descuento comercial</w:t>
+            </w:r>
+          </w:p>
+        </w:tc>
+        <w:tc>
+          <w:tcPr>
+            <w:tcW w:type="dxa" w:w="6480"/>
+          </w:tcPr>
+          <w:p>
+            <w:r/>
+            <w:r>
+              <w:rPr>
+                <w:b w:val="0"/>
+                <w:sz w:val="19"/>
+              </w:rPr>
+              <w:t>Activa un % de descuento sobre el total (aparece TOTAL CON DESCUENTO).</w:t>
+            </w:r>
+          </w:p>
+        </w:tc>
+      </w:tr>
+    </w:tbl>
+    <w:p/>
+    <w:p>
+      <w:r>
+        <w:rPr>
+          <w:b/>
+          <w:color w:val="BE1723"/>
+          <w:sz w:val="20"/>
+        </w:rPr>
+        <w:t>✅ Casos de prueba (hazlos y verifica el resultado):</w:t>
+      </w:r>
+    </w:p>
+    <w:p>
+      <w:pPr>
+        <w:pStyle w:val="ListBullet"/>
+      </w:pPr>
+      <w:r>
+        <w:rPr>
+          <w:sz w:val="20"/>
+        </w:rPr>
+        <w:t>Apaga el interruptor de Utilidad y de GG.</w:t>
+      </w:r>
+    </w:p>
+    <w:p>
+      <w:pPr>
+        <w:ind w:left="720"/>
+      </w:pPr>
+      <w:r>
+        <w:rPr>
+          <w:b/>
+          <w:color w:val="0A7D33"/>
+          <w:sz w:val="18"/>
+        </w:rPr>
+        <w:t xml:space="preserve">→ Resultado esperado: </w:t>
+      </w:r>
+      <w:r>
+        <w:rPr>
+          <w:color w:val="666666"/>
+          <w:sz w:val="18"/>
+        </w:rPr>
+        <w:t>Desaparecen de la lista y del PDF, pero el TOTAL no cambia.</w:t>
+      </w:r>
+    </w:p>
+    <w:p>
+      <w:pPr>
+        <w:pStyle w:val="ListBullet"/>
+      </w:pPr>
+      <w:r>
+        <w:rPr>
+          <w:sz w:val="20"/>
+        </w:rPr>
+        <w:t>Activa un descuento de 5%.</w:t>
+      </w:r>
+    </w:p>
+    <w:p>
+      <w:pPr>
+        <w:ind w:left="720"/>
+      </w:pPr>
+      <w:r>
+        <w:rPr>
+          <w:b/>
+          <w:color w:val="0A7D33"/>
+          <w:sz w:val="18"/>
+        </w:rPr>
+        <w:t xml:space="preserve">→ Resultado esperado: </w:t>
+      </w:r>
+      <w:r>
+        <w:rPr>
+          <w:color w:val="666666"/>
+          <w:sz w:val="18"/>
+        </w:rPr>
+        <w:t>Aparece 'Total con descuento'; el costo directo real (vista interna) se mantiene igual.</w:t>
+      </w:r>
+    </w:p>
+    <w:p>
+      <w:r>
+        <w:rPr>
+          <w:b/>
+          <w:color w:val="BE1723"/>
+          <w:sz w:val="19"/>
+        </w:rPr>
+        <w:t>📝 Observaciones del cliente sobre esta sección:</w:t>
+      </w:r>
+    </w:p>
+    <w:tbl>
+      <w:tblPr>
+        <w:tblStyle w:val="TableGrid"/>
+        <w:tblW w:type="auto" w:w="0"/>
+        <w:tblLook w:firstColumn="1" w:firstRow="1" w:lastColumn="0" w:lastRow="0" w:noHBand="0" w:noVBand="1" w:val="04A0"/>
+      </w:tblPr>
+      <w:tblGrid>
+        <w:gridCol w:w="2160"/>
+        <w:gridCol w:w="2160"/>
+        <w:gridCol w:w="2160"/>
+        <w:gridCol w:w="2160"/>
+      </w:tblGrid>
+      <w:tr>
+        <w:tc>
+          <w:tcPr>
+            <w:tcW w:type="dxa" w:w="2736"/>
+            <w:shd w:val="clear" w:fill="E20627"/>
+          </w:tcPr>
+          <w:p>
+            <w:pPr>
+              <w:jc w:val="center"/>
+            </w:pPr>
+            <w:r/>
+            <w:r>
+              <w:rPr>
+                <w:b/>
+                <w:color w:val="FFFFFF"/>
+                <w:sz w:val="17"/>
+              </w:rPr>
+              <w:t>Qué probaste</w:t>
+            </w:r>
+          </w:p>
+        </w:tc>
+        <w:tc>
+          <w:tcPr>
+            <w:tcW w:type="dxa" w:w="1584"/>
+            <w:shd w:val="clear" w:fill="E20627"/>
+          </w:tcPr>
+          <w:p>
+            <w:pPr>
+              <w:jc w:val="center"/>
+            </w:pPr>
+            <w:r/>
+            <w:r>
+              <w:rPr>
+                <w:b/>
+                <w:color w:val="FFFFFF"/>
+                <w:sz w:val="17"/>
+              </w:rPr>
+              <w:t>¿Funcionó? Sí/No</w:t>
+            </w:r>
+          </w:p>
+        </w:tc>
+        <w:tc>
+          <w:tcPr>
+            <w:tcW w:type="dxa" w:w="1728"/>
+            <w:shd w:val="clear" w:fill="E20627"/>
+          </w:tcPr>
+          <w:p>
+            <w:pPr>
+              <w:jc w:val="center"/>
+            </w:pPr>
+            <w:r/>
+            <w:r>
+              <w:rPr>
+                <w:b/>
+                <w:color w:val="FFFFFF"/>
+                <w:sz w:val="17"/>
+              </w:rPr>
+              <w:t>Severidad A/M/B</w:t>
+            </w:r>
+          </w:p>
+        </w:tc>
+        <w:tc>
+          <w:tcPr>
+            <w:tcW w:type="dxa" w:w="3312"/>
+            <w:shd w:val="clear" w:fill="E20627"/>
+          </w:tcPr>
+          <w:p>
+            <w:pPr>
+              <w:jc w:val="center"/>
+            </w:pPr>
+            <w:r/>
+            <w:r>
+              <w:rPr>
+                <w:b/>
+                <w:color w:val="FFFFFF"/>
+                <w:sz w:val="17"/>
+              </w:rPr>
+              <w:t>Comentario</w:t>
+            </w:r>
+          </w:p>
+        </w:tc>
+      </w:tr>
+      <w:tr>
+        <w:tc>
+          <w:tcPr>
+            <w:tcW w:type="dxa" w:w="2736"/>
+          </w:tcPr>
+          <w:p>
+            <w:r/>
+            <w:r>
+              <w:rPr>
+                <w:b w:val="0"/>
+                <w:sz w:val="20"/>
+              </w:rPr>
+            </w:r>
+          </w:p>
+        </w:tc>
+        <w:tc>
+          <w:tcPr>
+            <w:tcW w:type="dxa" w:w="1584"/>
+          </w:tcPr>
+          <w:p>
+            <w:r/>
+            <w:r>
+              <w:rPr>
+                <w:b w:val="0"/>
+                <w:sz w:val="20"/>
+              </w:rPr>
+            </w:r>
+          </w:p>
+        </w:tc>
+        <w:tc>
+          <w:tcPr>
+            <w:tcW w:type="dxa" w:w="1728"/>
+          </w:tcPr>
+          <w:p>
+            <w:r/>
+            <w:r>
+              <w:rPr>
+                <w:b w:val="0"/>
+                <w:sz w:val="20"/>
+              </w:rPr>
+            </w:r>
+          </w:p>
+        </w:tc>
+        <w:tc>
+          <w:tcPr>
+            <w:tcW w:type="dxa" w:w="3312"/>
+          </w:tcPr>
+          <w:p>
+            <w:r/>
+            <w:r>
+              <w:rPr>
+                <w:b w:val="0"/>
+                <w:sz w:val="20"/>
+              </w:rPr>
+            </w:r>
+          </w:p>
+        </w:tc>
+      </w:tr>
+      <w:tr>
+        <w:tc>
+          <w:tcPr>
+            <w:tcW w:type="dxa" w:w="2736"/>
+          </w:tcPr>
+          <w:p>
+            <w:r/>
+            <w:r>
+              <w:rPr>
+                <w:b w:val="0"/>
+                <w:sz w:val="20"/>
+              </w:rPr>
+            </w:r>
+          </w:p>
+        </w:tc>
+        <w:tc>
+          <w:tcPr>
+            <w:tcW w:type="dxa" w:w="1584"/>
+          </w:tcPr>
+          <w:p>
+            <w:r/>
+            <w:r>
+              <w:rPr>
+                <w:b w:val="0"/>
+                <w:sz w:val="20"/>
+              </w:rPr>
+            </w:r>
+          </w:p>
+        </w:tc>
+        <w:tc>
+          <w:tcPr>
+            <w:tcW w:type="dxa" w:w="1728"/>
+          </w:tcPr>
+          <w:p>
+            <w:r/>
+            <w:r>
+              <w:rPr>
+                <w:b w:val="0"/>
+                <w:sz w:val="20"/>
+              </w:rPr>
+            </w:r>
+          </w:p>
+        </w:tc>
+        <w:tc>
+          <w:tcPr>
+            <w:tcW w:type="dxa" w:w="3312"/>
+          </w:tcPr>
+          <w:p>
+            <w:r/>
+            <w:r>
+              <w:rPr>
+                <w:b w:val="0"/>
+                <w:sz w:val="20"/>
+              </w:rPr>
+            </w:r>
+          </w:p>
+        </w:tc>
+      </w:tr>
+    </w:tbl>
+    <w:p/>
+    <w:p>
+      <w:pPr>
+        <w:pStyle w:val="Heading2"/>
+      </w:pPr>
+      <w:r>
+        <w:rPr>
+          <w:color w:val="BE1723"/>
+          <w:sz w:val="26"/>
+        </w:rPr>
+        <w:t>6.6 Condiciones, forma de pago y medios de pago</w:t>
+      </w:r>
+    </w:p>
+    <w:p>
+      <w:pPr>
+        <w:pStyle w:val="Heading3"/>
+      </w:pPr>
+      <w:r>
+        <w:rPr>
+          <w:color w:val="333333"/>
+          <w:sz w:val="23"/>
+        </w:rPr>
+        <w:t>Campos del formulario</w:t>
+      </w:r>
+    </w:p>
+    <w:tbl>
+      <w:tblPr>
+        <w:tblStyle w:val="TableGrid"/>
+        <w:tblW w:type="auto" w:w="0"/>
+        <w:tblLook w:firstColumn="1" w:firstRow="1" w:lastColumn="0" w:lastRow="0" w:noHBand="0" w:noVBand="1" w:val="04A0"/>
+      </w:tblPr>
+      <w:tblGrid>
+        <w:gridCol w:w="2880"/>
+        <w:gridCol w:w="2880"/>
+        <w:gridCol w:w="2880"/>
+      </w:tblGrid>
+      <w:tr>
+        <w:tc>
+          <w:tcPr>
+            <w:tcW w:type="dxa" w:w="2160"/>
+            <w:shd w:val="clear" w:fill="BE1723"/>
+          </w:tcPr>
+          <w:p>
+            <w:pPr>
+              <w:jc w:val="center"/>
+            </w:pPr>
+            <w:r/>
+            <w:r>
+              <w:rPr>
+                <w:b/>
+                <w:color w:val="FFFFFF"/>
+                <w:sz w:val="18"/>
+              </w:rPr>
+              <w:t>Campo</w:t>
+            </w:r>
+          </w:p>
+        </w:tc>
+        <w:tc>
+          <w:tcPr>
+            <w:tcW w:type="dxa" w:w="4752"/>
+            <w:shd w:val="clear" w:fill="BE1723"/>
+          </w:tcPr>
+          <w:p>
+            <w:pPr>
+              <w:jc w:val="center"/>
+            </w:pPr>
+            <w:r/>
+            <w:r>
+              <w:rPr>
+                <w:b/>
+                <w:color w:val="FFFFFF"/>
+                <w:sz w:val="18"/>
+              </w:rPr>
+              <w:t>Para qué sirve / qué escribir</w:t>
+            </w:r>
+          </w:p>
+        </w:tc>
+        <w:tc>
+          <w:tcPr>
+            <w:tcW w:type="dxa" w:w="2304"/>
+            <w:shd w:val="clear" w:fill="BE1723"/>
+          </w:tcPr>
+          <w:p>
+            <w:pPr>
+              <w:jc w:val="center"/>
+            </w:pPr>
+            <w:r/>
+            <w:r>
+              <w:rPr>
+                <w:b/>
+                <w:color w:val="FFFFFF"/>
+                <w:sz w:val="18"/>
+              </w:rPr>
+              <w:t>Formato · obligatorio</w:t>
+            </w:r>
+          </w:p>
+        </w:tc>
+      </w:tr>
+      <w:tr>
+        <w:tc>
+          <w:tcPr>
+            <w:tcW w:type="dxa" w:w="2160"/>
+          </w:tcPr>
+          <w:p>
+            <w:r/>
+            <w:r>
+              <w:rPr>
+                <w:b w:val="0"/>
+                <w:sz w:val="19"/>
+              </w:rPr>
+              <w:t>Forma de pago (filas)</w:t>
+            </w:r>
+          </w:p>
+        </w:tc>
+        <w:tc>
+          <w:tcPr>
+            <w:tcW w:type="dxa" w:w="4752"/>
+          </w:tcPr>
+          <w:p>
+            <w:r/>
+            <w:r>
+              <w:rPr>
+                <w:b w:val="0"/>
+                <w:sz w:val="19"/>
+              </w:rPr>
+              <w:t>Concepto y % de cada pago (ej. 20% adelanto + 80% valorizaciones; o 4 armadas de 25%).</w:t>
+            </w:r>
+          </w:p>
+        </w:tc>
+        <w:tc>
+          <w:tcPr>
+            <w:tcW w:type="dxa" w:w="2304"/>
+          </w:tcPr>
+          <w:p>
+            <w:r/>
+            <w:r>
+              <w:rPr>
+                <w:b w:val="0"/>
+                <w:sz w:val="19"/>
+              </w:rPr>
+              <w:t>Texto + % · la suma no puede pasar de 100%</w:t>
+            </w:r>
+          </w:p>
+        </w:tc>
+      </w:tr>
+      <w:tr>
+        <w:tc>
+          <w:tcPr>
+            <w:tcW w:type="dxa" w:w="2160"/>
+          </w:tcPr>
+          <w:p>
+            <w:r/>
+            <w:r>
+              <w:rPr>
+                <w:b w:val="0"/>
+                <w:sz w:val="19"/>
+              </w:rPr>
+              <w:t>Plazo de ejecución + tipo</w:t>
+            </w:r>
+          </w:p>
+        </w:tc>
+        <w:tc>
+          <w:tcPr>
+            <w:tcW w:type="dxa" w:w="4752"/>
+          </w:tcPr>
+          <w:p>
+            <w:r/>
+            <w:r>
+              <w:rPr>
+                <w:b w:val="0"/>
+                <w:sz w:val="19"/>
+              </w:rPr>
+              <w:t>N° de días y si son calendario o útiles.</w:t>
+            </w:r>
+          </w:p>
+        </w:tc>
+        <w:tc>
+          <w:tcPr>
+            <w:tcW w:type="dxa" w:w="2304"/>
+          </w:tcPr>
+          <w:p>
+            <w:r/>
+            <w:r>
+              <w:rPr>
+                <w:b w:val="0"/>
+                <w:sz w:val="19"/>
+              </w:rPr>
+              <w:t>Número + lista</w:t>
+            </w:r>
+          </w:p>
+        </w:tc>
+      </w:tr>
+      <w:tr>
+        <w:tc>
+          <w:tcPr>
+            <w:tcW w:type="dxa" w:w="2160"/>
+          </w:tcPr>
+          <w:p>
+            <w:r/>
+            <w:r>
+              <w:rPr>
+                <w:b w:val="0"/>
+                <w:sz w:val="19"/>
+              </w:rPr>
+              <w:t>Condiciones generales</w:t>
+            </w:r>
+          </w:p>
+        </w:tc>
+        <w:tc>
+          <w:tcPr>
+            <w:tcW w:type="dxa" w:w="4752"/>
+          </w:tcPr>
+          <w:p>
+            <w:r/>
+            <w:r>
+              <w:rPr>
+                <w:b w:val="0"/>
+                <w:sz w:val="19"/>
+              </w:rPr>
+              <w:t>Texto precargado de la plantilla, editable.</w:t>
+            </w:r>
+          </w:p>
+        </w:tc>
+        <w:tc>
+          <w:tcPr>
+            <w:tcW w:type="dxa" w:w="2304"/>
+          </w:tcPr>
+          <w:p>
+            <w:r/>
+            <w:r>
+              <w:rPr>
+                <w:b w:val="0"/>
+                <w:sz w:val="19"/>
+              </w:rPr>
+              <w:t>Texto largo</w:t>
+            </w:r>
+          </w:p>
+        </w:tc>
+      </w:tr>
+      <w:tr>
+        <w:tc>
+          <w:tcPr>
+            <w:tcW w:type="dxa" w:w="2160"/>
+          </w:tcPr>
+          <w:p>
+            <w:r/>
+            <w:r>
+              <w:rPr>
+                <w:b w:val="0"/>
+                <w:sz w:val="19"/>
+              </w:rPr>
+              <w:t>Servicios incluidos / omitidos</w:t>
+            </w:r>
+          </w:p>
+        </w:tc>
+        <w:tc>
+          <w:tcPr>
+            <w:tcW w:type="dxa" w:w="4752"/>
+          </w:tcPr>
+          <w:p>
+            <w:r/>
+            <w:r>
+              <w:rPr>
+                <w:b w:val="0"/>
+                <w:sz w:val="19"/>
+              </w:rPr>
+              <w:t>Qué cubre y qué no el servicio.</w:t>
+            </w:r>
+          </w:p>
+        </w:tc>
+        <w:tc>
+          <w:tcPr>
+            <w:tcW w:type="dxa" w:w="2304"/>
+          </w:tcPr>
+          <w:p>
+            <w:r/>
+            <w:r>
+              <w:rPr>
+                <w:b w:val="0"/>
+                <w:sz w:val="19"/>
+              </w:rPr>
+              <w:t>Texto largo</w:t>
+            </w:r>
+          </w:p>
+        </w:tc>
+      </w:tr>
+      <w:tr>
+        <w:tc>
+          <w:tcPr>
+            <w:tcW w:type="dxa" w:w="2160"/>
+          </w:tcPr>
+          <w:p>
+            <w:r/>
+            <w:r>
+              <w:rPr>
+                <w:b w:val="0"/>
+                <w:sz w:val="19"/>
+              </w:rPr>
+              <w:t>Garantía</w:t>
+            </w:r>
+          </w:p>
+        </w:tc>
+        <w:tc>
+          <w:tcPr>
+            <w:tcW w:type="dxa" w:w="4752"/>
+          </w:tcPr>
+          <w:p>
+            <w:r/>
+            <w:r>
+              <w:rPr>
+                <w:b w:val="0"/>
+                <w:sz w:val="19"/>
+              </w:rPr>
+              <w:t>Texto de garantía con interruptor para incluirla o no en el PDF.</w:t>
+            </w:r>
+          </w:p>
+        </w:tc>
+        <w:tc>
+          <w:tcPr>
+            <w:tcW w:type="dxa" w:w="2304"/>
+          </w:tcPr>
+          <w:p>
+            <w:r/>
+            <w:r>
+              <w:rPr>
+                <w:b w:val="0"/>
+                <w:sz w:val="19"/>
+              </w:rPr>
+              <w:t>Texto + sí/no</w:t>
+            </w:r>
+          </w:p>
+        </w:tc>
+      </w:tr>
+      <w:tr>
+        <w:tc>
+          <w:tcPr>
+            <w:tcW w:type="dxa" w:w="2160"/>
+          </w:tcPr>
+          <w:p>
+            <w:r/>
+            <w:r>
+              <w:rPr>
+                <w:b w:val="0"/>
+                <w:sz w:val="19"/>
+              </w:rPr>
+              <w:t>Medios de pago</w:t>
+            </w:r>
+          </w:p>
+        </w:tc>
+        <w:tc>
+          <w:tcPr>
+            <w:tcW w:type="dxa" w:w="4752"/>
+          </w:tcPr>
+          <w:p>
+            <w:r/>
+            <w:r>
+              <w:rPr>
+                <w:b w:val="0"/>
+                <w:sz w:val="19"/>
+              </w:rPr>
+              <w:t>Cuentas de la empresa (Interbank, BBVA, detracción del Banco de la Nación).</w:t>
+            </w:r>
+          </w:p>
+        </w:tc>
+        <w:tc>
+          <w:tcPr>
+            <w:tcW w:type="dxa" w:w="2304"/>
+          </w:tcPr>
+          <w:p>
+            <w:r/>
+            <w:r>
+              <w:rPr>
+                <w:b w:val="0"/>
+                <w:sz w:val="19"/>
+              </w:rPr>
+              <w:t>Solo lectura</w:t>
+            </w:r>
+          </w:p>
+        </w:tc>
+      </w:tr>
+    </w:tbl>
+    <w:p/>
+    <w:p>
+      <w:pPr>
+        <w:ind w:left="288"/>
+      </w:pPr>
+      <w:r>
+        <w:rPr>
+          <w:b/>
+          <w:color w:val="E20627"/>
+          <w:sz w:val="19"/>
+        </w:rPr>
+        <w:t xml:space="preserve">⚠ Regla/validación: </w:t>
+      </w:r>
+      <w:r>
+        <w:rPr>
+          <w:sz w:val="19"/>
+        </w:rPr>
+        <w:t>La suma de los % de la forma de pago se valida: si pasa de 100% no deja guardar.</w:t>
+      </w:r>
+    </w:p>
+    <w:p>
+      <w:r>
+        <w:rPr>
+          <w:b/>
+          <w:color w:val="BE1723"/>
+          <w:sz w:val="20"/>
+        </w:rPr>
+        <w:t>✅ Casos de prueba (hazlos y verifica el resultado):</w:t>
+      </w:r>
+    </w:p>
+    <w:p>
+      <w:pPr>
+        <w:pStyle w:val="ListBullet"/>
+      </w:pPr>
+      <w:r>
+        <w:rPr>
+          <w:sz w:val="20"/>
+        </w:rPr>
+        <w:t>Agrega pagos que sumen 110% e intenta guardar.</w:t>
+      </w:r>
+    </w:p>
+    <w:p>
+      <w:pPr>
+        <w:ind w:left="720"/>
+      </w:pPr>
+      <w:r>
+        <w:rPr>
+          <w:b/>
+          <w:color w:val="0A7D33"/>
+          <w:sz w:val="18"/>
+        </w:rPr>
+        <w:t xml:space="preserve">→ Resultado esperado: </w:t>
+      </w:r>
+      <w:r>
+        <w:rPr>
+          <w:color w:val="666666"/>
+          <w:sz w:val="18"/>
+        </w:rPr>
+        <w:t>El sistema advierte que supera el 100% y no guarda.</w:t>
+      </w:r>
+    </w:p>
+    <w:p>
+      <w:pPr>
+        <w:pStyle w:val="ListBullet"/>
+      </w:pPr>
+      <w:r>
+        <w:rPr>
+          <w:sz w:val="20"/>
+        </w:rPr>
+        <w:t>Edita 'Servicios incluidos' y apaga la garantía.</w:t>
+      </w:r>
+    </w:p>
+    <w:p>
+      <w:pPr>
+        <w:ind w:left="720"/>
+      </w:pPr>
+      <w:r>
+        <w:rPr>
+          <w:b/>
+          <w:color w:val="0A7D33"/>
+          <w:sz w:val="18"/>
+        </w:rPr>
+        <w:t xml:space="preserve">→ Resultado esperado: </w:t>
+      </w:r>
+      <w:r>
+        <w:rPr>
+          <w:color w:val="666666"/>
+          <w:sz w:val="18"/>
+        </w:rPr>
+        <w:t>Se guarda solo (autosave); la garantía no saldrá en el PDF.</w:t>
+      </w:r>
+    </w:p>
+    <w:p>
+      <w:r>
+        <w:rPr>
+          <w:b/>
+          <w:color w:val="BE1723"/>
+          <w:sz w:val="19"/>
+        </w:rPr>
+        <w:t>📝 Observaciones del cliente sobre esta sección:</w:t>
+      </w:r>
+    </w:p>
+    <w:tbl>
+      <w:tblPr>
+        <w:tblStyle w:val="TableGrid"/>
+        <w:tblW w:type="auto" w:w="0"/>
+        <w:tblLook w:firstColumn="1" w:firstRow="1" w:lastColumn="0" w:lastRow="0" w:noHBand="0" w:noVBand="1" w:val="04A0"/>
+      </w:tblPr>
+      <w:tblGrid>
+        <w:gridCol w:w="2160"/>
+        <w:gridCol w:w="2160"/>
+        <w:gridCol w:w="2160"/>
+        <w:gridCol w:w="2160"/>
+      </w:tblGrid>
+      <w:tr>
+        <w:tc>
+          <w:tcPr>
+            <w:tcW w:type="dxa" w:w="2736"/>
+            <w:shd w:val="clear" w:fill="E20627"/>
+          </w:tcPr>
+          <w:p>
+            <w:pPr>
+              <w:jc w:val="center"/>
+            </w:pPr>
+            <w:r/>
+            <w:r>
+              <w:rPr>
+                <w:b/>
+                <w:color w:val="FFFFFF"/>
+                <w:sz w:val="17"/>
+              </w:rPr>
+              <w:t>Qué probaste</w:t>
+            </w:r>
+          </w:p>
+        </w:tc>
+        <w:tc>
+          <w:tcPr>
+            <w:tcW w:type="dxa" w:w="1584"/>
+            <w:shd w:val="clear" w:fill="E20627"/>
+          </w:tcPr>
+          <w:p>
+            <w:pPr>
+              <w:jc w:val="center"/>
+            </w:pPr>
+            <w:r/>
+            <w:r>
+              <w:rPr>
+                <w:b/>
+                <w:color w:val="FFFFFF"/>
+                <w:sz w:val="17"/>
+              </w:rPr>
+              <w:t>¿Funcionó? Sí/No</w:t>
+            </w:r>
+          </w:p>
+        </w:tc>
+        <w:tc>
+          <w:tcPr>
+            <w:tcW w:type="dxa" w:w="1728"/>
+            <w:shd w:val="clear" w:fill="E20627"/>
+          </w:tcPr>
+          <w:p>
+            <w:pPr>
+              <w:jc w:val="center"/>
+            </w:pPr>
+            <w:r/>
+            <w:r>
+              <w:rPr>
+                <w:b/>
+                <w:color w:val="FFFFFF"/>
+                <w:sz w:val="17"/>
+              </w:rPr>
+              <w:t>Severidad A/M/B</w:t>
+            </w:r>
+          </w:p>
+        </w:tc>
+        <w:tc>
+          <w:tcPr>
+            <w:tcW w:type="dxa" w:w="3312"/>
+            <w:shd w:val="clear" w:fill="E20627"/>
+          </w:tcPr>
+          <w:p>
+            <w:pPr>
+              <w:jc w:val="center"/>
+            </w:pPr>
+            <w:r/>
+            <w:r>
+              <w:rPr>
+                <w:b/>
+                <w:color w:val="FFFFFF"/>
+                <w:sz w:val="17"/>
+              </w:rPr>
+              <w:t>Comentario</w:t>
+            </w:r>
+          </w:p>
+        </w:tc>
+      </w:tr>
+      <w:tr>
+        <w:tc>
+          <w:tcPr>
+            <w:tcW w:type="dxa" w:w="2736"/>
+          </w:tcPr>
+          <w:p>
+            <w:r/>
+            <w:r>
+              <w:rPr>
+                <w:b w:val="0"/>
+                <w:sz w:val="20"/>
+              </w:rPr>
+            </w:r>
+          </w:p>
+        </w:tc>
+        <w:tc>
+          <w:tcPr>
+            <w:tcW w:type="dxa" w:w="1584"/>
+          </w:tcPr>
+          <w:p>
+            <w:r/>
+            <w:r>
+              <w:rPr>
+                <w:b w:val="0"/>
+                <w:sz w:val="20"/>
+              </w:rPr>
+            </w:r>
+          </w:p>
+        </w:tc>
+        <w:tc>
+          <w:tcPr>
+            <w:tcW w:type="dxa" w:w="1728"/>
+          </w:tcPr>
+          <w:p>
+            <w:r/>
+            <w:r>
+              <w:rPr>
+                <w:b w:val="0"/>
+                <w:sz w:val="20"/>
+              </w:rPr>
+            </w:r>
+          </w:p>
+        </w:tc>
+        <w:tc>
+          <w:tcPr>
+            <w:tcW w:type="dxa" w:w="3312"/>
+          </w:tcPr>
+          <w:p>
+            <w:r/>
+            <w:r>
+              <w:rPr>
+                <w:b w:val="0"/>
+                <w:sz w:val="20"/>
+              </w:rPr>
+            </w:r>
+          </w:p>
+        </w:tc>
+      </w:tr>
+      <w:tr>
+        <w:tc>
+          <w:tcPr>
+            <w:tcW w:type="dxa" w:w="2736"/>
+          </w:tcPr>
+          <w:p>
+            <w:r/>
+            <w:r>
+              <w:rPr>
+                <w:b w:val="0"/>
+                <w:sz w:val="20"/>
+              </w:rPr>
+            </w:r>
+          </w:p>
+        </w:tc>
+        <w:tc>
+          <w:tcPr>
+            <w:tcW w:type="dxa" w:w="1584"/>
+          </w:tcPr>
+          <w:p>
+            <w:r/>
+            <w:r>
+              <w:rPr>
+                <w:b w:val="0"/>
+                <w:sz w:val="20"/>
+              </w:rPr>
+            </w:r>
+          </w:p>
+        </w:tc>
+        <w:tc>
+          <w:tcPr>
+            <w:tcW w:type="dxa" w:w="1728"/>
+          </w:tcPr>
+          <w:p>
+            <w:r/>
+            <w:r>
+              <w:rPr>
+                <w:b w:val="0"/>
+                <w:sz w:val="20"/>
+              </w:rPr>
+            </w:r>
+          </w:p>
+        </w:tc>
+        <w:tc>
+          <w:tcPr>
+            <w:tcW w:type="dxa" w:w="3312"/>
+          </w:tcPr>
+          <w:p>
+            <w:r/>
+            <w:r>
+              <w:rPr>
+                <w:b w:val="0"/>
+                <w:sz w:val="20"/>
+              </w:rPr>
+            </w:r>
+          </w:p>
+        </w:tc>
+      </w:tr>
+    </w:tbl>
+    <w:p/>
+    <w:p>
+      <w:pPr>
+        <w:pStyle w:val="Heading2"/>
+      </w:pPr>
+      <w:r>
+        <w:rPr>
+          <w:color w:val="BE1723"/>
+          <w:sz w:val="26"/>
+        </w:rPr>
+        <w:t>6.7 Estados de la cotización</w:t>
+      </w:r>
+    </w:p>
+    <w:tbl>
+      <w:tblPr>
+        <w:tblStyle w:val="TableGrid"/>
+        <w:tblW w:type="auto" w:w="0"/>
+        <w:tblLook w:firstColumn="1" w:firstRow="1" w:lastColumn="0" w:lastRow="0" w:noHBand="0" w:noVBand="1" w:val="04A0"/>
+      </w:tblPr>
+      <w:tblGrid>
+        <w:gridCol w:w="4320"/>
+        <w:gridCol w:w="4320"/>
+      </w:tblGrid>
+      <w:tr>
+        <w:tc>
+          <w:tcPr>
+            <w:tcW w:type="dxa" w:w="4320"/>
+            <w:shd w:val="clear" w:fill="BE1723"/>
+          </w:tcPr>
+          <w:p>
+            <w:pPr>
+              <w:jc w:val="center"/>
+            </w:pPr>
+            <w:r/>
+            <w:r>
+              <w:rPr>
+                <w:b/>
+                <w:color w:val="FFFFFF"/>
+                <w:sz w:val="18"/>
+              </w:rPr>
+              <w:t>Estado</w:t>
+            </w:r>
+          </w:p>
+        </w:tc>
+        <w:tc>
+          <w:tcPr>
+            <w:tcW w:type="dxa" w:w="4320"/>
+            <w:shd w:val="clear" w:fill="BE1723"/>
+          </w:tcPr>
+          <w:p>
+            <w:pPr>
+              <w:jc w:val="center"/>
+            </w:pPr>
+            <w:r/>
+            <w:r>
+              <w:rPr>
+                <w:b/>
+                <w:color w:val="FFFFFF"/>
+                <w:sz w:val="18"/>
+              </w:rPr>
+              <w:t>Qué significa / qué lo activa</w:t>
+            </w:r>
+          </w:p>
+        </w:tc>
+      </w:tr>
+      <w:tr>
+        <w:tc>
+          <w:tcPr>
+            <w:tcW w:type="dxa" w:w="4320"/>
+          </w:tcPr>
+          <w:p>
+            <w:r/>
+            <w:r>
+              <w:rPr>
+                <w:b w:val="0"/>
+                <w:sz w:val="19"/>
+              </w:rPr>
+              <w:t>Borrador</w:t>
+            </w:r>
+          </w:p>
+        </w:tc>
+        <w:tc>
+          <w:tcPr>
+            <w:tcW w:type="dxa" w:w="4320"/>
+          </w:tcPr>
+          <w:p>
+            <w:r/>
+            <w:r>
+              <w:rPr>
+                <w:b w:val="0"/>
+                <w:sz w:val="19"/>
+              </w:rPr>
+              <w:t>Edición libre, sin alertas.</w:t>
+            </w:r>
+          </w:p>
+        </w:tc>
+      </w:tr>
+      <w:tr>
+        <w:tc>
+          <w:tcPr>
+            <w:tcW w:type="dxa" w:w="4320"/>
+          </w:tcPr>
+          <w:p>
+            <w:r/>
+            <w:r>
+              <w:rPr>
+                <w:b w:val="0"/>
+                <w:sz w:val="19"/>
+              </w:rPr>
+              <w:t>Enviada</w:t>
+            </w:r>
+          </w:p>
+        </w:tc>
+        <w:tc>
+          <w:tcPr>
+            <w:tcW w:type="dxa" w:w="4320"/>
+          </w:tcPr>
+          <w:p>
+            <w:r/>
+            <w:r>
+              <w:rPr>
+                <w:b w:val="0"/>
+                <w:sz w:val="19"/>
+              </w:rPr>
+              <w:t>Se mandó el PDF al cliente; corre el cronómetro de vigencia.</w:t>
+            </w:r>
+          </w:p>
+        </w:tc>
+      </w:tr>
+      <w:tr>
+        <w:tc>
+          <w:tcPr>
+            <w:tcW w:type="dxa" w:w="4320"/>
+          </w:tcPr>
+          <w:p>
+            <w:r/>
+            <w:r>
+              <w:rPr>
+                <w:b w:val="0"/>
+                <w:sz w:val="19"/>
+              </w:rPr>
+              <w:t>En negociación</w:t>
+            </w:r>
+          </w:p>
+        </w:tc>
+        <w:tc>
+          <w:tcPr>
+            <w:tcW w:type="dxa" w:w="4320"/>
+          </w:tcPr>
+          <w:p>
+            <w:r/>
+            <w:r>
+              <w:rPr>
+                <w:b w:val="0"/>
+                <w:sz w:val="19"/>
+              </w:rPr>
+              <w:t>El cliente pide ajustes; aquí se activa el descuento y se guardan versiones.</w:t>
+            </w:r>
+          </w:p>
+        </w:tc>
+      </w:tr>
+      <w:tr>
+        <w:tc>
+          <w:tcPr>
+            <w:tcW w:type="dxa" w:w="4320"/>
+          </w:tcPr>
+          <w:p>
+            <w:r/>
+            <w:r>
+              <w:rPr>
+                <w:b w:val="0"/>
+                <w:sz w:val="19"/>
+              </w:rPr>
+              <w:t>Aceptada</w:t>
+            </w:r>
+          </w:p>
+        </w:tc>
+        <w:tc>
+          <w:tcPr>
+            <w:tcW w:type="dxa" w:w="4320"/>
+          </w:tcPr>
+          <w:p>
+            <w:r/>
+            <w:r>
+              <w:rPr>
+                <w:b w:val="0"/>
+                <w:sz w:val="19"/>
+              </w:rPr>
+              <w:t>Se convierte en proyecto (sin margen) + cronograma de cobros + caja chica.</w:t>
+            </w:r>
+          </w:p>
+        </w:tc>
+      </w:tr>
+      <w:tr>
+        <w:tc>
+          <w:tcPr>
+            <w:tcW w:type="dxa" w:w="4320"/>
+          </w:tcPr>
+          <w:p>
+            <w:r/>
+            <w:r>
+              <w:rPr>
+                <w:b w:val="0"/>
+                <w:sz w:val="19"/>
+              </w:rPr>
+              <w:t>Vencida</w:t>
+            </w:r>
+          </w:p>
+        </w:tc>
+        <w:tc>
+          <w:tcPr>
+            <w:tcW w:type="dxa" w:w="4320"/>
+          </w:tcPr>
+          <w:p>
+            <w:r/>
+            <w:r>
+              <w:rPr>
+                <w:b w:val="0"/>
+                <w:sz w:val="19"/>
+              </w:rPr>
+              <w:t>Pasó la vigencia sin respuesta (lo marca el proceso diario automático).</w:t>
+            </w:r>
+          </w:p>
+        </w:tc>
+      </w:tr>
+      <w:tr>
+        <w:tc>
+          <w:tcPr>
+            <w:tcW w:type="dxa" w:w="4320"/>
+          </w:tcPr>
+          <w:p>
+            <w:r/>
+            <w:r>
+              <w:rPr>
+                <w:b w:val="0"/>
+                <w:sz w:val="19"/>
+              </w:rPr>
+              <w:t>Rechazada</w:t>
+            </w:r>
+          </w:p>
+        </w:tc>
+        <w:tc>
+          <w:tcPr>
+            <w:tcW w:type="dxa" w:w="4320"/>
+          </w:tcPr>
+          <w:p>
+            <w:r/>
+            <w:r>
+              <w:rPr>
+                <w:b w:val="0"/>
+                <w:sz w:val="19"/>
+              </w:rPr>
+              <w:t>El cliente declinó; se registra el motivo.</w:t>
             </w:r>
           </w:p>
         </w:tc>
@@ -7351,7 +9959,7 @@
                 <w:b w:val="0"/>
                 <w:sz w:val="19"/>
               </w:rPr>
-              <w:t>Interruptores Mostrar GG/GA/Utilidad/IGV</w:t>
+              <w:t>Generar PDF (cliente)</w:t>
             </w:r>
           </w:p>
         </w:tc>
@@ -7366,7 +9974,7 @@
                 <w:b w:val="0"/>
                 <w:sz w:val="19"/>
               </w:rPr>
-              <w:t>Ocultan o muestran cada concepto en el PDF del cliente.</w:t>
+              <w:t>PDF brandeado con SOLO las columnas del cliente (ítem, descripción, unidad, cantidad, P.U., subtotal y totales). Nunca muestra costo ni margen.</w:t>
             </w:r>
           </w:p>
         </w:tc>
@@ -7383,7 +9991,7 @@
                 <w:b w:val="0"/>
                 <w:sz w:val="19"/>
               </w:rPr>
-              <w:t>Agregar descuento comercial</w:t>
+              <w:t>Descargar Excel (interno)</w:t>
             </w:r>
           </w:p>
         </w:tc>
@@ -7398,113 +10006,7 @@
                 <w:b w:val="0"/>
                 <w:sz w:val="19"/>
               </w:rPr>
-              <w:t>Activa un % de descuento sobre el total.</w:t>
-            </w:r>
-          </w:p>
-        </w:tc>
-      </w:tr>
-    </w:tbl>
-    <w:p/>
-    <w:p>
-      <w:r>
-        <w:rPr>
-          <w:b/>
-          <w:color w:val="BE1723"/>
-          <w:sz w:val="19"/>
-        </w:rPr>
-        <w:t>📝 Observaciones del cliente sobre esta sección:</w:t>
-      </w:r>
-    </w:p>
-    <w:tbl>
-      <w:tblPr>
-        <w:tblStyle w:val="TableGrid"/>
-        <w:tblW w:type="auto" w:w="0"/>
-        <w:tblLook w:firstColumn="1" w:firstRow="1" w:lastColumn="0" w:lastRow="0" w:noHBand="0" w:noVBand="1" w:val="04A0"/>
-      </w:tblPr>
-      <w:tblGrid>
-        <w:gridCol w:w="2160"/>
-        <w:gridCol w:w="2160"/>
-        <w:gridCol w:w="2160"/>
-        <w:gridCol w:w="2160"/>
-      </w:tblGrid>
-      <w:tr>
-        <w:tc>
-          <w:tcPr>
-            <w:tcW w:type="dxa" w:w="2736"/>
-            <w:shd w:val="clear" w:fill="E20627"/>
-          </w:tcPr>
-          <w:p>
-            <w:pPr>
-              <w:jc w:val="center"/>
-            </w:pPr>
-            <w:r/>
-            <w:r>
-              <w:rPr>
-                <w:b/>
-                <w:color w:val="FFFFFF"/>
-                <w:sz w:val="17"/>
-              </w:rPr>
-              <w:t>Qué probaste</w:t>
-            </w:r>
-          </w:p>
-        </w:tc>
-        <w:tc>
-          <w:tcPr>
-            <w:tcW w:type="dxa" w:w="1584"/>
-            <w:shd w:val="clear" w:fill="E20627"/>
-          </w:tcPr>
-          <w:p>
-            <w:pPr>
-              <w:jc w:val="center"/>
-            </w:pPr>
-            <w:r/>
-            <w:r>
-              <w:rPr>
-                <w:b/>
-                <w:color w:val="FFFFFF"/>
-                <w:sz w:val="17"/>
-              </w:rPr>
-              <w:t>¿Funcionó? Sí/No</w:t>
-            </w:r>
-          </w:p>
-        </w:tc>
-        <w:tc>
-          <w:tcPr>
-            <w:tcW w:type="dxa" w:w="1728"/>
-            <w:shd w:val="clear" w:fill="E20627"/>
-          </w:tcPr>
-          <w:p>
-            <w:pPr>
-              <w:jc w:val="center"/>
-            </w:pPr>
-            <w:r/>
-            <w:r>
-              <w:rPr>
-                <w:b/>
-                <w:color w:val="FFFFFF"/>
-                <w:sz w:val="17"/>
-              </w:rPr>
-              <w:t>Severidad A/M/B</w:t>
-            </w:r>
-          </w:p>
-        </w:tc>
-        <w:tc>
-          <w:tcPr>
-            <w:tcW w:type="dxa" w:w="3312"/>
-            <w:shd w:val="clear" w:fill="E20627"/>
-          </w:tcPr>
-          <w:p>
-            <w:pPr>
-              <w:jc w:val="center"/>
-            </w:pPr>
-            <w:r/>
-            <w:r>
-              <w:rPr>
-                <w:b/>
-                <w:color w:val="FFFFFF"/>
-                <w:sz w:val="17"/>
-              </w:rPr>
-              <w:t>Comentario</w:t>
+              <w:t>Excel brandeado con la matriz completa: costos, % margen y márgenes.</w:t>
             </w:r>
           </w:p>
         </w:tc>
@@ -7512,57 +10014,31 @@
       <w:tr>
         <w:tc>
           <w:tcPr>
-            <w:tcW w:type="dxa" w:w="2736"/>
-          </w:tcPr>
-          <w:p>
-            <w:r/>
-            <w:r>
-              <w:rPr>
-                <w:b w:val="0"/>
-                <w:sz w:val="20"/>
-              </w:rPr>
-            </w:r>
-          </w:p>
-        </w:tc>
-        <w:tc>
-          <w:tcPr>
-            <w:tcW w:type="dxa" w:w="1584"/>
-          </w:tcPr>
-          <w:p>
-            <w:r/>
-            <w:r>
-              <w:rPr>
-                <w:b w:val="0"/>
-                <w:sz w:val="20"/>
-              </w:rPr>
-            </w:r>
-          </w:p>
-        </w:tc>
-        <w:tc>
-          <w:tcPr>
-            <w:tcW w:type="dxa" w:w="1728"/>
-          </w:tcPr>
-          <w:p>
-            <w:r/>
-            <w:r>
-              <w:rPr>
-                <w:b w:val="0"/>
-                <w:sz w:val="20"/>
-              </w:rPr>
-            </w:r>
-          </w:p>
-        </w:tc>
-        <w:tc>
-          <w:tcPr>
-            <w:tcW w:type="dxa" w:w="3312"/>
-          </w:tcPr>
-          <w:p>
-            <w:r/>
-            <w:r>
-              <w:rPr>
-                <w:b w:val="0"/>
-                <w:sz w:val="20"/>
-              </w:rPr>
+            <w:tcW w:type="dxa" w:w="2880"/>
+          </w:tcPr>
+          <w:p>
+            <w:r/>
+            <w:r>
+              <w:rPr>
+                <w:b w:val="0"/>
+                <w:sz w:val="19"/>
+              </w:rPr>
+              <w:t>Enviar por WhatsApp</w:t>
+            </w:r>
+          </w:p>
+        </w:tc>
+        <w:tc>
+          <w:tcPr>
+            <w:tcW w:type="dxa" w:w="6480"/>
+          </w:tcPr>
+          <w:p>
+            <w:r/>
+            <w:r>
+              <w:rPr>
+                <w:b w:val="0"/>
+                <w:sz w:val="19"/>
+              </w:rPr>
+              <w:t>Abre WhatsApp con un mensaje pre-formateado y el enlace.</w:t>
             </w:r>
           </w:p>
         </w:tc>
@@ -7570,156 +10046,31 @@
       <w:tr>
         <w:tc>
           <w:tcPr>
-            <w:tcW w:type="dxa" w:w="2736"/>
-          </w:tcPr>
-          <w:p>
-            <w:r/>
-            <w:r>
-              <w:rPr>
-                <w:b w:val="0"/>
-                <w:sz w:val="20"/>
-              </w:rPr>
-            </w:r>
-          </w:p>
-        </w:tc>
-        <w:tc>
-          <w:tcPr>
-            <w:tcW w:type="dxa" w:w="1584"/>
-          </w:tcPr>
-          <w:p>
-            <w:r/>
-            <w:r>
-              <w:rPr>
-                <w:b w:val="0"/>
-                <w:sz w:val="20"/>
-              </w:rPr>
-            </w:r>
-          </w:p>
-        </w:tc>
-        <w:tc>
-          <w:tcPr>
-            <w:tcW w:type="dxa" w:w="1728"/>
-          </w:tcPr>
-          <w:p>
-            <w:r/>
-            <w:r>
-              <w:rPr>
-                <w:b w:val="0"/>
-                <w:sz w:val="20"/>
-              </w:rPr>
-            </w:r>
-          </w:p>
-        </w:tc>
-        <w:tc>
-          <w:tcPr>
-            <w:tcW w:type="dxa" w:w="3312"/>
-          </w:tcPr>
-          <w:p>
-            <w:r/>
-            <w:r>
-              <w:rPr>
-                <w:b w:val="0"/>
-                <w:sz w:val="20"/>
-              </w:rPr>
-            </w:r>
-          </w:p>
-        </w:tc>
-      </w:tr>
-    </w:tbl>
-    <w:p/>
-    <w:p>
-      <w:pPr>
-        <w:pStyle w:val="Heading2"/>
-      </w:pPr>
-      <w:r>
-        <w:rPr>
-          <w:color w:val="BE1723"/>
-          <w:sz w:val="26"/>
-        </w:rPr>
-        <w:t>6.6 Condiciones y pago</w:t>
-      </w:r>
-    </w:p>
-    <w:p>
-      <w:pPr>
-        <w:pStyle w:val="Heading3"/>
-      </w:pPr>
-      <w:r>
-        <w:rPr>
-          <w:color w:val="333333"/>
-          <w:sz w:val="23"/>
-        </w:rPr>
-        <w:t>Campos del formulario</w:t>
-      </w:r>
-    </w:p>
-    <w:tbl>
-      <w:tblPr>
-        <w:tblStyle w:val="TableGrid"/>
-        <w:tblW w:type="auto" w:w="0"/>
-        <w:tblLook w:firstColumn="1" w:firstRow="1" w:lastColumn="0" w:lastRow="0" w:noHBand="0" w:noVBand="1" w:val="04A0"/>
-      </w:tblPr>
-      <w:tblGrid>
-        <w:gridCol w:w="2880"/>
-        <w:gridCol w:w="2880"/>
-        <w:gridCol w:w="2880"/>
-      </w:tblGrid>
-      <w:tr>
-        <w:tc>
-          <w:tcPr>
-            <w:tcW w:type="dxa" w:w="2160"/>
-            <w:shd w:val="clear" w:fill="BE1723"/>
-          </w:tcPr>
-          <w:p>
-            <w:pPr>
-              <w:jc w:val="center"/>
-            </w:pPr>
-            <w:r/>
-            <w:r>
-              <w:rPr>
-                <w:b/>
-                <w:color w:val="FFFFFF"/>
-                <w:sz w:val="18"/>
-              </w:rPr>
-              <w:t>Campo</w:t>
-            </w:r>
-          </w:p>
-        </w:tc>
-        <w:tc>
-          <w:tcPr>
-            <w:tcW w:type="dxa" w:w="4752"/>
-            <w:shd w:val="clear" w:fill="BE1723"/>
-          </w:tcPr>
-          <w:p>
-            <w:pPr>
-              <w:jc w:val="center"/>
-            </w:pPr>
-            <w:r/>
-            <w:r>
-              <w:rPr>
-                <w:b/>
-                <w:color w:val="FFFFFF"/>
-                <w:sz w:val="18"/>
-              </w:rPr>
-              <w:t>Para qué sirve / qué escribir</w:t>
-            </w:r>
-          </w:p>
-        </w:tc>
-        <w:tc>
-          <w:tcPr>
-            <w:tcW w:type="dxa" w:w="2304"/>
-            <w:shd w:val="clear" w:fill="BE1723"/>
-          </w:tcPr>
-          <w:p>
-            <w:pPr>
-              <w:jc w:val="center"/>
-            </w:pPr>
-            <w:r/>
-            <w:r>
-              <w:rPr>
-                <w:b/>
-                <w:color w:val="FFFFFF"/>
-                <w:sz w:val="18"/>
-              </w:rPr>
-              <w:t>Formato · obligatorio</w:t>
+            <w:tcW w:type="dxa" w:w="2880"/>
+          </w:tcPr>
+          <w:p>
+            <w:r/>
+            <w:r>
+              <w:rPr>
+                <w:b w:val="0"/>
+                <w:sz w:val="19"/>
+              </w:rPr>
+              <w:t>Guardar versión</w:t>
+            </w:r>
+          </w:p>
+        </w:tc>
+        <w:tc>
+          <w:tcPr>
+            <w:tcW w:type="dxa" w:w="6480"/>
+          </w:tcPr>
+          <w:p>
+            <w:r/>
+            <w:r>
+              <w:rPr>
+                <w:b w:val="0"/>
+                <w:sz w:val="19"/>
+              </w:rPr>
+              <w:t>Guarda una foto de la negociación (v1, v2, v3…) con justificación.</w:t>
             </w:r>
           </w:p>
         </w:tc>
@@ -7727,46 +10078,31 @@
       <w:tr>
         <w:tc>
           <w:tcPr>
-            <w:tcW w:type="dxa" w:w="2160"/>
-          </w:tcPr>
-          <w:p>
-            <w:r/>
-            <w:r>
-              <w:rPr>
-                <w:b w:val="0"/>
-                <w:sz w:val="19"/>
-              </w:rPr>
-              <w:t>Forma de pago (filas)</w:t>
-            </w:r>
-          </w:p>
-        </w:tc>
-        <w:tc>
-          <w:tcPr>
-            <w:tcW w:type="dxa" w:w="4752"/>
-          </w:tcPr>
-          <w:p>
-            <w:r/>
-            <w:r>
-              <w:rPr>
-                <w:b w:val="0"/>
-                <w:sz w:val="19"/>
-              </w:rPr>
-              <w:t>Conceptos y % (ej. 20% adelanto + 80% valorizaciones).</w:t>
-            </w:r>
-          </w:p>
-        </w:tc>
-        <w:tc>
-          <w:tcPr>
-            <w:tcW w:type="dxa" w:w="2304"/>
-          </w:tcPr>
-          <w:p>
-            <w:r/>
-            <w:r>
-              <w:rPr>
-                <w:b w:val="0"/>
-                <w:sz w:val="19"/>
-              </w:rPr>
-              <w:t>Texto + % · suma ≤ 100%</w:t>
+            <w:tcW w:type="dxa" w:w="2880"/>
+          </w:tcPr>
+          <w:p>
+            <w:r/>
+            <w:r>
+              <w:rPr>
+                <w:b w:val="0"/>
+                <w:sz w:val="19"/>
+              </w:rPr>
+              <w:t>Marcar como enviada / Pasar a negociación</w:t>
+            </w:r>
+          </w:p>
+        </w:tc>
+        <w:tc>
+          <w:tcPr>
+            <w:tcW w:type="dxa" w:w="6480"/>
+          </w:tcPr>
+          <w:p>
+            <w:r/>
+            <w:r>
+              <w:rPr>
+                <w:b w:val="0"/>
+                <w:sz w:val="19"/>
+              </w:rPr>
+              <w:t>Cambian el estado.</w:t>
             </w:r>
           </w:p>
         </w:tc>
@@ -7774,46 +10110,31 @@
       <w:tr>
         <w:tc>
           <w:tcPr>
-            <w:tcW w:type="dxa" w:w="2160"/>
-          </w:tcPr>
-          <w:p>
-            <w:r/>
-            <w:r>
-              <w:rPr>
-                <w:b w:val="0"/>
-                <w:sz w:val="19"/>
-              </w:rPr>
-              <w:t>Plazo de ejecución + tipo</w:t>
-            </w:r>
-          </w:p>
-        </w:tc>
-        <w:tc>
-          <w:tcPr>
-            <w:tcW w:type="dxa" w:w="4752"/>
-          </w:tcPr>
-          <w:p>
-            <w:r/>
-            <w:r>
-              <w:rPr>
-                <w:b w:val="0"/>
-                <w:sz w:val="19"/>
-              </w:rPr>
-              <w:t>Número de días y si son calendario o útiles.</w:t>
-            </w:r>
-          </w:p>
-        </w:tc>
-        <w:tc>
-          <w:tcPr>
-            <w:tcW w:type="dxa" w:w="2304"/>
-          </w:tcPr>
-          <w:p>
-            <w:r/>
-            <w:r>
-              <w:rPr>
-                <w:b w:val="0"/>
-                <w:sz w:val="19"/>
-              </w:rPr>
-              <w:t>Número + lista</w:t>
+            <w:tcW w:type="dxa" w:w="2880"/>
+          </w:tcPr>
+          <w:p>
+            <w:r/>
+            <w:r>
+              <w:rPr>
+                <w:b w:val="0"/>
+                <w:sz w:val="19"/>
+              </w:rPr>
+              <w:t>Aprobar → crear proyecto</w:t>
+            </w:r>
+          </w:p>
+        </w:tc>
+        <w:tc>
+          <w:tcPr>
+            <w:tcW w:type="dxa" w:w="6480"/>
+          </w:tcPr>
+          <w:p>
+            <w:r/>
+            <w:r>
+              <w:rPr>
+                <w:b w:val="0"/>
+                <w:sz w:val="19"/>
+              </w:rPr>
+              <w:t>Crea el proyecto con el itemizado a COSTO (sin margen), el cronograma de cobros (armadas) y la caja chica; avisa a Jefe de Proyectos y Presupuestos.</w:t>
             </w:r>
           </w:p>
         </w:tc>
@@ -7821,93 +10142,31 @@
       <w:tr>
         <w:tc>
           <w:tcPr>
-            <w:tcW w:type="dxa" w:w="2160"/>
-          </w:tcPr>
-          <w:p>
-            <w:r/>
-            <w:r>
-              <w:rPr>
-                <w:b w:val="0"/>
-                <w:sz w:val="19"/>
-              </w:rPr>
-              <w:t>Condiciones / Servicios incluidos / omitidos / Garantía</w:t>
-            </w:r>
-          </w:p>
-        </w:tc>
-        <w:tc>
-          <w:tcPr>
-            <w:tcW w:type="dxa" w:w="4752"/>
-          </w:tcPr>
-          <w:p>
-            <w:r/>
-            <w:r>
-              <w:rPr>
-                <w:b w:val="0"/>
-                <w:sz w:val="19"/>
-              </w:rPr>
-              <w:t>Textos editables precargados de la plantilla.</w:t>
-            </w:r>
-          </w:p>
-        </w:tc>
-        <w:tc>
-          <w:tcPr>
-            <w:tcW w:type="dxa" w:w="2304"/>
-          </w:tcPr>
-          <w:p>
-            <w:r/>
-            <w:r>
-              <w:rPr>
-                <w:b w:val="0"/>
-                <w:sz w:val="19"/>
-              </w:rPr>
-              <w:t>Texto largo</w:t>
-            </w:r>
-          </w:p>
-        </w:tc>
-      </w:tr>
-      <w:tr>
-        <w:tc>
-          <w:tcPr>
-            <w:tcW w:type="dxa" w:w="2160"/>
-          </w:tcPr>
-          <w:p>
-            <w:r/>
-            <w:r>
-              <w:rPr>
-                <w:b w:val="0"/>
-                <w:sz w:val="19"/>
-              </w:rPr>
-              <w:t>Medios de pago</w:t>
-            </w:r>
-          </w:p>
-        </w:tc>
-        <w:tc>
-          <w:tcPr>
-            <w:tcW w:type="dxa" w:w="4752"/>
-          </w:tcPr>
-          <w:p>
-            <w:r/>
-            <w:r>
-              <w:rPr>
-                <w:b w:val="0"/>
-                <w:sz w:val="19"/>
-              </w:rPr>
-              <w:t>Cuentas de la empresa que se mostrarán al cliente.</w:t>
-            </w:r>
-          </w:p>
-        </w:tc>
-        <w:tc>
-          <w:tcPr>
-            <w:tcW w:type="dxa" w:w="2304"/>
-          </w:tcPr>
-          <w:p>
-            <w:r/>
-            <w:r>
-              <w:rPr>
-                <w:b w:val="0"/>
-                <w:sz w:val="19"/>
-              </w:rPr>
-              <w:t>Solo lectura</w:t>
+            <w:tcW w:type="dxa" w:w="2880"/>
+          </w:tcPr>
+          <w:p>
+            <w:r/>
+            <w:r>
+              <w:rPr>
+                <w:b w:val="0"/>
+                <w:sz w:val="19"/>
+              </w:rPr>
+              <w:t>Rechazar / Eliminar cotización</w:t>
+            </w:r>
+          </w:p>
+        </w:tc>
+        <w:tc>
+          <w:tcPr>
+            <w:tcW w:type="dxa" w:w="6480"/>
+          </w:tcPr>
+          <w:p>
+            <w:r/>
+            <w:r>
+              <w:rPr>
+                <w:b w:val="0"/>
+                <w:sz w:val="19"/>
+              </w:rPr>
+              <w:t>Rechaza con motivo / elimina (solo si no fue aceptada).</w:t>
             </w:r>
           </w:p>
         </w:tc>
@@ -7923,18 +10182,58 @@
           <w:color w:val="333333"/>
           <w:sz w:val="23"/>
         </w:rPr>
-        <w:t>Paso a paso</w:t>
+        <w:t>Edición colaborativa en tiempo real</w:t>
+      </w:r>
+    </w:p>
+    <w:p>
+      <w:r>
+        <w:rPr>
+          <w:color w:val="666666"/>
+          <w:sz w:val="20"/>
+        </w:rPr>
+        <w:t>Varios miembros del equipo (Comercial/Presupuestos/Gerencia) pueden abrir la MISMA cotización a la vez. Arriba se ven los avatares de quién está conectado y los cambios de uno aparecen en las pantallas de los demás en segundos, sin recargar (autosave).</w:t>
       </w:r>
     </w:p>
     <w:p>
       <w:pPr>
-        <w:pStyle w:val="ListNumber"/>
+        <w:pStyle w:val="Heading3"/>
       </w:pPr>
       <w:r>
         <w:rPr>
-          <w:sz w:val="21"/>
+          <w:color w:val="333333"/>
+          <w:sz w:val="23"/>
         </w:rPr>
-        <w:t>Arma la forma de pago y verifica que la suma no pase de 100%.</w:t>
+        <w:t>Historial de modificaciones</w:t>
+      </w:r>
+    </w:p>
+    <w:p>
+      <w:r>
+        <w:rPr>
+          <w:color w:val="666666"/>
+          <w:sz w:val="20"/>
+        </w:rPr>
+        <w:t>Pestaña aparte que registra, por cada cambio: usuario, fecha/hora, la partida afectada y el campo con su valor anterior → nuevo. Cada usuario tiene un color. Permite FILTRAR por usuario y REVERTIR un cambio (restaura el valor anterior; queda auditado).</w:t>
+      </w:r>
+    </w:p>
+    <w:p>
+      <w:r>
+        <w:rPr>
+          <w:b/>
+          <w:color w:val="BE1723"/>
+          <w:sz w:val="20"/>
+        </w:rPr>
+        <w:t>✅ Casos de prueba (hazlos y verifica el resultado):</w:t>
+      </w:r>
+    </w:p>
+    <w:p>
+      <w:pPr>
+        <w:pStyle w:val="ListBullet"/>
+      </w:pPr>
+      <w:r>
+        <w:rPr>
+          <w:sz w:val="20"/>
+        </w:rPr>
+        <w:t>Abre la cotización en dos ventanas con usuarios distintos y edita una fila en una.</w:t>
       </w:r>
     </w:p>
     <w:p>
@@ -7947,25 +10246,25 @@
           <w:color w:val="0A7D33"/>
           <w:sz w:val="18"/>
         </w:rPr>
-        <w:t xml:space="preserve">✓ Debes ver: </w:t>
+        <w:t xml:space="preserve">→ Resultado esperado: </w:t>
       </w:r>
       <w:r>
         <w:rPr>
           <w:color w:val="666666"/>
           <w:sz w:val="18"/>
         </w:rPr>
-        <w:t>Si pasa, el sistema lo advierte y no deja guardar.</w:t>
+        <w:t>En la otra ventana ves el avatar del otro usuario y el cambio aparece en segundos.</w:t>
       </w:r>
     </w:p>
     <w:p>
       <w:pPr>
-        <w:pStyle w:val="ListNumber"/>
+        <w:pStyle w:val="ListBullet"/>
       </w:pPr>
       <w:r>
         <w:rPr>
-          <w:sz w:val="21"/>
+          <w:sz w:val="20"/>
         </w:rPr>
-        <w:t>Edita las condiciones y activa/desactiva la garantía.</w:t>
+        <w:t>Cambia la cantidad de una partida, ve a Historial, filtra por tu usuario y pulsa Revertir.</w:t>
       </w:r>
     </w:p>
     <w:p>
@@ -7978,561 +10277,25 @@
           <w:color w:val="0A7D33"/>
           <w:sz w:val="18"/>
         </w:rPr>
-        <w:t xml:space="preserve">✓ Debes ver: </w:t>
+        <w:t xml:space="preserve">→ Resultado esperado: </w:t>
       </w:r>
       <w:r>
         <w:rPr>
           <w:color w:val="666666"/>
           <w:sz w:val="18"/>
         </w:rPr>
-        <w:t>Se guardan solas; la garantía solo sale en el PDF si está incluida.</w:t>
-      </w:r>
-    </w:p>
-    <w:p>
-      <w:r>
-        <w:rPr>
-          <w:b/>
-          <w:color w:val="BE1723"/>
-          <w:sz w:val="19"/>
-        </w:rPr>
-        <w:t>📝 Observaciones del cliente sobre esta sección:</w:t>
-      </w:r>
-    </w:p>
-    <w:tbl>
-      <w:tblPr>
-        <w:tblStyle w:val="TableGrid"/>
-        <w:tblW w:type="auto" w:w="0"/>
-        <w:tblLook w:firstColumn="1" w:firstRow="1" w:lastColumn="0" w:lastRow="0" w:noHBand="0" w:noVBand="1" w:val="04A0"/>
-      </w:tblPr>
-      <w:tblGrid>
-        <w:gridCol w:w="2160"/>
-        <w:gridCol w:w="2160"/>
-        <w:gridCol w:w="2160"/>
-        <w:gridCol w:w="2160"/>
-      </w:tblGrid>
-      <w:tr>
-        <w:tc>
-          <w:tcPr>
-            <w:tcW w:type="dxa" w:w="2736"/>
-            <w:shd w:val="clear" w:fill="E20627"/>
-          </w:tcPr>
-          <w:p>
-            <w:pPr>
-              <w:jc w:val="center"/>
-            </w:pPr>
-            <w:r/>
-            <w:r>
-              <w:rPr>
-                <w:b/>
-                <w:color w:val="FFFFFF"/>
-                <w:sz w:val="17"/>
-              </w:rPr>
-              <w:t>Qué probaste</w:t>
-            </w:r>
-          </w:p>
-        </w:tc>
-        <w:tc>
-          <w:tcPr>
-            <w:tcW w:type="dxa" w:w="1584"/>
-            <w:shd w:val="clear" w:fill="E20627"/>
-          </w:tcPr>
-          <w:p>
-            <w:pPr>
-              <w:jc w:val="center"/>
-            </w:pPr>
-            <w:r/>
-            <w:r>
-              <w:rPr>
-                <w:b/>
-                <w:color w:val="FFFFFF"/>
-                <w:sz w:val="17"/>
-              </w:rPr>
-              <w:t>¿Funcionó? Sí/No</w:t>
-            </w:r>
-          </w:p>
-        </w:tc>
-        <w:tc>
-          <w:tcPr>
-            <w:tcW w:type="dxa" w:w="1728"/>
-            <w:shd w:val="clear" w:fill="E20627"/>
-          </w:tcPr>
-          <w:p>
-            <w:pPr>
-              <w:jc w:val="center"/>
-            </w:pPr>
-            <w:r/>
-            <w:r>
-              <w:rPr>
-                <w:b/>
-                <w:color w:val="FFFFFF"/>
-                <w:sz w:val="17"/>
-              </w:rPr>
-              <w:t>Severidad A/M/B</w:t>
-            </w:r>
-          </w:p>
-        </w:tc>
-        <w:tc>
-          <w:tcPr>
-            <w:tcW w:type="dxa" w:w="3312"/>
-            <w:shd w:val="clear" w:fill="E20627"/>
-          </w:tcPr>
-          <w:p>
-            <w:pPr>
-              <w:jc w:val="center"/>
-            </w:pPr>
-            <w:r/>
-            <w:r>
-              <w:rPr>
-                <w:b/>
-                <w:color w:val="FFFFFF"/>
-                <w:sz w:val="17"/>
-              </w:rPr>
-              <w:t>Comentario</w:t>
-            </w:r>
-          </w:p>
-        </w:tc>
-      </w:tr>
-      <w:tr>
-        <w:tc>
-          <w:tcPr>
-            <w:tcW w:type="dxa" w:w="2736"/>
-          </w:tcPr>
-          <w:p>
-            <w:r/>
-            <w:r>
-              <w:rPr>
-                <w:b w:val="0"/>
-                <w:sz w:val="20"/>
-              </w:rPr>
-            </w:r>
-          </w:p>
-        </w:tc>
-        <w:tc>
-          <w:tcPr>
-            <w:tcW w:type="dxa" w:w="1584"/>
-          </w:tcPr>
-          <w:p>
-            <w:r/>
-            <w:r>
-              <w:rPr>
-                <w:b w:val="0"/>
-                <w:sz w:val="20"/>
-              </w:rPr>
-            </w:r>
-          </w:p>
-        </w:tc>
-        <w:tc>
-          <w:tcPr>
-            <w:tcW w:type="dxa" w:w="1728"/>
-          </w:tcPr>
-          <w:p>
-            <w:r/>
-            <w:r>
-              <w:rPr>
-                <w:b w:val="0"/>
-                <w:sz w:val="20"/>
-              </w:rPr>
-            </w:r>
-          </w:p>
-        </w:tc>
-        <w:tc>
-          <w:tcPr>
-            <w:tcW w:type="dxa" w:w="3312"/>
-          </w:tcPr>
-          <w:p>
-            <w:r/>
-            <w:r>
-              <w:rPr>
-                <w:b w:val="0"/>
-                <w:sz w:val="20"/>
-              </w:rPr>
-            </w:r>
-          </w:p>
-        </w:tc>
-      </w:tr>
-      <w:tr>
-        <w:tc>
-          <w:tcPr>
-            <w:tcW w:type="dxa" w:w="2736"/>
-          </w:tcPr>
-          <w:p>
-            <w:r/>
-            <w:r>
-              <w:rPr>
-                <w:b w:val="0"/>
-                <w:sz w:val="20"/>
-              </w:rPr>
-            </w:r>
-          </w:p>
-        </w:tc>
-        <w:tc>
-          <w:tcPr>
-            <w:tcW w:type="dxa" w:w="1584"/>
-          </w:tcPr>
-          <w:p>
-            <w:r/>
-            <w:r>
-              <w:rPr>
-                <w:b w:val="0"/>
-                <w:sz w:val="20"/>
-              </w:rPr>
-            </w:r>
-          </w:p>
-        </w:tc>
-        <w:tc>
-          <w:tcPr>
-            <w:tcW w:type="dxa" w:w="1728"/>
-          </w:tcPr>
-          <w:p>
-            <w:r/>
-            <w:r>
-              <w:rPr>
-                <w:b w:val="0"/>
-                <w:sz w:val="20"/>
-              </w:rPr>
-            </w:r>
-          </w:p>
-        </w:tc>
-        <w:tc>
-          <w:tcPr>
-            <w:tcW w:type="dxa" w:w="3312"/>
-          </w:tcPr>
-          <w:p>
-            <w:r/>
-            <w:r>
-              <w:rPr>
-                <w:b w:val="0"/>
-                <w:sz w:val="20"/>
-              </w:rPr>
-            </w:r>
-          </w:p>
-        </w:tc>
-      </w:tr>
-    </w:tbl>
-    <w:p/>
-    <w:p>
-      <w:pPr>
-        <w:pStyle w:val="Heading2"/>
-      </w:pPr>
-      <w:r>
-        <w:rPr>
-          <w:color w:val="BE1723"/>
-          <w:sz w:val="26"/>
-        </w:rPr>
-        <w:t>6.7 Acciones, edición colaborativa e historial</w:t>
+        <w:t>El historial muestra 'Partida X · Cantidad: 1 → 2' y al revertir vuelve al valor anterior.</w:t>
       </w:r>
     </w:p>
     <w:p>
       <w:pPr>
-        <w:pStyle w:val="Heading3"/>
+        <w:pStyle w:val="ListBullet"/>
       </w:pPr>
       <w:r>
         <w:rPr>
-          <w:color w:val="333333"/>
-          <w:sz w:val="23"/>
+          <w:sz w:val="20"/>
         </w:rPr>
-        <w:t>Botones y acciones</w:t>
-      </w:r>
-    </w:p>
-    <w:tbl>
-      <w:tblPr>
-        <w:tblStyle w:val="TableGrid"/>
-        <w:tblW w:type="auto" w:w="0"/>
-        <w:tblLook w:firstColumn="1" w:firstRow="1" w:lastColumn="0" w:lastRow="0" w:noHBand="0" w:noVBand="1" w:val="04A0"/>
-      </w:tblPr>
-      <w:tblGrid>
-        <w:gridCol w:w="4320"/>
-        <w:gridCol w:w="4320"/>
-      </w:tblGrid>
-      <w:tr>
-        <w:tc>
-          <w:tcPr>
-            <w:tcW w:type="dxa" w:w="2880"/>
-            <w:shd w:val="clear" w:fill="BE1723"/>
-          </w:tcPr>
-          <w:p>
-            <w:pPr>
-              <w:jc w:val="center"/>
-            </w:pPr>
-            <w:r/>
-            <w:r>
-              <w:rPr>
-                <w:b/>
-                <w:color w:val="FFFFFF"/>
-                <w:sz w:val="18"/>
-              </w:rPr>
-              <w:t>Botón / acción</w:t>
-            </w:r>
-          </w:p>
-        </w:tc>
-        <w:tc>
-          <w:tcPr>
-            <w:tcW w:type="dxa" w:w="6480"/>
-            <w:shd w:val="clear" w:fill="BE1723"/>
-          </w:tcPr>
-          <w:p>
-            <w:pPr>
-              <w:jc w:val="center"/>
-            </w:pPr>
-            <w:r/>
-            <w:r>
-              <w:rPr>
-                <w:b/>
-                <w:color w:val="FFFFFF"/>
-                <w:sz w:val="18"/>
-              </w:rPr>
-              <w:t>Qué hace al pulsarlo</w:t>
-            </w:r>
-          </w:p>
-        </w:tc>
-      </w:tr>
-      <w:tr>
-        <w:tc>
-          <w:tcPr>
-            <w:tcW w:type="dxa" w:w="2880"/>
-          </w:tcPr>
-          <w:p>
-            <w:r/>
-            <w:r>
-              <w:rPr>
-                <w:b w:val="0"/>
-                <w:sz w:val="19"/>
-              </w:rPr>
-              <w:t>Generar PDF (cliente)</w:t>
-            </w:r>
-          </w:p>
-        </w:tc>
-        <w:tc>
-          <w:tcPr>
-            <w:tcW w:type="dxa" w:w="6480"/>
-          </w:tcPr>
-          <w:p>
-            <w:r/>
-            <w:r>
-              <w:rPr>
-                <w:b w:val="0"/>
-                <w:sz w:val="19"/>
-              </w:rPr>
-              <w:t>Descarga el PDF brandeado (sin costos ni margen).</w:t>
-            </w:r>
-          </w:p>
-        </w:tc>
-      </w:tr>
-      <w:tr>
-        <w:tc>
-          <w:tcPr>
-            <w:tcW w:type="dxa" w:w="2880"/>
-          </w:tcPr>
-          <w:p>
-            <w:r/>
-            <w:r>
-              <w:rPr>
-                <w:b w:val="0"/>
-                <w:sz w:val="19"/>
-              </w:rPr>
-              <w:t>Descargar Excel (interno)</w:t>
-            </w:r>
-          </w:p>
-        </w:tc>
-        <w:tc>
-          <w:tcPr>
-            <w:tcW w:type="dxa" w:w="6480"/>
-          </w:tcPr>
-          <w:p>
-            <w:r/>
-            <w:r>
-              <w:rPr>
-                <w:b w:val="0"/>
-                <w:sz w:val="19"/>
-              </w:rPr>
-              <w:t>Excel con costos y márgenes, con logo.</w:t>
-            </w:r>
-          </w:p>
-        </w:tc>
-      </w:tr>
-      <w:tr>
-        <w:tc>
-          <w:tcPr>
-            <w:tcW w:type="dxa" w:w="2880"/>
-          </w:tcPr>
-          <w:p>
-            <w:r/>
-            <w:r>
-              <w:rPr>
-                <w:b w:val="0"/>
-                <w:sz w:val="19"/>
-              </w:rPr>
-              <w:t>Enviar por WhatsApp</w:t>
-            </w:r>
-          </w:p>
-        </w:tc>
-        <w:tc>
-          <w:tcPr>
-            <w:tcW w:type="dxa" w:w="6480"/>
-          </w:tcPr>
-          <w:p>
-            <w:r/>
-            <w:r>
-              <w:rPr>
-                <w:b w:val="0"/>
-                <w:sz w:val="19"/>
-              </w:rPr>
-              <w:t>Abre WhatsApp con un mensaje y enlace listos.</w:t>
-            </w:r>
-          </w:p>
-        </w:tc>
-      </w:tr>
-      <w:tr>
-        <w:tc>
-          <w:tcPr>
-            <w:tcW w:type="dxa" w:w="2880"/>
-          </w:tcPr>
-          <w:p>
-            <w:r/>
-            <w:r>
-              <w:rPr>
-                <w:b w:val="0"/>
-                <w:sz w:val="19"/>
-              </w:rPr>
-              <w:t>Guardar versión</w:t>
-            </w:r>
-          </w:p>
-        </w:tc>
-        <w:tc>
-          <w:tcPr>
-            <w:tcW w:type="dxa" w:w="6480"/>
-          </w:tcPr>
-          <w:p>
-            <w:r/>
-            <w:r>
-              <w:rPr>
-                <w:b w:val="0"/>
-                <w:sz w:val="19"/>
-              </w:rPr>
-              <w:t>Guarda una versión de la negociación (v1, v2…).</w:t>
-            </w:r>
-          </w:p>
-        </w:tc>
-      </w:tr>
-      <w:tr>
-        <w:tc>
-          <w:tcPr>
-            <w:tcW w:type="dxa" w:w="2880"/>
-          </w:tcPr>
-          <w:p>
-            <w:r/>
-            <w:r>
-              <w:rPr>
-                <w:b w:val="0"/>
-                <w:sz w:val="19"/>
-              </w:rPr>
-              <w:t>Marcar como enviada / Pasar a negociación</w:t>
-            </w:r>
-          </w:p>
-        </w:tc>
-        <w:tc>
-          <w:tcPr>
-            <w:tcW w:type="dxa" w:w="6480"/>
-          </w:tcPr>
-          <w:p>
-            <w:r/>
-            <w:r>
-              <w:rPr>
-                <w:b w:val="0"/>
-                <w:sz w:val="19"/>
-              </w:rPr>
-              <w:t>Cambian el estado de la cotización.</w:t>
-            </w:r>
-          </w:p>
-        </w:tc>
-      </w:tr>
-      <w:tr>
-        <w:tc>
-          <w:tcPr>
-            <w:tcW w:type="dxa" w:w="2880"/>
-          </w:tcPr>
-          <w:p>
-            <w:r/>
-            <w:r>
-              <w:rPr>
-                <w:b w:val="0"/>
-                <w:sz w:val="19"/>
-              </w:rPr>
-              <w:t>Aprobar → crear proyecto</w:t>
-            </w:r>
-          </w:p>
-        </w:tc>
-        <w:tc>
-          <w:tcPr>
-            <w:tcW w:type="dxa" w:w="6480"/>
-          </w:tcPr>
-          <w:p>
-            <w:r/>
-            <w:r>
-              <w:rPr>
-                <w:b w:val="0"/>
-                <w:sz w:val="19"/>
-              </w:rPr>
-              <w:t>Convierte la cotización en proyecto (sin margen) + cronograma + caja.</w:t>
-            </w:r>
-          </w:p>
-        </w:tc>
-      </w:tr>
-      <w:tr>
-        <w:tc>
-          <w:tcPr>
-            <w:tcW w:type="dxa" w:w="2880"/>
-          </w:tcPr>
-          <w:p>
-            <w:r/>
-            <w:r>
-              <w:rPr>
-                <w:b w:val="0"/>
-                <w:sz w:val="19"/>
-              </w:rPr>
-              <w:t>Rechazar / Eliminar</w:t>
-            </w:r>
-          </w:p>
-        </w:tc>
-        <w:tc>
-          <w:tcPr>
-            <w:tcW w:type="dxa" w:w="6480"/>
-          </w:tcPr>
-          <w:p>
-            <w:r/>
-            <w:r>
-              <w:rPr>
-                <w:b w:val="0"/>
-                <w:sz w:val="19"/>
-              </w:rPr>
-              <w:t>Rechaza (con motivo) o elimina (si no fue aceptada).</w:t>
-            </w:r>
-          </w:p>
-        </w:tc>
-      </w:tr>
-    </w:tbl>
-    <w:p/>
-    <w:p>
-      <w:pPr>
-        <w:pStyle w:val="Heading3"/>
-      </w:pPr>
-      <w:r>
-        <w:rPr>
-          <w:color w:val="333333"/>
-          <w:sz w:val="23"/>
-        </w:rPr>
-        <w:t>Paso a paso</w:t>
-      </w:r>
-    </w:p>
-    <w:p>
-      <w:pPr>
-        <w:pStyle w:val="ListNumber"/>
-      </w:pPr>
-      <w:r>
-        <w:rPr>
-          <w:sz w:val="21"/>
-        </w:rPr>
-        <w:t>Abre la misma cotización en otra ventana con otro usuario y edita una fila.</w:t>
+        <w:t>Genera el PDF (cliente) y ábrelo.</w:t>
       </w:r>
     </w:p>
     <w:p>
@@ -8545,25 +10308,25 @@
           <w:color w:val="0A7D33"/>
           <w:sz w:val="18"/>
         </w:rPr>
-        <w:t xml:space="preserve">✓ Debes ver: </w:t>
+        <w:t xml:space="preserve">→ Resultado esperado: </w:t>
       </w:r>
       <w:r>
         <w:rPr>
           <w:color w:val="666666"/>
           <w:sz w:val="18"/>
         </w:rPr>
-        <w:t>Verás los avatares de quién está conectado y los cambios aparecen en segundos.</w:t>
+        <w:t>NO aparece ninguna columna de costo ni de margen; solo precios al cliente y el logo de AZUR.</w:t>
       </w:r>
     </w:p>
     <w:p>
       <w:pPr>
-        <w:pStyle w:val="ListNumber"/>
+        <w:pStyle w:val="ListBullet"/>
       </w:pPr>
       <w:r>
         <w:rPr>
-          <w:sz w:val="21"/>
+          <w:sz w:val="20"/>
         </w:rPr>
-        <w:t>Entra a la pestaña Historial de modificaciones, filtra por usuario y prueba Revertir un cambio.</w:t>
+        <w:t>Pulsa 'Aprobar → crear proyecto' y revisa el proyecto creado.</w:t>
       </w:r>
     </w:p>
     <w:p>
@@ -8576,14 +10339,14 @@
           <w:color w:val="0A7D33"/>
           <w:sz w:val="18"/>
         </w:rPr>
-        <w:t xml:space="preserve">✓ Debes ver: </w:t>
+        <w:t xml:space="preserve">→ Resultado esperado: </w:t>
       </w:r>
       <w:r>
         <w:rPr>
           <w:color w:val="666666"/>
           <w:sz w:val="18"/>
         </w:rPr>
-        <w:t>Muestra quién cambió qué (colores por usuario); revertir restaura el valor anterior.</w:t>
+        <w:t>El itemizado llegó a COSTO (sin margen), con cronograma de cobros y caja chica; llegó notificación al Jefe.</w:t>
       </w:r>
     </w:p>
     <w:p>
@@ -10029,7 +11792,28 @@
           <w:color w:val="BE1723"/>
           <w:sz w:val="26"/>
         </w:rPr>
-        <w:t>7.4 Last Planner (los 4 cuadrantes)</w:t>
+        <w:t>7.4 Last Planner — los 4 cuadrantes (detallado)</w:t>
+      </w:r>
+    </w:p>
+    <w:p>
+      <w:r>
+        <w:rPr>
+          <w:color w:val="666666"/>
+          <w:sz w:val="20"/>
+        </w:rPr>
+        <w:t>Es una matriz horizontal con 4 bloques que se leen de izquierda a derecha. Mismo árbol de 4 niveles que la cotización, pero a COSTO (sin margen). La jefatura llena los cuadrantes 1 y 2; el residente/jefe registra el 3; el 4 es automático.</w:t>
+      </w:r>
+    </w:p>
+    <w:p>
+      <w:pPr>
+        <w:pStyle w:val="Heading3"/>
+      </w:pPr>
+      <w:r>
+        <w:rPr>
+          <w:color w:val="333333"/>
+          <w:sz w:val="23"/>
+        </w:rPr>
+        <w:t>Cuadrante 1 — Presupuesto / itemizado</w:t>
       </w:r>
     </w:p>
     <w:tbl>
@@ -10096,7 +11880,7 @@
                 <w:b w:val="0"/>
                 <w:sz w:val="19"/>
               </w:rPr>
-              <w:t>Ítem / Título / Und / Cant / C.Unit</w:t>
+              <w:t>Ítem / Título</w:t>
             </w:r>
           </w:p>
         </w:tc>
@@ -10111,7 +11895,7 @@
                 <w:b w:val="0"/>
                 <w:sz w:val="19"/>
               </w:rPr>
-              <w:t>Itemizado del proyecto (a costo).</w:t>
+              <w:t>Numeración automática (1.0/1.1/1.1.1/1.1.1.1) y nombre.</w:t>
             </w:r>
           </w:p>
         </w:tc>
@@ -10128,7 +11912,7 @@
                 <w:b w:val="0"/>
                 <w:sz w:val="19"/>
               </w:rPr>
-              <w:t>Subtotal / Total</w:t>
+              <w:t>Und / Cant / C. Unit</w:t>
             </w:r>
           </w:p>
         </w:tc>
@@ -10143,7 +11927,7 @@
                 <w:b w:val="0"/>
                 <w:sz w:val="19"/>
               </w:rPr>
-              <w:t>Subtotal en sub-partidas; Total en las partidas generales.</w:t>
+              <w:t>Unidad, cantidad y costo (solo en la hoja; editable).</w:t>
             </w:r>
           </w:p>
         </w:tc>
@@ -10160,7 +11944,7 @@
                 <w:b w:val="0"/>
                 <w:sz w:val="19"/>
               </w:rPr>
-              <w:t>Contratista</w:t>
+              <w:t>Subtotal</w:t>
             </w:r>
           </w:p>
         </w:tc>
@@ -10175,7 +11959,7 @@
                 <w:b w:val="0"/>
                 <w:sz w:val="19"/>
               </w:rPr>
-              <w:t>Responsable de la partida (lista de contratistas).</w:t>
+              <w:t>Monto de la fila (en sub-partidas/actividades).</w:t>
             </w:r>
           </w:p>
         </w:tc>
@@ -10192,7 +11976,7 @@
                 <w:b w:val="0"/>
                 <w:sz w:val="19"/>
               </w:rPr>
-              <w:t>Inicio / Entrega / Dur</w:t>
+              <w:t>Total</w:t>
             </w:r>
           </w:p>
         </w:tc>
@@ -10207,141 +11991,1469 @@
                 <w:b w:val="0"/>
                 <w:sz w:val="19"/>
               </w:rPr>
-              <w:t>Fechas y duración de la partida.</w:t>
-            </w:r>
-          </w:p>
-        </w:tc>
-      </w:tr>
-      <w:tr>
-        <w:tc>
-          <w:tcPr>
-            <w:tcW w:type="dxa" w:w="4320"/>
-          </w:tcPr>
-          <w:p>
-            <w:r/>
-            <w:r>
-              <w:rPr>
-                <w:b w:val="0"/>
-                <w:sz w:val="19"/>
-              </w:rPr>
-              <w:t>Estado</w:t>
-            </w:r>
-          </w:p>
-        </w:tc>
-        <w:tc>
-          <w:tcPr>
-            <w:tcW w:type="dxa" w:w="4320"/>
-          </w:tcPr>
-          <w:p>
-            <w:r/>
-            <w:r>
-              <w:rPr>
-                <w:b w:val="0"/>
-                <w:sz w:val="19"/>
-              </w:rPr>
-              <w:t>Automático: Completado/En progreso/Detenido/En espera/Pendiente/Retrasado.</w:t>
-            </w:r>
-          </w:p>
-        </w:tc>
-      </w:tr>
-      <w:tr>
-        <w:tc>
-          <w:tcPr>
-            <w:tcW w:type="dxa" w:w="4320"/>
-          </w:tcPr>
-          <w:p>
-            <w:r/>
-            <w:r>
-              <w:rPr>
-                <w:b w:val="0"/>
-                <w:sz w:val="19"/>
-              </w:rPr>
-              <w:t>Prioridad</w:t>
-            </w:r>
-          </w:p>
-        </w:tc>
-        <w:tc>
-          <w:tcPr>
-            <w:tcW w:type="dxa" w:w="4320"/>
-          </w:tcPr>
-          <w:p>
-            <w:r/>
-            <w:r>
-              <w:rPr>
-                <w:b w:val="0"/>
-                <w:sz w:val="19"/>
-              </w:rPr>
-              <w:t>Automática (Muy alta…Muy baja) comparando avance real vs. proyectado.</w:t>
-            </w:r>
-          </w:p>
-        </w:tc>
-      </w:tr>
-      <w:tr>
-        <w:tc>
-          <w:tcPr>
-            <w:tcW w:type="dxa" w:w="4320"/>
-          </w:tcPr>
-          <w:p>
-            <w:r/>
-            <w:r>
-              <w:rPr>
-                <w:b w:val="0"/>
-                <w:sz w:val="19"/>
-              </w:rPr>
-              <w:t>% Acum</w:t>
-            </w:r>
-          </w:p>
-        </w:tc>
-        <w:tc>
-          <w:tcPr>
-            <w:tcW w:type="dxa" w:w="4320"/>
-          </w:tcPr>
-          <w:p>
-            <w:r/>
-            <w:r>
-              <w:rPr>
-                <w:b w:val="0"/>
-                <w:sz w:val="19"/>
-              </w:rPr>
-              <w:t>Avance acumulado (barra verde) y Saldo por valorizar.</w:t>
-            </w:r>
-          </w:p>
-        </w:tc>
-      </w:tr>
-      <w:tr>
-        <w:tc>
-          <w:tcPr>
-            <w:tcW w:type="dxa" w:w="4320"/>
-          </w:tcPr>
-          <w:p>
-            <w:r/>
-            <w:r>
-              <w:rPr>
-                <w:b w:val="0"/>
-                <w:sz w:val="19"/>
-              </w:rPr>
-              <w:t>Val N1, N2… (% sem)</w:t>
-            </w:r>
-          </w:p>
-        </w:tc>
-        <w:tc>
-          <w:tcPr>
-            <w:tcW w:type="dxa" w:w="4320"/>
-          </w:tcPr>
-          <w:p>
-            <w:r/>
-            <w:r>
-              <w:rPr>
-                <w:b w:val="0"/>
-                <w:sz w:val="19"/>
-              </w:rPr>
-              <w:t>Valorización por semana; se ingresa el % de avance en la última.</w:t>
+              <w:t>Se llena solo en las PARTIDAS GENERALES (suma de toda su rama).</w:t>
             </w:r>
           </w:p>
         </w:tc>
       </w:tr>
     </w:tbl>
     <w:p/>
+    <w:p>
+      <w:pPr>
+        <w:ind w:left="288"/>
+      </w:pPr>
+      <w:r>
+        <w:rPr>
+          <w:b/>
+          <w:color w:val="E20627"/>
+          <w:sz w:val="19"/>
+        </w:rPr>
+        <w:t xml:space="preserve">⚠ Regla/validación: </w:t>
+      </w:r>
+      <w:r>
+        <w:rPr>
+          <w:sz w:val="19"/>
+        </w:rPr>
+        <w:t>Puedes traer partidas del catálogo (con APU) o crearlas; el itemizado del proyecto puede diferir del comercial (Proyectos arma su propia estructura). También se puede detallar APU por partida con el icono de capas.</w:t>
+      </w:r>
+    </w:p>
+    <w:p>
+      <w:pPr>
+        <w:pStyle w:val="Heading3"/>
+      </w:pPr>
+      <w:r>
+        <w:rPr>
+          <w:color w:val="333333"/>
+          <w:sz w:val="23"/>
+        </w:rPr>
+        <w:t>Cuadrante 2 — Programación</w:t>
+      </w:r>
+    </w:p>
+    <w:tbl>
+      <w:tblPr>
+        <w:tblStyle w:val="TableGrid"/>
+        <w:tblW w:type="auto" w:w="0"/>
+        <w:tblLook w:firstColumn="1" w:firstRow="1" w:lastColumn="0" w:lastRow="0" w:noHBand="0" w:noVBand="1" w:val="04A0"/>
+      </w:tblPr>
+      <w:tblGrid>
+        <w:gridCol w:w="4320"/>
+        <w:gridCol w:w="4320"/>
+      </w:tblGrid>
+      <w:tr>
+        <w:tc>
+          <w:tcPr>
+            <w:tcW w:type="dxa" w:w="4320"/>
+            <w:shd w:val="clear" w:fill="BE1723"/>
+          </w:tcPr>
+          <w:p>
+            <w:pPr>
+              <w:jc w:val="center"/>
+            </w:pPr>
+            <w:r/>
+            <w:r>
+              <w:rPr>
+                <w:b/>
+                <w:color w:val="FFFFFF"/>
+                <w:sz w:val="18"/>
+              </w:rPr>
+              <w:t>Columna</w:t>
+            </w:r>
+          </w:p>
+        </w:tc>
+        <w:tc>
+          <w:tcPr>
+            <w:tcW w:type="dxa" w:w="4320"/>
+            <w:shd w:val="clear" w:fill="BE1723"/>
+          </w:tcPr>
+          <w:p>
+            <w:pPr>
+              <w:jc w:val="center"/>
+            </w:pPr>
+            <w:r/>
+            <w:r>
+              <w:rPr>
+                <w:b/>
+                <w:color w:val="FFFFFF"/>
+                <w:sz w:val="18"/>
+              </w:rPr>
+              <w:t>Qué es</w:t>
+            </w:r>
+          </w:p>
+        </w:tc>
+      </w:tr>
+      <w:tr>
+        <w:tc>
+          <w:tcPr>
+            <w:tcW w:type="dxa" w:w="4320"/>
+          </w:tcPr>
+          <w:p>
+            <w:r/>
+            <w:r>
+              <w:rPr>
+                <w:b w:val="0"/>
+                <w:sz w:val="19"/>
+              </w:rPr>
+              <w:t>Contratista responsable</w:t>
+            </w:r>
+          </w:p>
+        </w:tc>
+        <w:tc>
+          <w:tcPr>
+            <w:tcW w:type="dxa" w:w="4320"/>
+          </w:tcPr>
+          <w:p>
+            <w:r/>
+            <w:r>
+              <w:rPr>
+                <w:b w:val="0"/>
+                <w:sz w:val="19"/>
+              </w:rPr>
+              <w:t>Se elige de la lista de contratistas/proveedores registrados.</w:t>
+            </w:r>
+          </w:p>
+        </w:tc>
+      </w:tr>
+      <w:tr>
+        <w:tc>
+          <w:tcPr>
+            <w:tcW w:type="dxa" w:w="4320"/>
+          </w:tcPr>
+          <w:p>
+            <w:r/>
+            <w:r>
+              <w:rPr>
+                <w:b w:val="0"/>
+                <w:sz w:val="19"/>
+              </w:rPr>
+              <w:t>Fecha de inicio / entrega</w:t>
+            </w:r>
+          </w:p>
+        </w:tc>
+        <w:tc>
+          <w:tcPr>
+            <w:tcW w:type="dxa" w:w="4320"/>
+          </w:tcPr>
+          <w:p>
+            <w:r/>
+            <w:r>
+              <w:rPr>
+                <w:b w:val="0"/>
+                <w:sz w:val="19"/>
+              </w:rPr>
+              <w:t>Definen el periodo de la partida.</w:t>
+            </w:r>
+          </w:p>
+        </w:tc>
+      </w:tr>
+      <w:tr>
+        <w:tc>
+          <w:tcPr>
+            <w:tcW w:type="dxa" w:w="4320"/>
+          </w:tcPr>
+          <w:p>
+            <w:r/>
+            <w:r>
+              <w:rPr>
+                <w:b w:val="0"/>
+                <w:sz w:val="19"/>
+              </w:rPr>
+              <w:t>Duración (Dur)</w:t>
+            </w:r>
+          </w:p>
+        </w:tc>
+        <w:tc>
+          <w:tcPr>
+            <w:tcW w:type="dxa" w:w="4320"/>
+          </w:tcPr>
+          <w:p>
+            <w:r/>
+            <w:r>
+              <w:rPr>
+                <w:b w:val="0"/>
+                <w:sz w:val="19"/>
+              </w:rPr>
+              <w:t>Días de la partida; junto con el inicio define el avance proyectado por semana.</w:t>
+            </w:r>
+          </w:p>
+        </w:tc>
+      </w:tr>
+    </w:tbl>
+    <w:p/>
+    <w:p>
+      <w:pPr>
+        <w:pStyle w:val="Heading3"/>
+      </w:pPr>
+      <w:r>
+        <w:rPr>
+          <w:color w:val="333333"/>
+          <w:sz w:val="23"/>
+        </w:rPr>
+        <w:t>Cuadrante 3 — Valorizaciones semanales acumulables</w:t>
+      </w:r>
+    </w:p>
+    <w:p>
+      <w:r>
+        <w:rPr>
+          <w:color w:val="666666"/>
+          <w:sz w:val="20"/>
+        </w:rPr>
+        <w:t>Cada semana se agrega una valorización (dos columnas: % avance y Total). Solo se ingresa el % de avance de la semana en la HOJA; el sistema arrastra (suma) hacia arriba.</w:t>
+      </w:r>
+    </w:p>
+    <w:tbl>
+      <w:tblPr>
+        <w:tblStyle w:val="TableGrid"/>
+        <w:tblW w:type="auto" w:w="0"/>
+        <w:tblLook w:firstColumn="1" w:firstRow="1" w:lastColumn="0" w:lastRow="0" w:noHBand="0" w:noVBand="1" w:val="04A0"/>
+      </w:tblPr>
+      <w:tblGrid>
+        <w:gridCol w:w="4320"/>
+        <w:gridCol w:w="4320"/>
+      </w:tblGrid>
+      <w:tr>
+        <w:tc>
+          <w:tcPr>
+            <w:tcW w:type="dxa" w:w="4320"/>
+            <w:shd w:val="clear" w:fill="BE1723"/>
+          </w:tcPr>
+          <w:p>
+            <w:pPr>
+              <w:jc w:val="center"/>
+            </w:pPr>
+            <w:r/>
+            <w:r>
+              <w:rPr>
+                <w:b/>
+                <w:color w:val="FFFFFF"/>
+                <w:sz w:val="18"/>
+              </w:rPr>
+              <w:t>Cálculo</w:t>
+            </w:r>
+          </w:p>
+        </w:tc>
+        <w:tc>
+          <w:tcPr>
+            <w:tcW w:type="dxa" w:w="4320"/>
+            <w:shd w:val="clear" w:fill="BE1723"/>
+          </w:tcPr>
+          <w:p>
+            <w:pPr>
+              <w:jc w:val="center"/>
+            </w:pPr>
+            <w:r/>
+            <w:r>
+              <w:rPr>
+                <w:b/>
+                <w:color w:val="FFFFFF"/>
+                <w:sz w:val="18"/>
+              </w:rPr>
+              <w:t>Fórmula</w:t>
+            </w:r>
+          </w:p>
+        </w:tc>
+      </w:tr>
+      <w:tr>
+        <w:tc>
+          <w:tcPr>
+            <w:tcW w:type="dxa" w:w="4320"/>
+          </w:tcPr>
+          <w:p>
+            <w:r/>
+            <w:r>
+              <w:rPr>
+                <w:b w:val="0"/>
+                <w:sz w:val="19"/>
+              </w:rPr>
+              <w:t>Total de la semana (por hoja)</w:t>
+            </w:r>
+          </w:p>
+        </w:tc>
+        <w:tc>
+          <w:tcPr>
+            <w:tcW w:type="dxa" w:w="4320"/>
+          </w:tcPr>
+          <w:p>
+            <w:r/>
+            <w:r>
+              <w:rPr>
+                <w:b w:val="0"/>
+                <w:sz w:val="19"/>
+              </w:rPr>
+              <w:t>% de la semana × TOTAL de la partida</w:t>
+            </w:r>
+          </w:p>
+        </w:tc>
+      </w:tr>
+      <w:tr>
+        <w:tc>
+          <w:tcPr>
+            <w:tcW w:type="dxa" w:w="4320"/>
+          </w:tcPr>
+          <w:p>
+            <w:r/>
+            <w:r>
+              <w:rPr>
+                <w:b w:val="0"/>
+                <w:sz w:val="19"/>
+              </w:rPr>
+              <w:t>% acumulado de la partida</w:t>
+            </w:r>
+          </w:p>
+        </w:tc>
+        <w:tc>
+          <w:tcPr>
+            <w:tcW w:type="dxa" w:w="4320"/>
+          </w:tcPr>
+          <w:p>
+            <w:r/>
+            <w:r>
+              <w:rPr>
+                <w:b w:val="0"/>
+                <w:sz w:val="19"/>
+              </w:rPr>
+              <w:t>Suma de los % de todas sus semanas</w:t>
+            </w:r>
+          </w:p>
+        </w:tc>
+      </w:tr>
+      <w:tr>
+        <w:tc>
+          <w:tcPr>
+            <w:tcW w:type="dxa" w:w="4320"/>
+          </w:tcPr>
+          <w:p>
+            <w:r/>
+            <w:r>
+              <w:rPr>
+                <w:b w:val="0"/>
+                <w:sz w:val="19"/>
+              </w:rPr>
+              <w:t>Valorizado acumulado</w:t>
+            </w:r>
+          </w:p>
+        </w:tc>
+        <w:tc>
+          <w:tcPr>
+            <w:tcW w:type="dxa" w:w="4320"/>
+          </w:tcPr>
+          <w:p>
+            <w:r/>
+            <w:r>
+              <w:rPr>
+                <w:b w:val="0"/>
+                <w:sz w:val="19"/>
+              </w:rPr>
+              <w:t>% acumulado × TOTAL de la partida</w:t>
+            </w:r>
+          </w:p>
+        </w:tc>
+      </w:tr>
+      <w:tr>
+        <w:tc>
+          <w:tcPr>
+            <w:tcW w:type="dxa" w:w="4320"/>
+          </w:tcPr>
+          <w:p>
+            <w:r/>
+            <w:r>
+              <w:rPr>
+                <w:b w:val="0"/>
+                <w:sz w:val="19"/>
+              </w:rPr>
+              <w:t>Saldo</w:t>
+            </w:r>
+          </w:p>
+        </w:tc>
+        <w:tc>
+          <w:tcPr>
+            <w:tcW w:type="dxa" w:w="4320"/>
+          </w:tcPr>
+          <w:p>
+            <w:r/>
+            <w:r>
+              <w:rPr>
+                <w:b w:val="0"/>
+                <w:sz w:val="19"/>
+              </w:rPr>
+              <w:t>TOTAL × (1 − % acumulado)</w:t>
+            </w:r>
+          </w:p>
+        </w:tc>
+      </w:tr>
+      <w:tr>
+        <w:tc>
+          <w:tcPr>
+            <w:tcW w:type="dxa" w:w="4320"/>
+          </w:tcPr>
+          <w:p>
+            <w:r/>
+            <w:r>
+              <w:rPr>
+                <w:b w:val="0"/>
+                <w:sz w:val="19"/>
+              </w:rPr>
+              <w:t>Rollup a niveles superiores</w:t>
+            </w:r>
+          </w:p>
+        </w:tc>
+        <w:tc>
+          <w:tcPr>
+            <w:tcW w:type="dxa" w:w="4320"/>
+          </w:tcPr>
+          <w:p>
+            <w:r/>
+            <w:r>
+              <w:rPr>
+                <w:b w:val="0"/>
+                <w:sz w:val="19"/>
+              </w:rPr>
+              <w:t>Ponderado por monto: %acum(padre)= Σ(Total_hijo×%acum_hijo) ÷ Σ(Total_hijo)</w:t>
+            </w:r>
+          </w:p>
+        </w:tc>
+      </w:tr>
+    </w:tbl>
+    <w:p/>
+    <w:p>
+      <w:r>
+        <w:rPr>
+          <w:b/>
+          <w:color w:val="0A7D33"/>
+          <w:sz w:val="19"/>
+        </w:rPr>
+        <w:t>📐 Ejemplo: Sub-partida de S/ 240,000 valorizada en 3 semanas (25% / 25% / 50%)</w:t>
+      </w:r>
+    </w:p>
+    <w:tbl>
+      <w:tblPr>
+        <w:tblStyle w:val="TableGrid"/>
+        <w:tblW w:type="auto" w:w="0"/>
+        <w:tblLook w:firstColumn="1" w:firstRow="1" w:lastColumn="0" w:lastRow="0" w:noHBand="0" w:noVBand="1" w:val="04A0"/>
+      </w:tblPr>
+      <w:tblGrid>
+        <w:gridCol w:w="4320"/>
+        <w:gridCol w:w="4320"/>
+      </w:tblGrid>
+      <w:tr>
+        <w:tc>
+          <w:tcPr>
+            <w:tcW w:type="dxa" w:w="4320"/>
+            <w:shd w:val="clear" w:fill="0A7D33"/>
+          </w:tcPr>
+          <w:p>
+            <w:pPr>
+              <w:jc w:val="center"/>
+            </w:pPr>
+            <w:r/>
+            <w:r>
+              <w:rPr>
+                <w:b/>
+                <w:color w:val="FFFFFF"/>
+                <w:sz w:val="17"/>
+              </w:rPr>
+              <w:t>Semana</w:t>
+            </w:r>
+          </w:p>
+        </w:tc>
+        <w:tc>
+          <w:tcPr>
+            <w:tcW w:type="dxa" w:w="4320"/>
+            <w:shd w:val="clear" w:fill="0A7D33"/>
+          </w:tcPr>
+          <w:p>
+            <w:pPr>
+              <w:jc w:val="center"/>
+            </w:pPr>
+            <w:r/>
+            <w:r>
+              <w:rPr>
+                <w:b/>
+                <w:color w:val="FFFFFF"/>
+                <w:sz w:val="17"/>
+              </w:rPr>
+              <w:t>% / Total / %acum / Saldo</w:t>
+            </w:r>
+          </w:p>
+        </w:tc>
+      </w:tr>
+      <w:tr>
+        <w:tc>
+          <w:tcPr>
+            <w:tcW w:type="dxa" w:w="4320"/>
+          </w:tcPr>
+          <w:p>
+            <w:r/>
+            <w:r>
+              <w:rPr>
+                <w:b w:val="0"/>
+                <w:sz w:val="18"/>
+              </w:rPr>
+              <w:t>Semana 1 (25%)</w:t>
+            </w:r>
+          </w:p>
+        </w:tc>
+        <w:tc>
+          <w:tcPr>
+            <w:tcW w:type="dxa" w:w="4320"/>
+          </w:tcPr>
+          <w:p>
+            <w:pPr>
+              <w:jc w:val="right"/>
+            </w:pPr>
+            <w:r/>
+            <w:r>
+              <w:rPr>
+                <w:b w:val="0"/>
+                <w:sz w:val="18"/>
+              </w:rPr>
+              <w:t>S/ 60,000 · acum 25% · saldo 180,000</w:t>
+            </w:r>
+          </w:p>
+        </w:tc>
+      </w:tr>
+      <w:tr>
+        <w:tc>
+          <w:tcPr>
+            <w:tcW w:type="dxa" w:w="4320"/>
+          </w:tcPr>
+          <w:p>
+            <w:r/>
+            <w:r>
+              <w:rPr>
+                <w:b w:val="0"/>
+                <w:sz w:val="18"/>
+              </w:rPr>
+              <w:t>Semana 2 (25%)</w:t>
+            </w:r>
+          </w:p>
+        </w:tc>
+        <w:tc>
+          <w:tcPr>
+            <w:tcW w:type="dxa" w:w="4320"/>
+          </w:tcPr>
+          <w:p>
+            <w:pPr>
+              <w:jc w:val="right"/>
+            </w:pPr>
+            <w:r/>
+            <w:r>
+              <w:rPr>
+                <w:b w:val="0"/>
+                <w:sz w:val="18"/>
+              </w:rPr>
+              <w:t>S/ 60,000 · acum 50% · saldo 120,000</w:t>
+            </w:r>
+          </w:p>
+        </w:tc>
+      </w:tr>
+      <w:tr>
+        <w:tc>
+          <w:tcPr>
+            <w:tcW w:type="dxa" w:w="4320"/>
+          </w:tcPr>
+          <w:p>
+            <w:r/>
+            <w:r>
+              <w:rPr>
+                <w:b w:val="0"/>
+                <w:sz w:val="18"/>
+              </w:rPr>
+              <w:t>Semana 3 (50%)</w:t>
+            </w:r>
+          </w:p>
+        </w:tc>
+        <w:tc>
+          <w:tcPr>
+            <w:tcW w:type="dxa" w:w="4320"/>
+          </w:tcPr>
+          <w:p>
+            <w:pPr>
+              <w:jc w:val="right"/>
+            </w:pPr>
+            <w:r/>
+            <w:r>
+              <w:rPr>
+                <w:b w:val="0"/>
+                <w:sz w:val="18"/>
+              </w:rPr>
+              <w:t>S/ 120,000 · acum 100% · saldo 0</w:t>
+            </w:r>
+          </w:p>
+        </w:tc>
+      </w:tr>
+    </w:tbl>
+    <w:p/>
+    <w:p>
+      <w:pPr>
+        <w:ind w:left="288"/>
+      </w:pPr>
+      <w:r>
+        <w:rPr>
+          <w:b/>
+          <w:color w:val="E20627"/>
+          <w:sz w:val="19"/>
+        </w:rPr>
+        <w:t xml:space="preserve">⚠ Regla/validación: </w:t>
+      </w:r>
+      <w:r>
+        <w:rPr>
+          <w:sz w:val="19"/>
+        </w:rPr>
+        <w:t>El % acumulado de una partida nunca puede pasar de 100%: si la suma de semanas lo supera, el sistema lo bloquea. El saldo nunca es negativo.</w:t>
+      </w:r>
+    </w:p>
+    <w:p>
+      <w:pPr>
+        <w:pStyle w:val="Heading3"/>
+      </w:pPr>
+      <w:r>
+        <w:rPr>
+          <w:color w:val="333333"/>
+          <w:sz w:val="23"/>
+        </w:rPr>
+        <w:t>Cuadrante 4 — Estado y Prioridad (AUTOMÁTICOS)</w:t>
+      </w:r>
+    </w:p>
+    <w:p>
+      <w:r>
+        <w:rPr>
+          <w:color w:val="666666"/>
+          <w:sz w:val="20"/>
+        </w:rPr>
+        <w:t>No se escriben a mano: el sistema los calcula comparando el avance REAL con el PROYECTADO. El proyectado se reparte proporcional entre las semanas de duración (ej. 5 semanas → 20% por semana: 20/40/60/80/100% acumulado).</w:t>
+      </w:r>
+    </w:p>
+    <w:tbl>
+      <w:tblPr>
+        <w:tblStyle w:val="TableGrid"/>
+        <w:tblW w:type="auto" w:w="0"/>
+        <w:tblLook w:firstColumn="1" w:firstRow="1" w:lastColumn="0" w:lastRow="0" w:noHBand="0" w:noVBand="1" w:val="04A0"/>
+      </w:tblPr>
+      <w:tblGrid>
+        <w:gridCol w:w="4320"/>
+        <w:gridCol w:w="4320"/>
+      </w:tblGrid>
+      <w:tr>
+        <w:tc>
+          <w:tcPr>
+            <w:tcW w:type="dxa" w:w="4320"/>
+            <w:shd w:val="clear" w:fill="BE1723"/>
+          </w:tcPr>
+          <w:p>
+            <w:pPr>
+              <w:jc w:val="center"/>
+            </w:pPr>
+            <w:r/>
+            <w:r>
+              <w:rPr>
+                <w:b/>
+                <w:color w:val="FFFFFF"/>
+                <w:sz w:val="18"/>
+              </w:rPr>
+              <w:t>Estado</w:t>
+            </w:r>
+          </w:p>
+        </w:tc>
+        <w:tc>
+          <w:tcPr>
+            <w:tcW w:type="dxa" w:w="4320"/>
+            <w:shd w:val="clear" w:fill="BE1723"/>
+          </w:tcPr>
+          <w:p>
+            <w:pPr>
+              <w:jc w:val="center"/>
+            </w:pPr>
+            <w:r/>
+            <w:r>
+              <w:rPr>
+                <w:b/>
+                <w:color w:val="FFFFFF"/>
+                <w:sz w:val="18"/>
+              </w:rPr>
+              <w:t>Cuándo se asigna</w:t>
+            </w:r>
+          </w:p>
+        </w:tc>
+      </w:tr>
+      <w:tr>
+        <w:tc>
+          <w:tcPr>
+            <w:tcW w:type="dxa" w:w="4320"/>
+          </w:tcPr>
+          <w:p>
+            <w:r/>
+            <w:r>
+              <w:rPr>
+                <w:b w:val="0"/>
+                <w:sz w:val="19"/>
+              </w:rPr>
+              <w:t>Completado</w:t>
+            </w:r>
+          </w:p>
+        </w:tc>
+        <w:tc>
+          <w:tcPr>
+            <w:tcW w:type="dxa" w:w="4320"/>
+          </w:tcPr>
+          <w:p>
+            <w:r/>
+            <w:r>
+              <w:rPr>
+                <w:b w:val="0"/>
+                <w:sz w:val="19"/>
+              </w:rPr>
+              <w:t>% acumulado = 100%.</w:t>
+            </w:r>
+          </w:p>
+        </w:tc>
+      </w:tr>
+      <w:tr>
+        <w:tc>
+          <w:tcPr>
+            <w:tcW w:type="dxa" w:w="4320"/>
+          </w:tcPr>
+          <w:p>
+            <w:r/>
+            <w:r>
+              <w:rPr>
+                <w:b w:val="0"/>
+                <w:sz w:val="19"/>
+              </w:rPr>
+              <w:t>En progreso</w:t>
+            </w:r>
+          </w:p>
+        </w:tc>
+        <w:tc>
+          <w:tcPr>
+            <w:tcW w:type="dxa" w:w="4320"/>
+          </w:tcPr>
+          <w:p>
+            <w:r/>
+            <w:r>
+              <w:rPr>
+                <w:b w:val="0"/>
+                <w:sz w:val="19"/>
+              </w:rPr>
+              <w:t>Avanzó algún % entre una valorización y la siguiente.</w:t>
+            </w:r>
+          </w:p>
+        </w:tc>
+      </w:tr>
+      <w:tr>
+        <w:tc>
+          <w:tcPr>
+            <w:tcW w:type="dxa" w:w="4320"/>
+          </w:tcPr>
+          <w:p>
+            <w:r/>
+            <w:r>
+              <w:rPr>
+                <w:b w:val="0"/>
+                <w:sz w:val="19"/>
+              </w:rPr>
+              <w:t>Detenido</w:t>
+            </w:r>
+          </w:p>
+        </w:tc>
+        <w:tc>
+          <w:tcPr>
+            <w:tcW w:type="dxa" w:w="4320"/>
+          </w:tcPr>
+          <w:p>
+            <w:r/>
+            <w:r>
+              <w:rPr>
+                <w:b w:val="0"/>
+                <w:sz w:val="19"/>
+              </w:rPr>
+              <w:t>El % no avanzó respecto a la valorización anterior.</w:t>
+            </w:r>
+          </w:p>
+        </w:tc>
+      </w:tr>
+      <w:tr>
+        <w:tc>
+          <w:tcPr>
+            <w:tcW w:type="dxa" w:w="4320"/>
+          </w:tcPr>
+          <w:p>
+            <w:r/>
+            <w:r>
+              <w:rPr>
+                <w:b w:val="0"/>
+                <w:sz w:val="19"/>
+              </w:rPr>
+              <w:t>En espera</w:t>
+            </w:r>
+          </w:p>
+        </w:tc>
+        <w:tc>
+          <w:tcPr>
+            <w:tcW w:type="dxa" w:w="4320"/>
+          </w:tcPr>
+          <w:p>
+            <w:r/>
+            <w:r>
+              <w:rPr>
+                <w:b w:val="0"/>
+                <w:sz w:val="19"/>
+              </w:rPr>
+              <w:t>La fecha de inicio aún no llega.</w:t>
+            </w:r>
+          </w:p>
+        </w:tc>
+      </w:tr>
+      <w:tr>
+        <w:tc>
+          <w:tcPr>
+            <w:tcW w:type="dxa" w:w="4320"/>
+          </w:tcPr>
+          <w:p>
+            <w:r/>
+            <w:r>
+              <w:rPr>
+                <w:b w:val="0"/>
+                <w:sz w:val="19"/>
+              </w:rPr>
+              <w:t>Pendiente</w:t>
+            </w:r>
+          </w:p>
+        </w:tc>
+        <w:tc>
+          <w:tcPr>
+            <w:tcW w:type="dxa" w:w="4320"/>
+          </w:tcPr>
+          <w:p>
+            <w:r/>
+            <w:r>
+              <w:rPr>
+                <w:b w:val="0"/>
+                <w:sz w:val="19"/>
+              </w:rPr>
+              <w:t>No tiene fecha de inicio.</w:t>
+            </w:r>
+          </w:p>
+        </w:tc>
+      </w:tr>
+      <w:tr>
+        <w:tc>
+          <w:tcPr>
+            <w:tcW w:type="dxa" w:w="4320"/>
+          </w:tcPr>
+          <w:p>
+            <w:r/>
+            <w:r>
+              <w:rPr>
+                <w:b w:val="0"/>
+                <w:sz w:val="19"/>
+              </w:rPr>
+              <w:t>Retrasado</w:t>
+            </w:r>
+          </w:p>
+        </w:tc>
+        <w:tc>
+          <w:tcPr>
+            <w:tcW w:type="dxa" w:w="4320"/>
+          </w:tcPr>
+          <w:p>
+            <w:r/>
+            <w:r>
+              <w:rPr>
+                <w:b w:val="0"/>
+                <w:sz w:val="19"/>
+              </w:rPr>
+              <w:t>Venció el plazo y no llegó al 100%.</w:t>
+            </w:r>
+          </w:p>
+        </w:tc>
+      </w:tr>
+      <w:tr>
+        <w:tc>
+          <w:tcPr>
+            <w:tcW w:type="dxa" w:w="4320"/>
+          </w:tcPr>
+          <w:p>
+            <w:r/>
+            <w:r>
+              <w:rPr>
+                <w:b w:val="0"/>
+                <w:sz w:val="19"/>
+              </w:rPr>
+              <w:t>Cancelado</w:t>
+            </w:r>
+          </w:p>
+        </w:tc>
+        <w:tc>
+          <w:tcPr>
+            <w:tcW w:type="dxa" w:w="4320"/>
+          </w:tcPr>
+          <w:p>
+            <w:r/>
+            <w:r>
+              <w:rPr>
+                <w:b w:val="0"/>
+                <w:sz w:val="19"/>
+              </w:rPr>
+              <w:t>Override manual.</w:t>
+            </w:r>
+          </w:p>
+        </w:tc>
+      </w:tr>
+    </w:tbl>
+    <w:p/>
+    <w:tbl>
+      <w:tblPr>
+        <w:tblStyle w:val="TableGrid"/>
+        <w:tblW w:type="auto" w:w="0"/>
+        <w:tblLook w:firstColumn="1" w:firstRow="1" w:lastColumn="0" w:lastRow="0" w:noHBand="0" w:noVBand="1" w:val="04A0"/>
+      </w:tblPr>
+      <w:tblGrid>
+        <w:gridCol w:w="4320"/>
+        <w:gridCol w:w="4320"/>
+      </w:tblGrid>
+      <w:tr>
+        <w:tc>
+          <w:tcPr>
+            <w:tcW w:type="dxa" w:w="4320"/>
+            <w:shd w:val="clear" w:fill="BE1723"/>
+          </w:tcPr>
+          <w:p>
+            <w:pPr>
+              <w:jc w:val="center"/>
+            </w:pPr>
+            <w:r/>
+            <w:r>
+              <w:rPr>
+                <w:b/>
+                <w:color w:val="FFFFFF"/>
+                <w:sz w:val="18"/>
+              </w:rPr>
+              <w:t>Prioridad (real ÷ proyectado de la semana)</w:t>
+            </w:r>
+          </w:p>
+        </w:tc>
+        <w:tc>
+          <w:tcPr>
+            <w:tcW w:type="dxa" w:w="4320"/>
+            <w:shd w:val="clear" w:fill="BE1723"/>
+          </w:tcPr>
+          <w:p>
+            <w:pPr>
+              <w:jc w:val="center"/>
+            </w:pPr>
+            <w:r/>
+            <w:r>
+              <w:rPr>
+                <w:b/>
+                <w:color w:val="FFFFFF"/>
+                <w:sz w:val="18"/>
+              </w:rPr>
+              <w:t>Resultado</w:t>
+            </w:r>
+          </w:p>
+        </w:tc>
+      </w:tr>
+      <w:tr>
+        <w:tc>
+          <w:tcPr>
+            <w:tcW w:type="dxa" w:w="4320"/>
+          </w:tcPr>
+          <w:p>
+            <w:r/>
+            <w:r>
+              <w:rPr>
+                <w:b w:val="0"/>
+                <w:sz w:val="19"/>
+              </w:rPr>
+              <w:t>Menos del 50% de lo proyectado</w:t>
+            </w:r>
+          </w:p>
+        </w:tc>
+        <w:tc>
+          <w:tcPr>
+            <w:tcW w:type="dxa" w:w="4320"/>
+          </w:tcPr>
+          <w:p>
+            <w:r/>
+            <w:r>
+              <w:rPr>
+                <w:b w:val="0"/>
+                <w:sz w:val="19"/>
+              </w:rPr>
+              <w:t>Muy alta</w:t>
+            </w:r>
+          </w:p>
+        </w:tc>
+      </w:tr>
+      <w:tr>
+        <w:tc>
+          <w:tcPr>
+            <w:tcW w:type="dxa" w:w="4320"/>
+          </w:tcPr>
+          <w:p>
+            <w:r/>
+            <w:r>
+              <w:rPr>
+                <w:b w:val="0"/>
+                <w:sz w:val="19"/>
+              </w:rPr>
+              <w:t>Entre 50% y por debajo del objetivo</w:t>
+            </w:r>
+          </w:p>
+        </w:tc>
+        <w:tc>
+          <w:tcPr>
+            <w:tcW w:type="dxa" w:w="4320"/>
+          </w:tcPr>
+          <w:p>
+            <w:r/>
+            <w:r>
+              <w:rPr>
+                <w:b w:val="0"/>
+                <w:sz w:val="19"/>
+              </w:rPr>
+              <w:t>Alta</w:t>
+            </w:r>
+          </w:p>
+        </w:tc>
+      </w:tr>
+      <w:tr>
+        <w:tc>
+          <w:tcPr>
+            <w:tcW w:type="dxa" w:w="4320"/>
+          </w:tcPr>
+          <w:p>
+            <w:r/>
+            <w:r>
+              <w:rPr>
+                <w:b w:val="0"/>
+                <w:sz w:val="19"/>
+              </w:rPr>
+              <w:t>Justo en lo proyectado (≈100%)</w:t>
+            </w:r>
+          </w:p>
+        </w:tc>
+        <w:tc>
+          <w:tcPr>
+            <w:tcW w:type="dxa" w:w="4320"/>
+          </w:tcPr>
+          <w:p>
+            <w:r/>
+            <w:r>
+              <w:rPr>
+                <w:b w:val="0"/>
+                <w:sz w:val="19"/>
+              </w:rPr>
+              <w:t>Media</w:t>
+            </w:r>
+          </w:p>
+        </w:tc>
+      </w:tr>
+      <w:tr>
+        <w:tc>
+          <w:tcPr>
+            <w:tcW w:type="dxa" w:w="4320"/>
+          </w:tcPr>
+          <w:p>
+            <w:r/>
+            <w:r>
+              <w:rPr>
+                <w:b w:val="0"/>
+                <w:sz w:val="19"/>
+              </w:rPr>
+              <w:t>Por encima del objetivo</w:t>
+            </w:r>
+          </w:p>
+        </w:tc>
+        <w:tc>
+          <w:tcPr>
+            <w:tcW w:type="dxa" w:w="4320"/>
+          </w:tcPr>
+          <w:p>
+            <w:r/>
+            <w:r>
+              <w:rPr>
+                <w:b w:val="0"/>
+                <w:sz w:val="19"/>
+              </w:rPr>
+              <w:t>Baja</w:t>
+            </w:r>
+          </w:p>
+        </w:tc>
+      </w:tr>
+      <w:tr>
+        <w:tc>
+          <w:tcPr>
+            <w:tcW w:type="dxa" w:w="4320"/>
+          </w:tcPr>
+          <w:p>
+            <w:r/>
+            <w:r>
+              <w:rPr>
+                <w:b w:val="0"/>
+                <w:sz w:val="19"/>
+              </w:rPr>
+              <w:t>Muy por encima (≥120%)</w:t>
+            </w:r>
+          </w:p>
+        </w:tc>
+        <w:tc>
+          <w:tcPr>
+            <w:tcW w:type="dxa" w:w="4320"/>
+          </w:tcPr>
+          <w:p>
+            <w:r/>
+            <w:r>
+              <w:rPr>
+                <w:b w:val="0"/>
+                <w:sz w:val="19"/>
+              </w:rPr>
+              <w:t>Muy baja</w:t>
+            </w:r>
+          </w:p>
+        </w:tc>
+      </w:tr>
+      <w:tr>
+        <w:tc>
+          <w:tcPr>
+            <w:tcW w:type="dxa" w:w="4320"/>
+          </w:tcPr>
+          <w:p>
+            <w:r/>
+            <w:r>
+              <w:rPr>
+                <w:b w:val="0"/>
+                <w:sz w:val="19"/>
+              </w:rPr>
+              <w:t>Sin fechas / proyectado 0</w:t>
+            </w:r>
+          </w:p>
+        </w:tc>
+        <w:tc>
+          <w:tcPr>
+            <w:tcW w:type="dxa" w:w="4320"/>
+          </w:tcPr>
+          <w:p>
+            <w:r/>
+            <w:r>
+              <w:rPr>
+                <w:b w:val="0"/>
+                <w:sz w:val="19"/>
+              </w:rPr>
+              <w:t>Media (por defecto)</w:t>
+            </w:r>
+          </w:p>
+        </w:tc>
+      </w:tr>
+    </w:tbl>
+    <w:p/>
+    <w:p>
+      <w:r>
+        <w:rPr>
+          <w:b/>
+          <w:color w:val="0A7D33"/>
+          <w:sz w:val="19"/>
+        </w:rPr>
+        <w:t>📐 Ejemplo: Caso del modelo (proyectado 20/40/60/80/100; real 0.3/0.4/0.4/0.4/0.9/1.0)</w:t>
+      </w:r>
+    </w:p>
+    <w:tbl>
+      <w:tblPr>
+        <w:tblStyle w:val="TableGrid"/>
+        <w:tblW w:type="auto" w:w="0"/>
+        <w:tblLook w:firstColumn="1" w:firstRow="1" w:lastColumn="0" w:lastRow="0" w:noHBand="0" w:noVBand="1" w:val="04A0"/>
+      </w:tblPr>
+      <w:tblGrid>
+        <w:gridCol w:w="4320"/>
+        <w:gridCol w:w="4320"/>
+      </w:tblGrid>
+      <w:tr>
+        <w:tc>
+          <w:tcPr>
+            <w:tcW w:type="dxa" w:w="4320"/>
+            <w:shd w:val="clear" w:fill="0A7D33"/>
+          </w:tcPr>
+          <w:p>
+            <w:pPr>
+              <w:jc w:val="center"/>
+            </w:pPr>
+            <w:r/>
+            <w:r>
+              <w:rPr>
+                <w:b/>
+                <w:color w:val="FFFFFF"/>
+                <w:sz w:val="17"/>
+              </w:rPr>
+              <w:t>Semana</w:t>
+            </w:r>
+          </w:p>
+        </w:tc>
+        <w:tc>
+          <w:tcPr>
+            <w:tcW w:type="dxa" w:w="4320"/>
+            <w:shd w:val="clear" w:fill="0A7D33"/>
+          </w:tcPr>
+          <w:p>
+            <w:pPr>
+              <w:jc w:val="center"/>
+            </w:pPr>
+            <w:r/>
+            <w:r>
+              <w:rPr>
+                <w:b/>
+                <w:color w:val="FFFFFF"/>
+                <w:sz w:val="17"/>
+              </w:rPr>
+              <w:t>Prioridad → Estado</w:t>
+            </w:r>
+          </w:p>
+        </w:tc>
+      </w:tr>
+      <w:tr>
+        <w:tc>
+          <w:tcPr>
+            <w:tcW w:type="dxa" w:w="4320"/>
+          </w:tcPr>
+          <w:p>
+            <w:r/>
+            <w:r>
+              <w:rPr>
+                <w:b w:val="0"/>
+                <w:sz w:val="18"/>
+              </w:rPr>
+              <w:t>S1 real 30% vs 20%</w:t>
+            </w:r>
+          </w:p>
+        </w:tc>
+        <w:tc>
+          <w:tcPr>
+            <w:tcW w:type="dxa" w:w="4320"/>
+          </w:tcPr>
+          <w:p>
+            <w:pPr>
+              <w:jc w:val="right"/>
+            </w:pPr>
+            <w:r/>
+            <w:r>
+              <w:rPr>
+                <w:b w:val="0"/>
+                <w:sz w:val="18"/>
+              </w:rPr>
+              <w:t>Muy baja → En progreso</w:t>
+            </w:r>
+          </w:p>
+        </w:tc>
+      </w:tr>
+      <w:tr>
+        <w:tc>
+          <w:tcPr>
+            <w:tcW w:type="dxa" w:w="4320"/>
+          </w:tcPr>
+          <w:p>
+            <w:r/>
+            <w:r>
+              <w:rPr>
+                <w:b w:val="0"/>
+                <w:sz w:val="18"/>
+              </w:rPr>
+              <w:t>S2 real 40% vs 40%</w:t>
+            </w:r>
+          </w:p>
+        </w:tc>
+        <w:tc>
+          <w:tcPr>
+            <w:tcW w:type="dxa" w:w="4320"/>
+          </w:tcPr>
+          <w:p>
+            <w:pPr>
+              <w:jc w:val="right"/>
+            </w:pPr>
+            <w:r/>
+            <w:r>
+              <w:rPr>
+                <w:b w:val="0"/>
+                <w:sz w:val="18"/>
+              </w:rPr>
+              <w:t>Media → En progreso</w:t>
+            </w:r>
+          </w:p>
+        </w:tc>
+      </w:tr>
+      <w:tr>
+        <w:tc>
+          <w:tcPr>
+            <w:tcW w:type="dxa" w:w="4320"/>
+          </w:tcPr>
+          <w:p>
+            <w:r/>
+            <w:r>
+              <w:rPr>
+                <w:b w:val="0"/>
+                <w:sz w:val="18"/>
+              </w:rPr>
+              <w:t>S3 real 40% vs 60%</w:t>
+            </w:r>
+          </w:p>
+        </w:tc>
+        <w:tc>
+          <w:tcPr>
+            <w:tcW w:type="dxa" w:w="4320"/>
+          </w:tcPr>
+          <w:p>
+            <w:pPr>
+              <w:jc w:val="right"/>
+            </w:pPr>
+            <w:r/>
+            <w:r>
+              <w:rPr>
+                <w:b w:val="0"/>
+                <w:sz w:val="18"/>
+              </w:rPr>
+              <w:t>Alta → Detenido (no avanzó)</w:t>
+            </w:r>
+          </w:p>
+        </w:tc>
+      </w:tr>
+      <w:tr>
+        <w:tc>
+          <w:tcPr>
+            <w:tcW w:type="dxa" w:w="4320"/>
+          </w:tcPr>
+          <w:p>
+            <w:r/>
+            <w:r>
+              <w:rPr>
+                <w:b w:val="0"/>
+                <w:sz w:val="18"/>
+              </w:rPr>
+              <w:t>S4 real 40% vs 80%</w:t>
+            </w:r>
+          </w:p>
+        </w:tc>
+        <w:tc>
+          <w:tcPr>
+            <w:tcW w:type="dxa" w:w="4320"/>
+          </w:tcPr>
+          <w:p>
+            <w:pPr>
+              <w:jc w:val="right"/>
+            </w:pPr>
+            <w:r/>
+            <w:r>
+              <w:rPr>
+                <w:b w:val="0"/>
+                <w:sz w:val="18"/>
+              </w:rPr>
+              <w:t>Muy alta → Detenido</w:t>
+            </w:r>
+          </w:p>
+        </w:tc>
+      </w:tr>
+      <w:tr>
+        <w:tc>
+          <w:tcPr>
+            <w:tcW w:type="dxa" w:w="4320"/>
+          </w:tcPr>
+          <w:p>
+            <w:r/>
+            <w:r>
+              <w:rPr>
+                <w:b w:val="0"/>
+                <w:sz w:val="18"/>
+              </w:rPr>
+              <w:t>S5 real 90% vs 100%</w:t>
+            </w:r>
+          </w:p>
+        </w:tc>
+        <w:tc>
+          <w:tcPr>
+            <w:tcW w:type="dxa" w:w="4320"/>
+          </w:tcPr>
+          <w:p>
+            <w:pPr>
+              <w:jc w:val="right"/>
+            </w:pPr>
+            <w:r/>
+            <w:r>
+              <w:rPr>
+                <w:b w:val="0"/>
+                <w:sz w:val="18"/>
+              </w:rPr>
+              <w:t>Alta → Retrasado</w:t>
+            </w:r>
+          </w:p>
+        </w:tc>
+      </w:tr>
+      <w:tr>
+        <w:tc>
+          <w:tcPr>
+            <w:tcW w:type="dxa" w:w="4320"/>
+          </w:tcPr>
+          <w:p>
+            <w:r/>
+            <w:r>
+              <w:rPr>
+                <w:b w:val="0"/>
+                <w:sz w:val="18"/>
+              </w:rPr>
+              <w:t>S6 real 100%</w:t>
+            </w:r>
+          </w:p>
+        </w:tc>
+        <w:tc>
+          <w:tcPr>
+            <w:tcW w:type="dxa" w:w="4320"/>
+          </w:tcPr>
+          <w:p>
+            <w:pPr>
+              <w:jc w:val="right"/>
+            </w:pPr>
+            <w:r/>
+            <w:r>
+              <w:rPr>
+                <w:b w:val="0"/>
+                <w:sz w:val="18"/>
+              </w:rPr>
+              <w:t>Media → Completado</w:t>
+            </w:r>
+          </w:p>
+        </w:tc>
+      </w:tr>
+    </w:tbl>
+    <w:p/>
+    <w:p>
+      <w:pPr>
+        <w:pStyle w:val="Heading3"/>
+      </w:pPr>
+      <w:r>
+        <w:rPr>
+          <w:color w:val="333333"/>
+          <w:sz w:val="23"/>
+        </w:rPr>
+        <w:t>% Acumulado y Saldo</w:t>
+      </w:r>
+    </w:p>
+    <w:p>
+      <w:r>
+        <w:rPr>
+          <w:color w:val="666666"/>
+          <w:sz w:val="20"/>
+        </w:rPr>
+        <w:t>La columna % Acum muestra una barra verde proporcional al avance (como en el Excel) y el Saldo es lo que falta por valorizar.</w:t>
+      </w:r>
+    </w:p>
+    <w:p>
+      <w:pPr>
+        <w:pStyle w:val="Heading3"/>
+      </w:pPr>
+      <w:r>
+        <w:rPr>
+          <w:color w:val="333333"/>
+          <w:sz w:val="23"/>
+        </w:rPr>
+        <w:t>Botones</w:t>
+      </w:r>
+    </w:p>
     <w:p>
       <w:pPr>
         <w:pStyle w:val="Heading3"/>
@@ -10418,7 +13530,7 @@
                 <w:b w:val="0"/>
                 <w:sz w:val="19"/>
               </w:rPr>
-              <w:t>Partida / + / Capas / Tacho</w:t>
+              <w:t>Partida</w:t>
             </w:r>
           </w:p>
         </w:tc>
@@ -10433,7 +13545,7 @@
                 <w:b w:val="0"/>
                 <w:sz w:val="19"/>
               </w:rPr>
-              <w:t>Agregar partida (catálogo), hijo, detallar APU del proyecto, o eliminar.</w:t>
+              <w:t>Agrega una partida general desde el catálogo (o en blanco).</w:t>
             </w:r>
           </w:p>
         </w:tc>
@@ -10450,7 +13562,7 @@
                 <w:b w:val="0"/>
                 <w:sz w:val="19"/>
               </w:rPr>
-              <w:t>Nueva valorización</w:t>
+              <w:t>+ (en fila)</w:t>
             </w:r>
           </w:p>
         </w:tc>
@@ -10465,7 +13577,7 @@
                 <w:b w:val="0"/>
                 <w:sz w:val="19"/>
               </w:rPr>
-              <w:t>Crea la columna de la semana para registrar avance.</w:t>
+              <w:t>Agrega un hijo (hasta nivel 4).</w:t>
             </w:r>
           </w:p>
         </w:tc>
@@ -10482,7 +13594,7 @@
                 <w:b w:val="0"/>
                 <w:sz w:val="19"/>
               </w:rPr>
-              <w:t>Guardar avances</w:t>
+              <w:t>Capas (APU)</w:t>
             </w:r>
           </w:p>
         </w:tc>
@@ -10497,7 +13609,7 @@
                 <w:b w:val="0"/>
                 <w:sz w:val="19"/>
               </w:rPr>
-              <w:t>Guarda el % de la semana y recalcula estado/prioridad/saldo.</w:t>
+              <w:t>Detalla el APU de esa partida del proyecto.</w:t>
             </w:r>
           </w:p>
         </w:tc>
@@ -10514,7 +13626,7 @@
                 <w:b w:val="0"/>
                 <w:sz w:val="19"/>
               </w:rPr>
-              <w:t>Resumen PDF</w:t>
+              <w:t>Tacho</w:t>
             </w:r>
           </w:p>
         </w:tc>
@@ -10529,7 +13641,7 @@
                 <w:b w:val="0"/>
                 <w:sz w:val="19"/>
               </w:rPr>
-              <w:t>PDF de la valorización para el cliente.</w:t>
+              <w:t>Elimina la fila.</w:t>
             </w:r>
           </w:p>
         </w:tc>
@@ -10546,6 +13658,102 @@
                 <w:b w:val="0"/>
                 <w:sz w:val="19"/>
               </w:rPr>
+              <w:t>Nueva valorización</w:t>
+            </w:r>
+          </w:p>
+        </w:tc>
+        <w:tc>
+          <w:tcPr>
+            <w:tcW w:type="dxa" w:w="6480"/>
+          </w:tcPr>
+          <w:p>
+            <w:r/>
+            <w:r>
+              <w:rPr>
+                <w:b w:val="0"/>
+                <w:sz w:val="19"/>
+              </w:rPr>
+              <w:t>Crea las columnas (% y Total) de la siguiente semana.</w:t>
+            </w:r>
+          </w:p>
+        </w:tc>
+      </w:tr>
+      <w:tr>
+        <w:tc>
+          <w:tcPr>
+            <w:tcW w:type="dxa" w:w="2880"/>
+          </w:tcPr>
+          <w:p>
+            <w:r/>
+            <w:r>
+              <w:rPr>
+                <w:b w:val="0"/>
+                <w:sz w:val="19"/>
+              </w:rPr>
+              <w:t>Guardar avances</w:t>
+            </w:r>
+          </w:p>
+        </w:tc>
+        <w:tc>
+          <w:tcPr>
+            <w:tcW w:type="dxa" w:w="6480"/>
+          </w:tcPr>
+          <w:p>
+            <w:r/>
+            <w:r>
+              <w:rPr>
+                <w:b w:val="0"/>
+                <w:sz w:val="19"/>
+              </w:rPr>
+              <w:t>Guarda los % de la semana; recalcula %acum, saldo, estado y prioridad, y genera alertas de salud si corresponde.</w:t>
+            </w:r>
+          </w:p>
+        </w:tc>
+      </w:tr>
+      <w:tr>
+        <w:tc>
+          <w:tcPr>
+            <w:tcW w:type="dxa" w:w="2880"/>
+          </w:tcPr>
+          <w:p>
+            <w:r/>
+            <w:r>
+              <w:rPr>
+                <w:b w:val="0"/>
+                <w:sz w:val="19"/>
+              </w:rPr>
+              <w:t>Resumen PDF</w:t>
+            </w:r>
+          </w:p>
+        </w:tc>
+        <w:tc>
+          <w:tcPr>
+            <w:tcW w:type="dxa" w:w="6480"/>
+          </w:tcPr>
+          <w:p>
+            <w:r/>
+            <w:r>
+              <w:rPr>
+                <w:b w:val="0"/>
+                <w:sz w:val="19"/>
+              </w:rPr>
+              <w:t>Genera el PDF/resumen ejecutivo de la valorización para el cliente.</w:t>
+            </w:r>
+          </w:p>
+        </w:tc>
+      </w:tr>
+      <w:tr>
+        <w:tc>
+          <w:tcPr>
+            <w:tcW w:type="dxa" w:w="2880"/>
+          </w:tcPr>
+          <w:p>
+            <w:r/>
+            <w:r>
+              <w:rPr>
+                <w:b w:val="0"/>
+                <w:sz w:val="19"/>
+              </w:rPr>
               <w:t>Registrar cobro</w:t>
             </w:r>
           </w:p>
@@ -10561,7 +13769,7 @@
                 <w:b w:val="0"/>
                 <w:sz w:val="19"/>
               </w:rPr>
-              <w:t>Lleva el cobro neto (valorizado − amortización del adelanto) a la caja del proyecto.</w:t>
+              <w:t>Lleva el cobro neto de la valorización a la caja del proyecto.</w:t>
             </w:r>
           </w:p>
         </w:tc>
@@ -10577,18 +13785,206 @@
           <w:color w:val="333333"/>
           <w:sz w:val="23"/>
         </w:rPr>
-        <w:t>Paso a paso</w:t>
+        <w:t>Dilución del adelanto (al registrar la valorización)</w:t>
+      </w:r>
+    </w:p>
+    <w:p>
+      <w:r>
+        <w:rPr>
+          <w:color w:val="666666"/>
+          <w:sz w:val="20"/>
+        </w:rPr>
+        <w:t>Si hubo adelanto, cada valorización lo amortiza con el mismo % de adelanto. El cobro neto al cliente es la valorización menos esa amortización.</w:t>
+      </w:r>
+    </w:p>
+    <w:p>
+      <w:r>
+        <w:rPr>
+          <w:b/>
+          <w:color w:val="0A7D33"/>
+          <w:sz w:val="19"/>
+        </w:rPr>
+        <w:t>📐 Ejemplo: Valorización de S/ 821,250 con 20% de adelanto</w:t>
+      </w:r>
+    </w:p>
+    <w:tbl>
+      <w:tblPr>
+        <w:tblStyle w:val="TableGrid"/>
+        <w:tblW w:type="auto" w:w="0"/>
+        <w:tblLook w:firstColumn="1" w:firstRow="1" w:lastColumn="0" w:lastRow="0" w:noHBand="0" w:noVBand="1" w:val="04A0"/>
+      </w:tblPr>
+      <w:tblGrid>
+        <w:gridCol w:w="4320"/>
+        <w:gridCol w:w="4320"/>
+      </w:tblGrid>
+      <w:tr>
+        <w:tc>
+          <w:tcPr>
+            <w:tcW w:type="dxa" w:w="4320"/>
+            <w:shd w:val="clear" w:fill="0A7D33"/>
+          </w:tcPr>
+          <w:p>
+            <w:pPr>
+              <w:jc w:val="center"/>
+            </w:pPr>
+            <w:r/>
+            <w:r>
+              <w:rPr>
+                <w:b/>
+                <w:color w:val="FFFFFF"/>
+                <w:sz w:val="17"/>
+              </w:rPr>
+              <w:t>Concepto</w:t>
+            </w:r>
+          </w:p>
+        </w:tc>
+        <w:tc>
+          <w:tcPr>
+            <w:tcW w:type="dxa" w:w="4320"/>
+            <w:shd w:val="clear" w:fill="0A7D33"/>
+          </w:tcPr>
+          <w:p>
+            <w:pPr>
+              <w:jc w:val="center"/>
+            </w:pPr>
+            <w:r/>
+            <w:r>
+              <w:rPr>
+                <w:b/>
+                <w:color w:val="FFFFFF"/>
+                <w:sz w:val="17"/>
+              </w:rPr>
+              <w:t>Importe S/</w:t>
+            </w:r>
+          </w:p>
+        </w:tc>
+      </w:tr>
+      <w:tr>
+        <w:tc>
+          <w:tcPr>
+            <w:tcW w:type="dxa" w:w="4320"/>
+          </w:tcPr>
+          <w:p>
+            <w:r/>
+            <w:r>
+              <w:rPr>
+                <w:b w:val="0"/>
+                <w:sz w:val="18"/>
+              </w:rPr>
+              <w:t>Valorización de la semana</w:t>
+            </w:r>
+          </w:p>
+        </w:tc>
+        <w:tc>
+          <w:tcPr>
+            <w:tcW w:type="dxa" w:w="4320"/>
+          </w:tcPr>
+          <w:p>
+            <w:pPr>
+              <w:jc w:val="right"/>
+            </w:pPr>
+            <w:r/>
+            <w:r>
+              <w:rPr>
+                <w:b w:val="0"/>
+                <w:sz w:val="18"/>
+              </w:rPr>
+              <w:t>821,250.00</w:t>
+            </w:r>
+          </w:p>
+        </w:tc>
+      </w:tr>
+      <w:tr>
+        <w:tc>
+          <w:tcPr>
+            <w:tcW w:type="dxa" w:w="4320"/>
+          </w:tcPr>
+          <w:p>
+            <w:r/>
+            <w:r>
+              <w:rPr>
+                <w:b w:val="0"/>
+                <w:sz w:val="18"/>
+              </w:rPr>
+              <w:t>Amortización (20% × 821,250)</w:t>
+            </w:r>
+          </w:p>
+        </w:tc>
+        <w:tc>
+          <w:tcPr>
+            <w:tcW w:type="dxa" w:w="4320"/>
+          </w:tcPr>
+          <w:p>
+            <w:pPr>
+              <w:jc w:val="right"/>
+            </w:pPr>
+            <w:r/>
+            <w:r>
+              <w:rPr>
+                <w:b w:val="0"/>
+                <w:sz w:val="18"/>
+              </w:rPr>
+              <w:t>164,250.00</w:t>
+            </w:r>
+          </w:p>
+        </w:tc>
+      </w:tr>
+      <w:tr>
+        <w:tc>
+          <w:tcPr>
+            <w:tcW w:type="dxa" w:w="4320"/>
+          </w:tcPr>
+          <w:p>
+            <w:r/>
+            <w:r>
+              <w:rPr>
+                <w:b w:val="0"/>
+                <w:sz w:val="18"/>
+              </w:rPr>
+              <w:t>Cobro neto al cliente</w:t>
+            </w:r>
+          </w:p>
+        </w:tc>
+        <w:tc>
+          <w:tcPr>
+            <w:tcW w:type="dxa" w:w="4320"/>
+          </w:tcPr>
+          <w:p>
+            <w:pPr>
+              <w:jc w:val="right"/>
+            </w:pPr>
+            <w:r/>
+            <w:r>
+              <w:rPr>
+                <w:b w:val="0"/>
+                <w:sz w:val="18"/>
+              </w:rPr>
+              <w:t>657,000.00</w:t>
+            </w:r>
+          </w:p>
+        </w:tc>
+      </w:tr>
+    </w:tbl>
+    <w:p/>
+    <w:p>
+      <w:r>
+        <w:rPr>
+          <w:b/>
+          <w:color w:val="BE1723"/>
+          <w:sz w:val="20"/>
+        </w:rPr>
+        <w:t>✅ Casos de prueba (hazlos y verifica el resultado):</w:t>
       </w:r>
     </w:p>
     <w:p>
       <w:pPr>
-        <w:pStyle w:val="ListNumber"/>
+        <w:pStyle w:val="ListBullet"/>
       </w:pPr>
       <w:r>
         <w:rPr>
-          <w:sz w:val="21"/>
+          <w:sz w:val="20"/>
         </w:rPr>
-        <w:t>Asigna contratista y fechas a una partida.</w:t>
+        <w:t>Asigna contratista, fecha de inicio/entrega y duración a una partida hoja.</w:t>
       </w:r>
     </w:p>
     <w:p>
@@ -10601,25 +13997,25 @@
           <w:color w:val="0A7D33"/>
           <w:sz w:val="18"/>
         </w:rPr>
-        <w:t xml:space="preserve">✓ Debes ver: </w:t>
+        <w:t xml:space="preserve">→ Resultado esperado: </w:t>
       </w:r>
       <w:r>
         <w:rPr>
           <w:color w:val="666666"/>
           <w:sz w:val="18"/>
         </w:rPr>
-        <w:t>Estado/Prioridad se ajustan.</w:t>
+        <w:t>El Estado pasa a 'En espera' si la fecha es futura, o se recalcula según el avance.</w:t>
       </w:r>
     </w:p>
     <w:p>
       <w:pPr>
-        <w:pStyle w:val="ListNumber"/>
+        <w:pStyle w:val="ListBullet"/>
       </w:pPr>
       <w:r>
         <w:rPr>
-          <w:sz w:val="21"/>
+          <w:sz w:val="20"/>
         </w:rPr>
-        <w:t>Pulsa Nueva valorización, pon el % de avance en las hojas y Guardar avances.</w:t>
+        <w:t>Pulsa 'Nueva valorización', escribe 25% de avance en una hoja y 'Guardar avances'.</w:t>
       </w:r>
     </w:p>
     <w:p>
@@ -10632,25 +14028,25 @@
           <w:color w:val="0A7D33"/>
           <w:sz w:val="18"/>
         </w:rPr>
-        <w:t xml:space="preserve">✓ Debes ver: </w:t>
+        <w:t xml:space="preserve">→ Resultado esperado: </w:t>
       </w:r>
       <w:r>
         <w:rPr>
           <w:color w:val="666666"/>
           <w:sz w:val="18"/>
         </w:rPr>
-        <w:t>Sube el % acumulado (barra verde) y baja el saldo; estado/prioridad se recalculan solos.</w:t>
+        <w:t>El % acumulado sube a 25% (barra verde), el saldo baja, y Estado/Prioridad se recalculan.</w:t>
       </w:r>
     </w:p>
     <w:p>
       <w:pPr>
-        <w:pStyle w:val="ListNumber"/>
+        <w:pStyle w:val="ListBullet"/>
       </w:pPr>
       <w:r>
         <w:rPr>
-          <w:sz w:val="21"/>
+          <w:sz w:val="20"/>
         </w:rPr>
-        <w:t>Revisa el panel de dilución del adelanto y pulsa Registrar cobro.</w:t>
+        <w:t>Intenta ingresar un avance que haga pasar el acumulado de 100%.</w:t>
       </w:r>
     </w:p>
     <w:p>
@@ -10663,14 +14059,76 @@
           <w:color w:val="0A7D33"/>
           <w:sz w:val="18"/>
         </w:rPr>
-        <w:t xml:space="preserve">✓ Debes ver: </w:t>
+        <w:t xml:space="preserve">→ Resultado esperado: </w:t>
       </w:r>
       <w:r>
         <w:rPr>
           <w:color w:val="666666"/>
           <w:sz w:val="18"/>
         </w:rPr>
-        <w:t>El cobro neto entra a la caja; el saldo del adelanto disminuye.</w:t>
+        <w:t>El sistema lo bloquea y avisa.</w:t>
+      </w:r>
+    </w:p>
+    <w:p>
+      <w:pPr>
+        <w:pStyle w:val="ListBullet"/>
+      </w:pPr>
+      <w:r>
+        <w:rPr>
+          <w:sz w:val="20"/>
+        </w:rPr>
+        <w:t>Mira el panel de dilución y pulsa 'Registrar cobro'.</w:t>
+      </w:r>
+    </w:p>
+    <w:p>
+      <w:pPr>
+        <w:ind w:left="720"/>
+      </w:pPr>
+      <w:r>
+        <w:rPr>
+          <w:b/>
+          <w:color w:val="0A7D33"/>
+          <w:sz w:val="18"/>
+        </w:rPr>
+        <w:t xml:space="preserve">→ Resultado esperado: </w:t>
+      </w:r>
+      <w:r>
+        <w:rPr>
+          <w:color w:val="666666"/>
+          <w:sz w:val="18"/>
+        </w:rPr>
+        <w:t>El cobro neto (valorización − amortización) entra a la caja del proyecto y el saldo del adelanto baja.</w:t>
+      </w:r>
+    </w:p>
+    <w:p>
+      <w:pPr>
+        <w:pStyle w:val="ListBullet"/>
+      </w:pPr>
+      <w:r>
+        <w:rPr>
+          <w:sz w:val="20"/>
+        </w:rPr>
+        <w:t>Pulsa 'Resumen PDF'.</w:t>
+      </w:r>
+    </w:p>
+    <w:p>
+      <w:pPr>
+        <w:ind w:left="720"/>
+      </w:pPr>
+      <w:r>
+        <w:rPr>
+          <w:b/>
+          <w:color w:val="0A7D33"/>
+          <w:sz w:val="18"/>
+        </w:rPr>
+        <w:t xml:space="preserve">→ Resultado esperado: </w:t>
+      </w:r>
+      <w:r>
+        <w:rPr>
+          <w:color w:val="666666"/>
+          <w:sz w:val="18"/>
+        </w:rPr>
+        <w:t>Se genera el PDF de la valorización con el logo de AZUR.</w:t>
       </w:r>
     </w:p>
     <w:p>
